--- a/Documents/331.03.Lab.docx
+++ b/Documents/331.03.Lab.docx
@@ -1,6 +1,6 @@
 
 <file path=word/document.xml><?xml version="1.0" encoding="utf-8"?>
-<w:document xmlns:wpc="http://schemas.microsoft.com/office/word/2010/wordprocessingCanvas" xmlns:cx="http://schemas.microsoft.com/office/drawing/2014/chartex" xmlns:cx1="http://schemas.microsoft.com/office/drawing/2015/9/8/chartex" xmlns:cx2="http://schemas.microsoft.com/office/drawing/2015/10/21/chartex" xmlns:cx3="http://schemas.microsoft.com/office/drawing/2016/5/9/chartex" xmlns:cx4="http://schemas.microsoft.com/office/drawing/2016/5/10/chartex" xmlns:cx5="http://schemas.microsoft.com/office/drawing/2016/5/11/chartex" xmlns:cx6="http://schemas.microsoft.com/office/drawing/2016/5/12/chartex" xmlns:cx7="http://schemas.microsoft.com/office/drawing/2016/5/13/chartex" xmlns:cx8="http://schemas.microsoft.com/office/drawing/2016/5/14/chartex" xmlns:mc="http://schemas.openxmlformats.org/markup-compatibility/2006" xmlns:aink="http://schemas.microsoft.com/office/drawing/2016/ink" xmlns:am3d="http://schemas.microsoft.com/office/drawing/2017/model3d" xmlns:o="urn:schemas-microsoft-com:office:office" xmlns:r="http://schemas.openxmlformats.org/officeDocument/2006/relationships" xmlns:m="http://schemas.openxmlformats.org/officeDocument/2006/math" xmlns:v="urn:schemas-microsoft-com:vml" xmlns:wp14="http://schemas.microsoft.com/office/word/2010/wordprocessingDrawing" xmlns:wp="http://schemas.openxmlformats.org/drawingml/2006/wordprocessingDrawing" xmlns:w10="urn:schemas-microsoft-com:office:word" xmlns:w="http://schemas.openxmlformats.org/wordprocessingml/2006/main" xmlns:w14="http://schemas.microsoft.com/office/word/2010/wordml" xmlns:w15="http://schemas.microsoft.com/office/word/2012/wordml" xmlns:w16cex="http://schemas.microsoft.com/office/word/2018/wordml/cex" xmlns:w16cid="http://schemas.microsoft.com/office/word/2016/wordml/cid" xmlns:w16="http://schemas.microsoft.com/office/word/2018/wordml" xmlns:w16sdtdh="http://schemas.microsoft.com/office/word/2020/wordml/sdtdatahash" xmlns:w16se="http://schemas.microsoft.com/office/word/2015/wordml/symex" xmlns:wpg="http://schemas.microsoft.com/office/word/2010/wordprocessingGroup" xmlns:wpi="http://schemas.microsoft.com/office/word/2010/wordprocessingInk" xmlns:wne="http://schemas.microsoft.com/office/word/2006/wordml" xmlns:wps="http://schemas.microsoft.com/office/word/2010/wordprocessingShape" mc:Ignorable="w14 w15 w16se w16cid w16 w16cex w16sdtdh wp14">
+<w:document xmlns:wpc="http://schemas.microsoft.com/office/word/2010/wordprocessingCanvas" xmlns:cx="http://schemas.microsoft.com/office/drawing/2014/chartex" xmlns:cx1="http://schemas.microsoft.com/office/drawing/2015/9/8/chartex" xmlns:cx2="http://schemas.microsoft.com/office/drawing/2015/10/21/chartex" xmlns:cx3="http://schemas.microsoft.com/office/drawing/2016/5/9/chartex" xmlns:cx4="http://schemas.microsoft.com/office/drawing/2016/5/10/chartex" xmlns:cx5="http://schemas.microsoft.com/office/drawing/2016/5/11/chartex" xmlns:cx6="http://schemas.microsoft.com/office/drawing/2016/5/12/chartex" xmlns:cx7="http://schemas.microsoft.com/office/drawing/2016/5/13/chartex" xmlns:cx8="http://schemas.microsoft.com/office/drawing/2016/5/14/chartex" xmlns:mc="http://schemas.openxmlformats.org/markup-compatibility/2006" xmlns:aink="http://schemas.microsoft.com/office/drawing/2016/ink" xmlns:am3d="http://schemas.microsoft.com/office/drawing/2017/model3d" xmlns:o="urn:schemas-microsoft-com:office:office" xmlns:r="http://schemas.openxmlformats.org/officeDocument/2006/relationships" xmlns:m="http://schemas.openxmlformats.org/officeDocument/2006/math" xmlns:v="urn:schemas-microsoft-com:vml" xmlns:wp14="http://schemas.microsoft.com/office/word/2010/wordprocessingDrawing" xmlns:wp="http://schemas.openxmlformats.org/drawingml/2006/wordprocessingDrawing" xmlns:w10="urn:schemas-microsoft-com:office:word" xmlns:w="http://schemas.openxmlformats.org/wordprocessingml/2006/main" xmlns:w14="http://schemas.microsoft.com/office/word/2010/wordml" xmlns:w15="http://schemas.microsoft.com/office/word/2012/wordml" xmlns:w16cex="http://schemas.microsoft.com/office/word/2018/wordml/cex" xmlns:w16cid="http://schemas.microsoft.com/office/word/2016/wordml/cid" xmlns:w16="http://schemas.microsoft.com/office/word/2018/wordml" xmlns:w16sdtdh="http://schemas.microsoft.com/office/word/2020/wordml/sdtdatahash" xmlns:w16se="http://schemas.microsoft.com/office/word/2015/wordml/symex" xmlns:wpg="http://schemas.microsoft.com/office/word/2010/wordprocessingGroup" xmlns:wpi="http://schemas.microsoft.com/office/word/2010/wordprocessingInk" xmlns:wne="http://schemas.microsoft.com/office/word/2006/wordml" xmlns:wps="http://schemas.microsoft.com/office/word/2010/wordprocessingShape" xmlns:a="http://schemas.openxmlformats.org/drawingml/2006/main" xmlns:pic="http://schemas.openxmlformats.org/drawingml/2006/picture" xmlns:a14="http://schemas.microsoft.com/office/drawing/2010/main" mc:Ignorable="w14 w15 w16se w16cid w16 w16cex w16sdtdh wp14">
   <w:body>
     <w:tbl>
       <w:tblPr>
@@ -17,7 +17,7 @@
           <w:tcPr>
             <w:tcW w:w="747" w:type="pct"/>
             <w:tcBorders>
-              <w:right w:val="single" w:sz="4" w:space="0" w:color="7F7F7F" w:themeColor="text1" w:themeTint="80"/>
+              <w:right w:val="single" w:color="7F7F7F" w:themeColor="text1" w:themeTint="80" w:sz="4" w:space="0"/>
             </w:tcBorders>
             <w:vAlign w:val="center"/>
           </w:tcPr>
@@ -71,7 +71,7 @@
           <w:tcPr>
             <w:tcW w:w="4253" w:type="pct"/>
             <w:tcBorders>
-              <w:left w:val="single" w:sz="4" w:space="0" w:color="7F7F7F" w:themeColor="text1" w:themeTint="80"/>
+              <w:left w:val="single" w:color="7F7F7F" w:themeColor="text1" w:themeTint="80" w:sz="4" w:space="0"/>
             </w:tcBorders>
             <w:vAlign w:val="center"/>
           </w:tcPr>
@@ -127,20 +127,100 @@
         <w:pStyle w:val="Heading1"/>
       </w:pPr>
       <w:r>
+        <w:rPr/>
         <w:t>Strategy</w:t>
       </w:r>
     </w:p>
     <w:p>
       <w:r>
-        <w:t xml:space="preserve">&lt;In a few sentences, describe </w:t>
-      </w:r>
-      <w:r>
-        <w:t>where in the codebase the pattern will be applied.&gt;</w:t>
-      </w:r>
-    </w:p>
-    <w:p>
-      <w:r>
-        <w:t>&lt;In a few sentences, describe how the design pattern will be implemented&gt;</w:t>
+        <w:rPr/>
+        <w:t xml:space="preserve">The pattern will be applied to the </w:t>
+      </w:r>
+      <w:r>
+        <w:rPr/>
+        <w:t>output(</w:t>
+      </w:r>
+      <w:r>
+        <w:rPr/>
+        <w:t xml:space="preserve">) method in </w:t>
+      </w:r>
+      <w:r>
+        <w:rPr/>
+        <w:t>bullet.h</w:t>
+      </w:r>
+      <w:r>
+        <w:rPr/>
+        <w:t xml:space="preserve"> and bullet.cpp. Currently, each bullet subclass (Pellet, Bomb, Shrapnel, Missile) has its drawing logic hardcoded directly inside its own </w:t>
+      </w:r>
+      <w:r>
+        <w:rPr/>
+        <w:t>output(</w:t>
+      </w:r>
+      <w:r>
+        <w:rPr/>
+        <w:t>) method.</w:t>
+      </w:r>
+    </w:p>
+    <w:p>
+      <w:r>
+        <w:rPr/>
+        <w:t xml:space="preserve">Bullet will hold one instance of a Draw strategy object. When </w:t>
+      </w:r>
+      <w:r>
+        <w:rPr/>
+        <w:t>output(</w:t>
+      </w:r>
+      <w:r>
+        <w:rPr/>
+        <w:t>) is called, Bullet delegates to d</w:t>
+      </w:r>
+      <w:r>
+        <w:rPr/>
+        <w:t>-</w:t>
+      </w:r>
+      <w:r>
+        <w:rPr/>
+        <w:t xml:space="preserve">draw(this) instead of drawing itself. The Draw class defines a pure virtual </w:t>
+      </w:r>
+      <w:r>
+        <w:rPr/>
+        <w:t>draw(</w:t>
+      </w:r>
+      <w:r>
+        <w:rPr/>
+        <w:t>) and a factory method that instantiates the correct concrete strategy (</w:t>
+      </w:r>
+      <w:r>
+        <w:rPr/>
+        <w:t>DrawPellet</w:t>
+      </w:r>
+      <w:r>
+        <w:rPr/>
+        <w:t xml:space="preserve">, </w:t>
+      </w:r>
+      <w:r>
+        <w:rPr/>
+        <w:t>DrawBomb</w:t>
+      </w:r>
+      <w:r>
+        <w:rPr/>
+        <w:t xml:space="preserve">, </w:t>
+      </w:r>
+      <w:r>
+        <w:rPr/>
+        <w:t>DrawShrapnel</w:t>
+      </w:r>
+      <w:r>
+        <w:rPr/>
+        <w:t xml:space="preserve">, </w:t>
+      </w:r>
+      <w:r>
+        <w:rPr/>
+        <w:t>DrawMissile</w:t>
+      </w:r>
+      <w:r>
+        <w:rPr/>
+        <w:t>) based on the bullet type passed in.</w:t>
       </w:r>
     </w:p>
     <w:p>
@@ -148,15 +228,530 @@
         <w:pStyle w:val="Heading2"/>
       </w:pPr>
       <w:r>
+        <w:rPr/>
         <w:t>Before</w:t>
       </w:r>
     </w:p>
     <w:p>
-      <w:r>
-        <w:t>&lt;Using appropriate design tools</w:t>
-      </w:r>
-      <w:r>
-        <w:t>, show how the codebase is currently organized. Do not represent the entire codebase, just the part which will be impacted by the application of the design pattern&gt;</w:t>
+      <w:pPr>
+        <w:rPr>
+          <w:b w:val="1"/>
+          <w:bCs w:val="1"/>
+          <w:u w:val="single"/>
+        </w:rPr>
+      </w:pPr>
+      <w:r>
+        <w:rPr>
+          <w:b w:val="1"/>
+          <w:bCs w:val="1"/>
+          <w:u w:val="single"/>
+        </w:rPr>
+        <w:t>UML Class Diagram</w:t>
+      </w:r>
+    </w:p>
+    <w:p>
+      <w:pPr>
+        <w:pStyle w:val="Normal"/>
+        <w:bidi w:val="0"/>
+        <w:spacing w:before="0" w:beforeAutospacing="off" w:after="120" w:afterAutospacing="off" w:line="259" w:lineRule="auto"/>
+        <w:ind w:left="0" w:right="0"/>
+        <w:jc w:val="left"/>
+      </w:pPr>
+      <w:r>
+        <w:drawing>
+          <wp:inline wp14:editId="69AA5671" wp14:anchorId="4BAF985B">
+            <wp:extent cx="6000750" cy="1990725"/>
+            <wp:effectExtent l="0" t="0" r="0" b="0"/>
+            <wp:docPr id="51489948" name="drawing"/>
+            <wp:cNvGraphicFramePr>
+              <a:graphicFrameLocks noChangeAspect="1"/>
+            </wp:cNvGraphicFramePr>
+            <a:graphic>
+              <a:graphicData xmlns:a="http://schemas.openxmlformats.org/drawingml/2006/main" uri="http://schemas.openxmlformats.org/drawingml/2006/picture">
+                <pic:pic xmlns:pic="http://schemas.openxmlformats.org/drawingml/2006/picture">
+                  <pic:nvPicPr>
+                    <pic:cNvPr id="51489948" name="Picture 51489948"/>
+                    <pic:cNvPicPr/>
+                  </pic:nvPicPr>
+                  <pic:blipFill>
+                    <a:blip xmlns:r="http://schemas.openxmlformats.org/officeDocument/2006/relationships" r:embed="rId1807946483">
+                      <a:extLst>
+                        <a:ext uri="{28A0092B-C50C-407E-A947-70E740481C1C}">
+                          <a14:useLocalDpi xmlns:a14="http://schemas.microsoft.com/office/drawing/2010/main"/>
+                        </a:ext>
+                      </a:extLst>
+                    </a:blip>
+                    <a:stretch>
+                      <a:fillRect/>
+                    </a:stretch>
+                  </pic:blipFill>
+                  <pic:spPr>
+                    <a:xfrm>
+                      <a:off x="0" y="0"/>
+                      <a:ext cx="6000750" cy="1990725"/>
+                    </a:xfrm>
+                    <a:prstGeom prst="rect">
+                      <a:avLst/>
+                    </a:prstGeom>
+                  </pic:spPr>
+                </pic:pic>
+              </a:graphicData>
+            </a:graphic>
+          </wp:inline>
+        </w:drawing>
+      </w:r>
+    </w:p>
+    <w:p>
+      <w:pPr>
+        <w:rPr>
+          <w:b w:val="1"/>
+          <w:bCs w:val="1"/>
+          <w:noProof/>
+          <w:u w:val="single"/>
+          <w:lang w:val="en-US"/>
+        </w:rPr>
+      </w:pPr>
+      <w:r>
+        <w:rPr>
+          <w:b w:val="1"/>
+          <w:bCs w:val="1"/>
+          <w:noProof/>
+          <w:u w:val="single"/>
+          <w:lang w:val="en-US"/>
+        </w:rPr>
+        <w:t>Psuedocode</w:t>
+      </w:r>
+    </w:p>
+    <w:p>
+      <w:pPr>
+        <w:pStyle w:val="Normal"/>
+        <w:bidi w:val="0"/>
+        <w:spacing w:before="0" w:beforeAutospacing="off" w:after="0" w:afterAutospacing="off" w:line="259" w:lineRule="auto"/>
+        <w:ind w:left="0" w:right="0"/>
+        <w:jc w:val="left"/>
+        <w:rPr>
+          <w:rFonts w:ascii="Consolas" w:hAnsi="Consolas" w:eastAsia="Consolas" w:cs="Consolas"/>
+        </w:rPr>
+      </w:pPr>
+      <w:r>
+        <w:rPr>
+          <w:rFonts w:ascii="Consolas" w:hAnsi="Consolas" w:eastAsia="Consolas" w:cs="Consolas"/>
+        </w:rPr>
+        <w:t>Bullet:output()</w:t>
+      </w:r>
+    </w:p>
+    <w:p>
+      <w:pPr>
+        <w:pStyle w:val="Normal"/>
+        <w:bidi w:val="0"/>
+        <w:spacing w:before="0" w:beforeAutospacing="off" w:after="0" w:afterAutospacing="off" w:line="259" w:lineRule="auto"/>
+        <w:ind w:left="0" w:right="0"/>
+        <w:jc w:val="left"/>
+        <w:rPr>
+          <w:rFonts w:ascii="Consolas" w:hAnsi="Consolas" w:eastAsia="Consolas" w:cs="Consolas"/>
+        </w:rPr>
+      </w:pPr>
+      <w:r>
+        <w:rPr>
+          <w:rFonts w:ascii="Consolas" w:hAnsi="Consolas" w:eastAsia="Consolas" w:cs="Consolas"/>
+        </w:rPr>
+        <w:t xml:space="preserve">   ABSTRACT — must be overridden by subclass</w:t>
+      </w:r>
+    </w:p>
+    <w:p>
+      <w:pPr>
+        <w:pStyle w:val="Normal"/>
+        <w:bidi w:val="0"/>
+        <w:spacing w:before="0" w:beforeAutospacing="off" w:after="0" w:afterAutospacing="off" w:line="259" w:lineRule="auto"/>
+        <w:ind w:left="0" w:right="0"/>
+        <w:jc w:val="left"/>
+        <w:rPr>
+          <w:rFonts w:ascii="Consolas" w:hAnsi="Consolas" w:eastAsia="Consolas" w:cs="Consolas"/>
+        </w:rPr>
+      </w:pPr>
+      <w:r>
+        <w:rPr>
+          <w:rFonts w:ascii="Consolas" w:hAnsi="Consolas" w:eastAsia="Consolas" w:cs="Consolas"/>
+        </w:rPr>
+        <w:t xml:space="preserve"> </w:t>
+      </w:r>
+    </w:p>
+    <w:p>
+      <w:pPr>
+        <w:pStyle w:val="Normal"/>
+        <w:bidi w:val="0"/>
+        <w:spacing w:before="0" w:beforeAutospacing="off" w:after="0" w:afterAutospacing="off" w:line="259" w:lineRule="auto"/>
+        <w:ind w:left="0" w:right="0"/>
+        <w:jc w:val="left"/>
+        <w:rPr>
+          <w:rFonts w:ascii="Consolas" w:hAnsi="Consolas" w:eastAsia="Consolas" w:cs="Consolas"/>
+        </w:rPr>
+      </w:pPr>
+      <w:r>
+        <w:rPr>
+          <w:rFonts w:ascii="Consolas" w:hAnsi="Consolas" w:eastAsia="Consolas" w:cs="Consolas"/>
+        </w:rPr>
+        <w:t>Pellet:output()</w:t>
+      </w:r>
+    </w:p>
+    <w:p>
+      <w:pPr>
+        <w:pStyle w:val="Normal"/>
+        <w:bidi w:val="0"/>
+        <w:spacing w:before="0" w:beforeAutospacing="off" w:after="0" w:afterAutospacing="off" w:line="259" w:lineRule="auto"/>
+        <w:ind w:left="0" w:right="0"/>
+        <w:jc w:val="left"/>
+        <w:rPr>
+          <w:rFonts w:ascii="Consolas" w:hAnsi="Consolas" w:eastAsia="Consolas" w:cs="Consolas"/>
+        </w:rPr>
+      </w:pPr>
+      <w:r>
+        <w:rPr>
+          <w:rFonts w:ascii="Consolas" w:hAnsi="Consolas" w:eastAsia="Consolas" w:cs="Consolas"/>
+        </w:rPr>
+        <w:t xml:space="preserve">   IF NOT isDead()</w:t>
+      </w:r>
+    </w:p>
+    <w:p>
+      <w:pPr>
+        <w:pStyle w:val="Normal"/>
+        <w:bidi w:val="0"/>
+        <w:spacing w:before="0" w:beforeAutospacing="off" w:after="0" w:afterAutospacing="off" w:line="259" w:lineRule="auto"/>
+        <w:ind w:left="0" w:right="0"/>
+        <w:jc w:val="left"/>
+        <w:rPr>
+          <w:rFonts w:ascii="Consolas" w:hAnsi="Consolas" w:eastAsia="Consolas" w:cs="Consolas"/>
+        </w:rPr>
+      </w:pPr>
+      <w:r>
+        <w:rPr>
+          <w:rFonts w:ascii="Consolas" w:hAnsi="Consolas" w:eastAsia="Consolas" w:cs="Consolas"/>
+        </w:rPr>
+        <w:t xml:space="preserve">      drawDot(pt, 3.0, 1.0, 1.0, 0.0)</w:t>
+      </w:r>
+    </w:p>
+    <w:p>
+      <w:pPr>
+        <w:pStyle w:val="Normal"/>
+        <w:bidi w:val="0"/>
+        <w:spacing w:before="0" w:beforeAutospacing="off" w:after="0" w:afterAutospacing="off" w:line="259" w:lineRule="auto"/>
+        <w:ind w:left="0" w:right="0"/>
+        <w:jc w:val="left"/>
+        <w:rPr>
+          <w:rFonts w:ascii="Consolas" w:hAnsi="Consolas" w:eastAsia="Consolas" w:cs="Consolas"/>
+        </w:rPr>
+      </w:pPr>
+      <w:r>
+        <w:rPr>
+          <w:rFonts w:ascii="Consolas" w:hAnsi="Consolas" w:eastAsia="Consolas" w:cs="Consolas"/>
+        </w:rPr>
+        <w:t xml:space="preserve"> </w:t>
+      </w:r>
+    </w:p>
+    <w:p>
+      <w:pPr>
+        <w:pStyle w:val="Normal"/>
+        <w:bidi w:val="0"/>
+        <w:spacing w:before="0" w:beforeAutospacing="off" w:after="0" w:afterAutospacing="off" w:line="259" w:lineRule="auto"/>
+        <w:ind w:left="0" w:right="0"/>
+        <w:jc w:val="left"/>
+        <w:rPr>
+          <w:rFonts w:ascii="Consolas" w:hAnsi="Consolas" w:eastAsia="Consolas" w:cs="Consolas"/>
+        </w:rPr>
+      </w:pPr>
+      <w:r>
+        <w:rPr>
+          <w:rFonts w:ascii="Consolas" w:hAnsi="Consolas" w:eastAsia="Consolas" w:cs="Consolas"/>
+        </w:rPr>
+        <w:t>Bomb:output()</w:t>
+      </w:r>
+    </w:p>
+    <w:p>
+      <w:pPr>
+        <w:pStyle w:val="Normal"/>
+        <w:bidi w:val="0"/>
+        <w:spacing w:before="0" w:beforeAutospacing="off" w:after="0" w:afterAutospacing="off" w:line="259" w:lineRule="auto"/>
+        <w:ind w:left="0" w:right="0"/>
+        <w:jc w:val="left"/>
+        <w:rPr>
+          <w:rFonts w:ascii="Consolas" w:hAnsi="Consolas" w:eastAsia="Consolas" w:cs="Consolas"/>
+        </w:rPr>
+      </w:pPr>
+      <w:r>
+        <w:rPr>
+          <w:rFonts w:ascii="Consolas" w:hAnsi="Consolas" w:eastAsia="Consolas" w:cs="Consolas"/>
+        </w:rPr>
+        <w:t xml:space="preserve">   IF NOT isDead()</w:t>
+      </w:r>
+    </w:p>
+    <w:p>
+      <w:pPr>
+        <w:pStyle w:val="Normal"/>
+        <w:bidi w:val="0"/>
+        <w:spacing w:before="0" w:beforeAutospacing="off" w:after="0" w:afterAutospacing="off" w:line="259" w:lineRule="auto"/>
+        <w:ind w:left="0" w:right="0"/>
+        <w:jc w:val="left"/>
+        <w:rPr>
+          <w:rFonts w:ascii="Consolas" w:hAnsi="Consolas" w:eastAsia="Consolas" w:cs="Consolas"/>
+        </w:rPr>
+      </w:pPr>
+      <w:r>
+        <w:rPr>
+          <w:rFonts w:ascii="Consolas" w:hAnsi="Consolas" w:eastAsia="Consolas" w:cs="Consolas"/>
+        </w:rPr>
+        <w:t xml:space="preserve">      drawDot(pt, radius + 2.0, 0.50, 0.50, 0.00)</w:t>
+      </w:r>
+    </w:p>
+    <w:p>
+      <w:pPr>
+        <w:pStyle w:val="Normal"/>
+        <w:bidi w:val="0"/>
+        <w:spacing w:before="0" w:beforeAutospacing="off" w:after="0" w:afterAutospacing="off" w:line="259" w:lineRule="auto"/>
+        <w:ind w:left="0" w:right="0"/>
+        <w:jc w:val="left"/>
+        <w:rPr>
+          <w:rFonts w:ascii="Consolas" w:hAnsi="Consolas" w:eastAsia="Consolas" w:cs="Consolas"/>
+        </w:rPr>
+      </w:pPr>
+      <w:r>
+        <w:rPr>
+          <w:rFonts w:ascii="Consolas" w:hAnsi="Consolas" w:eastAsia="Consolas" w:cs="Consolas"/>
+        </w:rPr>
+        <w:t xml:space="preserve">      drawDot(pt, radius + 1.0, 0.75, 0.75, 0.00)</w:t>
+      </w:r>
+    </w:p>
+    <w:p>
+      <w:pPr>
+        <w:pStyle w:val="Normal"/>
+        <w:bidi w:val="0"/>
+        <w:spacing w:before="0" w:beforeAutospacing="off" w:after="0" w:afterAutospacing="off" w:line="259" w:lineRule="auto"/>
+        <w:ind w:left="0" w:right="0"/>
+        <w:jc w:val="left"/>
+        <w:rPr>
+          <w:rFonts w:ascii="Consolas" w:hAnsi="Consolas" w:eastAsia="Consolas" w:cs="Consolas"/>
+        </w:rPr>
+      </w:pPr>
+      <w:r>
+        <w:rPr>
+          <w:rFonts w:ascii="Consolas" w:hAnsi="Consolas" w:eastAsia="Consolas" w:cs="Consolas"/>
+        </w:rPr>
+        <w:t xml:space="preserve">      drawDot(pt, radius + 0.0, 0.87, 0.87, 0.00)</w:t>
+      </w:r>
+    </w:p>
+    <w:p>
+      <w:pPr>
+        <w:pStyle w:val="Normal"/>
+        <w:bidi w:val="0"/>
+        <w:spacing w:before="0" w:beforeAutospacing="off" w:after="0" w:afterAutospacing="off" w:line="259" w:lineRule="auto"/>
+        <w:ind w:left="0" w:right="0"/>
+        <w:jc w:val="left"/>
+        <w:rPr>
+          <w:rFonts w:ascii="Consolas" w:hAnsi="Consolas" w:eastAsia="Consolas" w:cs="Consolas"/>
+        </w:rPr>
+      </w:pPr>
+      <w:r>
+        <w:rPr>
+          <w:rFonts w:ascii="Consolas" w:hAnsi="Consolas" w:eastAsia="Consolas" w:cs="Consolas"/>
+        </w:rPr>
+        <w:t xml:space="preserve">      drawDot(pt, radius - 1.0, 1.00, 1.00, 0.00)</w:t>
+      </w:r>
+    </w:p>
+    <w:p>
+      <w:pPr>
+        <w:pStyle w:val="Normal"/>
+        <w:bidi w:val="0"/>
+        <w:spacing w:before="0" w:beforeAutospacing="off" w:after="0" w:afterAutospacing="off" w:line="259" w:lineRule="auto"/>
+        <w:ind w:left="0" w:right="0"/>
+        <w:jc w:val="left"/>
+        <w:rPr>
+          <w:rFonts w:ascii="Consolas" w:hAnsi="Consolas" w:eastAsia="Consolas" w:cs="Consolas"/>
+        </w:rPr>
+      </w:pPr>
+      <w:r>
+        <w:rPr>
+          <w:rFonts w:ascii="Consolas" w:hAnsi="Consolas" w:eastAsia="Consolas" w:cs="Consolas"/>
+        </w:rPr>
+        <w:t xml:space="preserve"> </w:t>
+      </w:r>
+    </w:p>
+    <w:p>
+      <w:pPr>
+        <w:pStyle w:val="Normal"/>
+        <w:bidi w:val="0"/>
+        <w:spacing w:before="0" w:beforeAutospacing="off" w:after="0" w:afterAutospacing="off" w:line="259" w:lineRule="auto"/>
+        <w:ind w:left="0" w:right="0"/>
+        <w:jc w:val="left"/>
+        <w:rPr>
+          <w:rFonts w:ascii="Consolas" w:hAnsi="Consolas" w:eastAsia="Consolas" w:cs="Consolas"/>
+        </w:rPr>
+      </w:pPr>
+      <w:r>
+        <w:rPr>
+          <w:rFonts w:ascii="Consolas" w:hAnsi="Consolas" w:eastAsia="Consolas" w:cs="Consolas"/>
+        </w:rPr>
+        <w:t>Shrapnel:output()</w:t>
+      </w:r>
+    </w:p>
+    <w:p>
+      <w:pPr>
+        <w:pStyle w:val="Normal"/>
+        <w:bidi w:val="0"/>
+        <w:spacing w:before="0" w:beforeAutospacing="off" w:after="0" w:afterAutospacing="off" w:line="259" w:lineRule="auto"/>
+        <w:ind w:left="0" w:right="0"/>
+        <w:jc w:val="left"/>
+        <w:rPr>
+          <w:rFonts w:ascii="Consolas" w:hAnsi="Consolas" w:eastAsia="Consolas" w:cs="Consolas"/>
+        </w:rPr>
+      </w:pPr>
+      <w:r>
+        <w:rPr>
+          <w:rFonts w:ascii="Consolas" w:hAnsi="Consolas" w:eastAsia="Consolas" w:cs="Consolas"/>
+        </w:rPr>
+        <w:t xml:space="preserve">   IF NOT isDead()</w:t>
+      </w:r>
+    </w:p>
+    <w:p>
+      <w:pPr>
+        <w:pStyle w:val="Normal"/>
+        <w:bidi w:val="0"/>
+        <w:spacing w:before="0" w:beforeAutospacing="off" w:after="0" w:afterAutospacing="off" w:line="259" w:lineRule="auto"/>
+        <w:ind w:left="0" w:right="0"/>
+        <w:jc w:val="left"/>
+        <w:rPr>
+          <w:rFonts w:ascii="Consolas" w:hAnsi="Consolas" w:eastAsia="Consolas" w:cs="Consolas"/>
+        </w:rPr>
+      </w:pPr>
+      <w:r>
+        <w:rPr>
+          <w:rFonts w:ascii="Consolas" w:hAnsi="Consolas" w:eastAsia="Consolas" w:cs="Consolas"/>
+        </w:rPr>
+        <w:t xml:space="preserve">      drawDot(pt, radius, 1.0, 1.0, 0.0)</w:t>
+      </w:r>
+    </w:p>
+    <w:p>
+      <w:pPr>
+        <w:pStyle w:val="Normal"/>
+        <w:bidi w:val="0"/>
+        <w:spacing w:before="0" w:beforeAutospacing="off" w:after="0" w:afterAutospacing="off" w:line="259" w:lineRule="auto"/>
+        <w:ind w:left="0" w:right="0"/>
+        <w:jc w:val="left"/>
+        <w:rPr>
+          <w:rFonts w:ascii="Consolas" w:hAnsi="Consolas" w:eastAsia="Consolas" w:cs="Consolas"/>
+        </w:rPr>
+      </w:pPr>
+      <w:r>
+        <w:rPr>
+          <w:rFonts w:ascii="Consolas" w:hAnsi="Consolas" w:eastAsia="Consolas" w:cs="Consolas"/>
+        </w:rPr>
+        <w:t xml:space="preserve"> </w:t>
+      </w:r>
+    </w:p>
+    <w:p>
+      <w:pPr>
+        <w:pStyle w:val="Normal"/>
+        <w:bidi w:val="0"/>
+        <w:spacing w:before="0" w:beforeAutospacing="off" w:after="0" w:afterAutospacing="off" w:line="259" w:lineRule="auto"/>
+        <w:ind w:left="0" w:right="0"/>
+        <w:jc w:val="left"/>
+        <w:rPr>
+          <w:rFonts w:ascii="Consolas" w:hAnsi="Consolas" w:eastAsia="Consolas" w:cs="Consolas"/>
+        </w:rPr>
+      </w:pPr>
+      <w:r>
+        <w:rPr>
+          <w:rFonts w:ascii="Consolas" w:hAnsi="Consolas" w:eastAsia="Consolas" w:cs="Consolas"/>
+        </w:rPr>
+        <w:t>Missile:output()</w:t>
+      </w:r>
+    </w:p>
+    <w:p>
+      <w:pPr>
+        <w:pStyle w:val="Normal"/>
+        <w:bidi w:val="0"/>
+        <w:spacing w:before="0" w:beforeAutospacing="off" w:after="0" w:afterAutospacing="off" w:line="259" w:lineRule="auto"/>
+        <w:ind w:left="0" w:right="0"/>
+        <w:jc w:val="left"/>
+        <w:rPr>
+          <w:rFonts w:ascii="Consolas" w:hAnsi="Consolas" w:eastAsia="Consolas" w:cs="Consolas"/>
+        </w:rPr>
+      </w:pPr>
+      <w:r>
+        <w:rPr>
+          <w:rFonts w:ascii="Consolas" w:hAnsi="Consolas" w:eastAsia="Consolas" w:cs="Consolas"/>
+        </w:rPr>
+        <w:t xml:space="preserve">   IF NOT isDead()</w:t>
+      </w:r>
+    </w:p>
+    <w:p>
+      <w:pPr>
+        <w:pStyle w:val="Normal"/>
+        <w:bidi w:val="0"/>
+        <w:spacing w:before="0" w:beforeAutospacing="off" w:after="0" w:afterAutospacing="off" w:line="259" w:lineRule="auto"/>
+        <w:ind w:left="0" w:right="0"/>
+        <w:jc w:val="left"/>
+        <w:rPr>
+          <w:rFonts w:ascii="Consolas" w:hAnsi="Consolas" w:eastAsia="Consolas" w:cs="Consolas"/>
+        </w:rPr>
+      </w:pPr>
+      <w:r>
+        <w:rPr>
+          <w:rFonts w:ascii="Consolas" w:hAnsi="Consolas" w:eastAsia="Consolas" w:cs="Consolas"/>
+        </w:rPr>
+        <w:t xml:space="preserve">      Position ptNext(pt)</w:t>
+      </w:r>
+    </w:p>
+    <w:p>
+      <w:pPr>
+        <w:pStyle w:val="Normal"/>
+        <w:bidi w:val="0"/>
+        <w:spacing w:before="0" w:beforeAutospacing="off" w:after="0" w:afterAutospacing="off" w:line="259" w:lineRule="auto"/>
+        <w:ind w:left="0" w:right="0"/>
+        <w:jc w:val="left"/>
+        <w:rPr>
+          <w:rFonts w:ascii="Consolas" w:hAnsi="Consolas" w:eastAsia="Consolas" w:cs="Consolas"/>
+        </w:rPr>
+      </w:pPr>
+      <w:r>
+        <w:rPr>
+          <w:rFonts w:ascii="Consolas" w:hAnsi="Consolas" w:eastAsia="Consolas" w:cs="Consolas"/>
+        </w:rPr>
+        <w:t xml:space="preserve">      ptNext.add(v)</w:t>
+      </w:r>
+    </w:p>
+    <w:p>
+      <w:pPr>
+        <w:pStyle w:val="Normal"/>
+        <w:bidi w:val="0"/>
+        <w:spacing w:before="0" w:beforeAutospacing="off" w:after="0" w:afterAutospacing="off" w:line="259" w:lineRule="auto"/>
+        <w:ind w:left="0" w:right="0"/>
+        <w:jc w:val="left"/>
+        <w:rPr>
+          <w:rFonts w:ascii="Consolas" w:hAnsi="Consolas" w:eastAsia="Consolas" w:cs="Consolas"/>
+        </w:rPr>
+      </w:pPr>
+      <w:r>
+        <w:rPr>
+          <w:rFonts w:ascii="Consolas" w:hAnsi="Consolas" w:eastAsia="Consolas" w:cs="Consolas"/>
+        </w:rPr>
+        <w:t xml:space="preserve">      drawLine(pt, ptNext, 1.0, 1.0, 0.0)</w:t>
+      </w:r>
+    </w:p>
+    <w:p>
+      <w:pPr>
+        <w:pStyle w:val="Normal"/>
+        <w:bidi w:val="0"/>
+        <w:spacing w:before="0" w:beforeAutospacing="off" w:after="0" w:afterAutospacing="off" w:line="259" w:lineRule="auto"/>
+        <w:ind w:left="0" w:right="0"/>
+        <w:jc w:val="left"/>
+        <w:rPr>
+          <w:rFonts w:ascii="Consolas" w:hAnsi="Consolas" w:eastAsia="Consolas" w:cs="Consolas"/>
+        </w:rPr>
+      </w:pPr>
+      <w:r>
+        <w:rPr>
+          <w:rFonts w:ascii="Consolas" w:hAnsi="Consolas" w:eastAsia="Consolas" w:cs="Consolas"/>
+        </w:rPr>
+        <w:t xml:space="preserve">      drawDot(pt, 3.0, 1.0, 1.0, 1.0)</w:t>
       </w:r>
     </w:p>
     <w:p>
@@ -164,31 +759,1092 @@
         <w:pStyle w:val="Heading2"/>
       </w:pPr>
       <w:r>
+        <w:rPr/>
         <w:t>After</w:t>
       </w:r>
     </w:p>
     <w:p>
-      <w:r>
-        <w:t>&lt;</w:t>
-      </w:r>
-      <w:r>
-        <w:t>Summarize the approach in a couple sentences</w:t>
-      </w:r>
-      <w:r>
-        <w:t>&gt;</w:t>
-      </w:r>
+      <w:pPr>
+        <w:pStyle w:val="Normal"/>
+        <w:suppressLineNumbers w:val="0"/>
+        <w:bidi w:val="0"/>
+        <w:spacing w:before="0" w:beforeAutospacing="off" w:after="120" w:afterAutospacing="off" w:line="259" w:lineRule="auto"/>
+        <w:ind w:left="0" w:right="0"/>
+        <w:jc w:val="left"/>
+      </w:pPr>
+      <w:r>
+        <w:rPr/>
+        <w:t xml:space="preserve">We will create an abstract strategy </w:t>
+      </w:r>
+      <w:r>
+        <w:rPr/>
+        <w:t>“Draw</w:t>
+      </w:r>
+      <w:r>
+        <w:rPr/>
+        <w:t xml:space="preserve">” and a separate strategy for each bullet </w:t>
+      </w:r>
+      <w:r>
+        <w:rPr/>
+        <w:t xml:space="preserve">draw/output </w:t>
+      </w:r>
+      <w:r>
+        <w:rPr/>
+        <w:t>(</w:t>
+      </w:r>
+      <w:r>
+        <w:rPr/>
+        <w:t>pellets,</w:t>
+      </w:r>
+      <w:r>
+        <w:rPr/>
+        <w:t xml:space="preserve"> bombs,</w:t>
+      </w:r>
+      <w:r>
+        <w:rPr/>
+        <w:t xml:space="preserve"> shrapnel,</w:t>
+      </w:r>
+      <w:r>
+        <w:rPr/>
+        <w:t xml:space="preserve"> missiles). Each of these strategies will define their own version of</w:t>
+      </w:r>
+      <w:r>
+        <w:rPr/>
+        <w:t xml:space="preserve"> a “</w:t>
+      </w:r>
+      <w:r>
+        <w:rPr/>
+        <w:t>draw</w:t>
+      </w:r>
+      <w:r>
+        <w:rPr/>
+        <w:t>”</w:t>
+      </w:r>
+      <w:r>
+        <w:rPr/>
+        <w:t xml:space="preserve"> function.</w:t>
+      </w:r>
+    </w:p>
+    <w:p>
+      <w:pPr>
+        <w:rPr>
+          <w:b w:val="1"/>
+          <w:bCs w:val="1"/>
+          <w:u w:val="single"/>
+        </w:rPr>
+      </w:pPr>
+      <w:r>
+        <w:rPr>
+          <w:b w:val="1"/>
+          <w:bCs w:val="1"/>
+          <w:u w:val="single"/>
+        </w:rPr>
+        <w:t xml:space="preserve">UML </w:t>
+      </w:r>
+      <w:r>
+        <w:rPr>
+          <w:b w:val="1"/>
+          <w:bCs w:val="1"/>
+          <w:u w:val="single"/>
+        </w:rPr>
+        <w:t>Class Diagram</w:t>
+      </w:r>
+    </w:p>
+    <w:p>
+      <w:r>
+        <w:drawing>
+          <wp:inline wp14:editId="3FF0E1E4" wp14:anchorId="2C3EC22A">
+            <wp:extent cx="6248400" cy="2657475"/>
+            <wp:effectExtent l="0" t="0" r="0" b="0"/>
+            <wp:docPr id="78784920" name="drawing"/>
+            <wp:cNvGraphicFramePr>
+              <a:graphicFrameLocks noChangeAspect="1"/>
+            </wp:cNvGraphicFramePr>
+            <a:graphic>
+              <a:graphicData xmlns:a="http://schemas.openxmlformats.org/drawingml/2006/main" uri="http://schemas.openxmlformats.org/drawingml/2006/picture">
+                <pic:pic xmlns:pic="http://schemas.openxmlformats.org/drawingml/2006/picture">
+                  <pic:nvPicPr>
+                    <pic:cNvPr id="78784920" name=""/>
+                    <pic:cNvPicPr/>
+                  </pic:nvPicPr>
+                  <pic:blipFill>
+                    <a:blip xmlns:r="http://schemas.openxmlformats.org/officeDocument/2006/relationships" r:embed="rId2016339317">
+                      <a:extLst>
+                        <a:ext xmlns:a="http://schemas.openxmlformats.org/drawingml/2006/main" uri="{28A0092B-C50C-407E-A947-70E740481C1C}">
+                          <a14:useLocalDpi xmlns:a14="http://schemas.microsoft.com/office/drawing/2010/main" val="0"/>
+                        </a:ext>
+                      </a:extLst>
+                    </a:blip>
+                    <a:stretch>
+                      <a:fillRect/>
+                    </a:stretch>
+                  </pic:blipFill>
+                  <pic:spPr>
+                    <a:xfrm>
+                      <a:off x="0" y="0"/>
+                      <a:ext cx="6248400" cy="2657475"/>
+                    </a:xfrm>
+                    <a:prstGeom prst="rect">
+                      <a:avLst/>
+                    </a:prstGeom>
+                  </pic:spPr>
+                </pic:pic>
+              </a:graphicData>
+            </a:graphic>
+          </wp:inline>
+        </w:drawing>
+      </w:r>
+    </w:p>
+    <w:p>
+      <w:pPr>
+        <w:rPr>
+          <w:b w:val="1"/>
+          <w:bCs w:val="1"/>
+          <w:noProof/>
+          <w:u w:val="single"/>
+          <w:lang w:val="en-US"/>
+        </w:rPr>
+      </w:pPr>
+      <w:r>
+        <w:rPr>
+          <w:b w:val="1"/>
+          <w:bCs w:val="1"/>
+          <w:noProof/>
+          <w:u w:val="single"/>
+          <w:lang w:val="en-US"/>
+        </w:rPr>
+        <w:t>Psuedocode</w:t>
+      </w:r>
+    </w:p>
+    <w:p>
+      <w:pPr>
+        <w:spacing w:after="0" w:afterAutospacing="off"/>
+        <w:rPr>
+          <w:rFonts w:ascii="Consolas" w:hAnsi="Consolas" w:eastAsia="Consolas" w:cs="Consolas"/>
+          <w:noProof/>
+          <w:lang w:val="en-US"/>
+        </w:rPr>
+      </w:pPr>
+      <w:r>
+        <w:rPr>
+          <w:rFonts w:ascii="Consolas" w:hAnsi="Consolas" w:eastAsia="Consolas" w:cs="Consolas"/>
+          <w:noProof/>
+          <w:lang w:val="en-US"/>
+        </w:rPr>
+        <w:t>Draw:factory</w:t>
+      </w:r>
+      <w:r>
+        <w:rPr>
+          <w:rFonts w:ascii="Consolas" w:hAnsi="Consolas" w:eastAsia="Consolas" w:cs="Consolas"/>
+          <w:noProof/>
+          <w:lang w:val="en-US"/>
+        </w:rPr>
+        <w:t>(</w:t>
+      </w:r>
+      <w:r>
+        <w:rPr>
+          <w:rFonts w:ascii="Consolas" w:hAnsi="Consolas" w:eastAsia="Consolas" w:cs="Consolas"/>
+          <w:noProof/>
+          <w:lang w:val="en-US"/>
+        </w:rPr>
+        <w:t>DrawType</w:t>
+      </w:r>
+      <w:r>
+        <w:rPr>
+          <w:rFonts w:ascii="Consolas" w:hAnsi="Consolas" w:eastAsia="Consolas" w:cs="Consolas"/>
+          <w:noProof/>
+          <w:lang w:val="en-US"/>
+        </w:rPr>
+        <w:t xml:space="preserve"> dt, Bullet * b)</w:t>
+      </w:r>
+    </w:p>
+    <w:p>
+      <w:pPr>
+        <w:spacing w:after="0" w:afterAutospacing="off"/>
+        <w:rPr>
+          <w:rFonts w:ascii="Consolas" w:hAnsi="Consolas" w:eastAsia="Consolas" w:cs="Consolas"/>
+          <w:noProof/>
+          <w:lang w:val="en-US"/>
+        </w:rPr>
+      </w:pPr>
+      <w:r>
+        <w:rPr>
+          <w:rFonts w:ascii="Consolas" w:hAnsi="Consolas" w:eastAsia="Consolas" w:cs="Consolas"/>
+          <w:noProof/>
+          <w:lang w:val="en-US"/>
+        </w:rPr>
+        <w:t xml:space="preserve">   SWITCH dt</w:t>
+      </w:r>
+    </w:p>
+    <w:p>
+      <w:pPr>
+        <w:spacing w:after="0" w:afterAutospacing="off"/>
+        <w:rPr>
+          <w:rFonts w:ascii="Consolas" w:hAnsi="Consolas" w:eastAsia="Consolas" w:cs="Consolas"/>
+          <w:noProof/>
+          <w:lang w:val="en-US"/>
+        </w:rPr>
+      </w:pPr>
+      <w:r>
+        <w:rPr>
+          <w:rFonts w:ascii="Consolas" w:hAnsi="Consolas" w:eastAsia="Consolas" w:cs="Consolas"/>
+          <w:noProof/>
+          <w:lang w:val="en-US"/>
+        </w:rPr>
+        <w:t xml:space="preserve">      CASE PELLET</w:t>
+      </w:r>
+    </w:p>
+    <w:p>
+      <w:pPr>
+        <w:spacing w:after="0" w:afterAutospacing="off"/>
+        <w:rPr>
+          <w:rFonts w:ascii="Consolas" w:hAnsi="Consolas" w:eastAsia="Consolas" w:cs="Consolas"/>
+          <w:noProof/>
+          <w:lang w:val="en-US"/>
+        </w:rPr>
+      </w:pPr>
+      <w:r>
+        <w:rPr>
+          <w:rFonts w:ascii="Consolas" w:hAnsi="Consolas" w:eastAsia="Consolas" w:cs="Consolas"/>
+          <w:noProof/>
+          <w:lang w:val="en-US"/>
+        </w:rPr>
+        <w:t xml:space="preserve">         RETURN new </w:t>
+      </w:r>
+      <w:r>
+        <w:rPr>
+          <w:rFonts w:ascii="Consolas" w:hAnsi="Consolas" w:eastAsia="Consolas" w:cs="Consolas"/>
+          <w:noProof/>
+          <w:lang w:val="en-US"/>
+        </w:rPr>
+        <w:t>DrawPellet</w:t>
+      </w:r>
+      <w:r>
+        <w:rPr>
+          <w:rFonts w:ascii="Consolas" w:hAnsi="Consolas" w:eastAsia="Consolas" w:cs="Consolas"/>
+          <w:noProof/>
+          <w:lang w:val="en-US"/>
+        </w:rPr>
+        <w:t>(b)</w:t>
+      </w:r>
+    </w:p>
+    <w:p>
+      <w:pPr>
+        <w:spacing w:after="0" w:afterAutospacing="off"/>
+        <w:rPr>
+          <w:rFonts w:ascii="Consolas" w:hAnsi="Consolas" w:eastAsia="Consolas" w:cs="Consolas"/>
+          <w:noProof/>
+          <w:lang w:val="en-US"/>
+        </w:rPr>
+      </w:pPr>
+      <w:r>
+        <w:rPr>
+          <w:rFonts w:ascii="Consolas" w:hAnsi="Consolas" w:eastAsia="Consolas" w:cs="Consolas"/>
+          <w:noProof/>
+          <w:lang w:val="en-US"/>
+        </w:rPr>
+        <w:t xml:space="preserve">      CASE BOMB</w:t>
+      </w:r>
+    </w:p>
+    <w:p>
+      <w:pPr>
+        <w:spacing w:after="0" w:afterAutospacing="off"/>
+        <w:rPr>
+          <w:rFonts w:ascii="Consolas" w:hAnsi="Consolas" w:eastAsia="Consolas" w:cs="Consolas"/>
+          <w:noProof/>
+          <w:lang w:val="en-US"/>
+        </w:rPr>
+      </w:pPr>
+      <w:r>
+        <w:rPr>
+          <w:rFonts w:ascii="Consolas" w:hAnsi="Consolas" w:eastAsia="Consolas" w:cs="Consolas"/>
+          <w:noProof/>
+          <w:lang w:val="en-US"/>
+        </w:rPr>
+        <w:t xml:space="preserve">         RETURN new </w:t>
+      </w:r>
+      <w:r>
+        <w:rPr>
+          <w:rFonts w:ascii="Consolas" w:hAnsi="Consolas" w:eastAsia="Consolas" w:cs="Consolas"/>
+          <w:noProof/>
+          <w:lang w:val="en-US"/>
+        </w:rPr>
+        <w:t>DrawBomb</w:t>
+      </w:r>
+      <w:r>
+        <w:rPr>
+          <w:rFonts w:ascii="Consolas" w:hAnsi="Consolas" w:eastAsia="Consolas" w:cs="Consolas"/>
+          <w:noProof/>
+          <w:lang w:val="en-US"/>
+        </w:rPr>
+        <w:t>(b)</w:t>
+      </w:r>
+    </w:p>
+    <w:p>
+      <w:pPr>
+        <w:spacing w:after="0" w:afterAutospacing="off"/>
+        <w:rPr>
+          <w:rFonts w:ascii="Consolas" w:hAnsi="Consolas" w:eastAsia="Consolas" w:cs="Consolas"/>
+          <w:noProof/>
+          <w:lang w:val="en-US"/>
+        </w:rPr>
+      </w:pPr>
+      <w:r>
+        <w:rPr>
+          <w:rFonts w:ascii="Consolas" w:hAnsi="Consolas" w:eastAsia="Consolas" w:cs="Consolas"/>
+          <w:noProof/>
+          <w:lang w:val="en-US"/>
+        </w:rPr>
+        <w:t xml:space="preserve">      CASE SHRAPNEL</w:t>
+      </w:r>
+    </w:p>
+    <w:p>
+      <w:pPr>
+        <w:spacing w:after="0" w:afterAutospacing="off"/>
+        <w:rPr>
+          <w:rFonts w:ascii="Consolas" w:hAnsi="Consolas" w:eastAsia="Consolas" w:cs="Consolas"/>
+          <w:noProof/>
+          <w:lang w:val="en-US"/>
+        </w:rPr>
+      </w:pPr>
+      <w:r>
+        <w:rPr>
+          <w:rFonts w:ascii="Consolas" w:hAnsi="Consolas" w:eastAsia="Consolas" w:cs="Consolas"/>
+          <w:noProof/>
+          <w:lang w:val="en-US"/>
+        </w:rPr>
+        <w:t xml:space="preserve">         RETURN new DrawShrapnel(b)</w:t>
+      </w:r>
+    </w:p>
+    <w:p>
+      <w:pPr>
+        <w:spacing w:after="0" w:afterAutospacing="off"/>
+        <w:rPr>
+          <w:rFonts w:ascii="Consolas" w:hAnsi="Consolas" w:eastAsia="Consolas" w:cs="Consolas"/>
+          <w:noProof/>
+          <w:lang w:val="en-US"/>
+        </w:rPr>
+      </w:pPr>
+      <w:r>
+        <w:rPr>
+          <w:rFonts w:ascii="Consolas" w:hAnsi="Consolas" w:eastAsia="Consolas" w:cs="Consolas"/>
+          <w:noProof/>
+          <w:lang w:val="en-US"/>
+        </w:rPr>
+        <w:t xml:space="preserve">      CASE MISSILE</w:t>
+      </w:r>
+    </w:p>
+    <w:p>
+      <w:pPr>
+        <w:spacing w:after="0" w:afterAutospacing="off"/>
+        <w:rPr>
+          <w:rFonts w:ascii="Consolas" w:hAnsi="Consolas" w:eastAsia="Consolas" w:cs="Consolas"/>
+          <w:noProof/>
+          <w:lang w:val="en-US"/>
+        </w:rPr>
+      </w:pPr>
+      <w:r>
+        <w:rPr>
+          <w:rFonts w:ascii="Consolas" w:hAnsi="Consolas" w:eastAsia="Consolas" w:cs="Consolas"/>
+          <w:noProof/>
+          <w:lang w:val="en-US"/>
+        </w:rPr>
+        <w:t xml:space="preserve">         RETURN new </w:t>
+      </w:r>
+      <w:r>
+        <w:rPr>
+          <w:rFonts w:ascii="Consolas" w:hAnsi="Consolas" w:eastAsia="Consolas" w:cs="Consolas"/>
+          <w:noProof/>
+          <w:lang w:val="en-US"/>
+        </w:rPr>
+        <w:t>DrawMissile</w:t>
+      </w:r>
+      <w:r>
+        <w:rPr>
+          <w:rFonts w:ascii="Consolas" w:hAnsi="Consolas" w:eastAsia="Consolas" w:cs="Consolas"/>
+          <w:noProof/>
+          <w:lang w:val="en-US"/>
+        </w:rPr>
+        <w:t>(b)</w:t>
+      </w:r>
+    </w:p>
+    <w:p>
+      <w:pPr>
+        <w:pStyle w:val="Normal"/>
+        <w:spacing w:after="0" w:afterAutospacing="off"/>
+        <w:rPr>
+          <w:rFonts w:ascii="Consolas" w:hAnsi="Consolas" w:eastAsia="Consolas" w:cs="Consolas"/>
+          <w:noProof/>
+          <w:lang w:val="en-US"/>
+        </w:rPr>
+      </w:pPr>
+    </w:p>
+    <w:p>
+      <w:pPr>
+        <w:spacing w:after="0" w:afterAutospacing="off"/>
+        <w:rPr>
+          <w:rFonts w:ascii="Consolas" w:hAnsi="Consolas" w:eastAsia="Consolas" w:cs="Consolas"/>
+          <w:noProof/>
+          <w:lang w:val="en-US"/>
+        </w:rPr>
+      </w:pPr>
+      <w:r>
+        <w:rPr>
+          <w:rFonts w:ascii="Consolas" w:hAnsi="Consolas" w:eastAsia="Consolas" w:cs="Consolas"/>
+          <w:noProof/>
+          <w:lang w:val="en-US"/>
+        </w:rPr>
+        <w:t>DrawPellet</w:t>
+      </w:r>
+      <w:r>
+        <w:rPr>
+          <w:rFonts w:ascii="Consolas" w:hAnsi="Consolas" w:eastAsia="Consolas" w:cs="Consolas"/>
+          <w:noProof/>
+          <w:lang w:val="en-US"/>
+        </w:rPr>
+        <w:t>:</w:t>
+      </w:r>
+      <w:r>
+        <w:rPr>
+          <w:rFonts w:ascii="Consolas" w:hAnsi="Consolas" w:eastAsia="Consolas" w:cs="Consolas"/>
+          <w:noProof/>
+          <w:lang w:val="en-US"/>
+        </w:rPr>
+        <w:t>draw(</w:t>
+      </w:r>
+      <w:r>
+        <w:rPr>
+          <w:rFonts w:ascii="Consolas" w:hAnsi="Consolas" w:eastAsia="Consolas" w:cs="Consolas"/>
+          <w:noProof/>
+          <w:lang w:val="en-US"/>
+        </w:rPr>
+        <w:t>Bullet * b)</w:t>
+      </w:r>
+    </w:p>
+    <w:p>
+      <w:pPr>
+        <w:spacing w:after="0" w:afterAutospacing="off"/>
+        <w:rPr>
+          <w:rFonts w:ascii="Consolas" w:hAnsi="Consolas" w:eastAsia="Consolas" w:cs="Consolas"/>
+          <w:noProof/>
+          <w:lang w:val="en-US"/>
+        </w:rPr>
+      </w:pPr>
+      <w:r>
+        <w:rPr>
+          <w:rFonts w:ascii="Consolas" w:hAnsi="Consolas" w:eastAsia="Consolas" w:cs="Consolas"/>
+          <w:noProof/>
+          <w:lang w:val="en-US"/>
+        </w:rPr>
+        <w:t xml:space="preserve">   IF NOT isDead()</w:t>
+      </w:r>
+    </w:p>
+    <w:p>
+      <w:pPr>
+        <w:spacing w:after="0" w:afterAutospacing="off"/>
+        <w:rPr>
+          <w:rFonts w:ascii="Consolas" w:hAnsi="Consolas" w:eastAsia="Consolas" w:cs="Consolas"/>
+          <w:noProof/>
+          <w:lang w:val="en-US"/>
+        </w:rPr>
+      </w:pPr>
+      <w:r>
+        <w:rPr>
+          <w:rFonts w:ascii="Consolas" w:hAnsi="Consolas" w:eastAsia="Consolas" w:cs="Consolas"/>
+          <w:noProof/>
+          <w:lang w:val="en-US"/>
+        </w:rPr>
+        <w:t xml:space="preserve">      </w:t>
+      </w:r>
+      <w:r>
+        <w:rPr>
+          <w:rFonts w:ascii="Consolas" w:hAnsi="Consolas" w:eastAsia="Consolas" w:cs="Consolas"/>
+          <w:noProof/>
+          <w:lang w:val="en-US"/>
+        </w:rPr>
+        <w:t>b.drawDot</w:t>
+      </w:r>
+      <w:r>
+        <w:rPr>
+          <w:rFonts w:ascii="Consolas" w:hAnsi="Consolas" w:eastAsia="Consolas" w:cs="Consolas"/>
+          <w:noProof/>
+          <w:lang w:val="en-US"/>
+        </w:rPr>
+        <w:t>(b.pt, 3.0, 1.0, 1.0, 0.0)</w:t>
+      </w:r>
+    </w:p>
+    <w:p>
+      <w:pPr>
+        <w:spacing w:after="0" w:afterAutospacing="off"/>
+        <w:rPr>
+          <w:rFonts w:ascii="Consolas" w:hAnsi="Consolas" w:eastAsia="Consolas" w:cs="Consolas"/>
+          <w:noProof/>
+          <w:lang w:val="en-US"/>
+        </w:rPr>
+      </w:pPr>
+    </w:p>
+    <w:p>
+      <w:pPr>
+        <w:spacing w:after="0" w:afterAutospacing="off"/>
+        <w:rPr>
+          <w:rFonts w:ascii="Consolas" w:hAnsi="Consolas" w:eastAsia="Consolas" w:cs="Consolas"/>
+          <w:noProof/>
+          <w:lang w:val="en-US"/>
+        </w:rPr>
+      </w:pPr>
+      <w:r>
+        <w:rPr>
+          <w:rFonts w:ascii="Consolas" w:hAnsi="Consolas" w:eastAsia="Consolas" w:cs="Consolas"/>
+          <w:noProof/>
+          <w:lang w:val="en-US"/>
+        </w:rPr>
+        <w:t>DrawBomb</w:t>
+      </w:r>
+      <w:r>
+        <w:rPr>
+          <w:rFonts w:ascii="Consolas" w:hAnsi="Consolas" w:eastAsia="Consolas" w:cs="Consolas"/>
+          <w:noProof/>
+          <w:lang w:val="en-US"/>
+        </w:rPr>
+        <w:t>:draw(Bullet * b)</w:t>
+      </w:r>
+    </w:p>
+    <w:p>
+      <w:pPr>
+        <w:spacing w:after="0" w:afterAutospacing="off"/>
+        <w:rPr>
+          <w:rFonts w:ascii="Consolas" w:hAnsi="Consolas" w:eastAsia="Consolas" w:cs="Consolas"/>
+          <w:noProof/>
+          <w:lang w:val="en-US"/>
+        </w:rPr>
+      </w:pPr>
+      <w:r>
+        <w:rPr>
+          <w:rFonts w:ascii="Consolas" w:hAnsi="Consolas" w:eastAsia="Consolas" w:cs="Consolas"/>
+          <w:noProof/>
+          <w:lang w:val="en-US"/>
+        </w:rPr>
+        <w:t xml:space="preserve">   IF NOT isDead()</w:t>
+      </w:r>
+    </w:p>
+    <w:p>
+      <w:pPr>
+        <w:spacing w:after="0" w:afterAutospacing="off"/>
+        <w:rPr>
+          <w:rFonts w:ascii="Consolas" w:hAnsi="Consolas" w:eastAsia="Consolas" w:cs="Consolas"/>
+          <w:noProof/>
+          <w:lang w:val="en-US"/>
+        </w:rPr>
+      </w:pPr>
+      <w:r>
+        <w:rPr>
+          <w:rFonts w:ascii="Consolas" w:hAnsi="Consolas" w:eastAsia="Consolas" w:cs="Consolas"/>
+          <w:noProof/>
+          <w:lang w:val="en-US"/>
+        </w:rPr>
+        <w:t xml:space="preserve">      </w:t>
+      </w:r>
+      <w:r>
+        <w:rPr>
+          <w:rFonts w:ascii="Consolas" w:hAnsi="Consolas" w:eastAsia="Consolas" w:cs="Consolas"/>
+          <w:noProof/>
+          <w:lang w:val="en-US"/>
+        </w:rPr>
+        <w:t>b.drawDot</w:t>
+      </w:r>
+      <w:r>
+        <w:rPr>
+          <w:rFonts w:ascii="Consolas" w:hAnsi="Consolas" w:eastAsia="Consolas" w:cs="Consolas"/>
+          <w:noProof/>
+          <w:lang w:val="en-US"/>
+        </w:rPr>
+        <w:t xml:space="preserve">(b.pt, </w:t>
+      </w:r>
+      <w:r>
+        <w:rPr>
+          <w:rFonts w:ascii="Consolas" w:hAnsi="Consolas" w:eastAsia="Consolas" w:cs="Consolas"/>
+          <w:noProof/>
+          <w:lang w:val="en-US"/>
+        </w:rPr>
+        <w:t>b.radius</w:t>
+      </w:r>
+      <w:r>
+        <w:rPr>
+          <w:rFonts w:ascii="Consolas" w:hAnsi="Consolas" w:eastAsia="Consolas" w:cs="Consolas"/>
+          <w:noProof/>
+          <w:lang w:val="en-US"/>
+        </w:rPr>
+        <w:t xml:space="preserve"> + 2.0, 0.50, 0.50, 0.00)</w:t>
+      </w:r>
+    </w:p>
+    <w:p>
+      <w:pPr>
+        <w:spacing w:after="0" w:afterAutospacing="off"/>
+        <w:rPr>
+          <w:rFonts w:ascii="Consolas" w:hAnsi="Consolas" w:eastAsia="Consolas" w:cs="Consolas"/>
+          <w:noProof/>
+          <w:lang w:val="en-US"/>
+        </w:rPr>
+      </w:pPr>
+      <w:r>
+        <w:rPr>
+          <w:rFonts w:ascii="Consolas" w:hAnsi="Consolas" w:eastAsia="Consolas" w:cs="Consolas"/>
+          <w:noProof/>
+          <w:lang w:val="en-US"/>
+        </w:rPr>
+        <w:t xml:space="preserve">      </w:t>
+      </w:r>
+      <w:r>
+        <w:rPr>
+          <w:rFonts w:ascii="Consolas" w:hAnsi="Consolas" w:eastAsia="Consolas" w:cs="Consolas"/>
+          <w:noProof/>
+          <w:lang w:val="en-US"/>
+        </w:rPr>
+        <w:t>b.drawDot</w:t>
+      </w:r>
+      <w:r>
+        <w:rPr>
+          <w:rFonts w:ascii="Consolas" w:hAnsi="Consolas" w:eastAsia="Consolas" w:cs="Consolas"/>
+          <w:noProof/>
+          <w:lang w:val="en-US"/>
+        </w:rPr>
+        <w:t xml:space="preserve">(b.pt, </w:t>
+      </w:r>
+      <w:r>
+        <w:rPr>
+          <w:rFonts w:ascii="Consolas" w:hAnsi="Consolas" w:eastAsia="Consolas" w:cs="Consolas"/>
+          <w:noProof/>
+          <w:lang w:val="en-US"/>
+        </w:rPr>
+        <w:t>b.radius</w:t>
+      </w:r>
+      <w:r>
+        <w:rPr>
+          <w:rFonts w:ascii="Consolas" w:hAnsi="Consolas" w:eastAsia="Consolas" w:cs="Consolas"/>
+          <w:noProof/>
+          <w:lang w:val="en-US"/>
+        </w:rPr>
+        <w:t xml:space="preserve"> + 1.0, 0.75, 0.75, 0.00)</w:t>
+      </w:r>
+    </w:p>
+    <w:p>
+      <w:pPr>
+        <w:spacing w:after="0" w:afterAutospacing="off"/>
+        <w:rPr>
+          <w:rFonts w:ascii="Consolas" w:hAnsi="Consolas" w:eastAsia="Consolas" w:cs="Consolas"/>
+          <w:noProof/>
+          <w:lang w:val="en-US"/>
+        </w:rPr>
+      </w:pPr>
+      <w:r>
+        <w:rPr>
+          <w:rFonts w:ascii="Consolas" w:hAnsi="Consolas" w:eastAsia="Consolas" w:cs="Consolas"/>
+          <w:noProof/>
+          <w:lang w:val="en-US"/>
+        </w:rPr>
+        <w:t xml:space="preserve">      </w:t>
+      </w:r>
+      <w:r>
+        <w:rPr>
+          <w:rFonts w:ascii="Consolas" w:hAnsi="Consolas" w:eastAsia="Consolas" w:cs="Consolas"/>
+          <w:noProof/>
+          <w:lang w:val="en-US"/>
+        </w:rPr>
+        <w:t>b.drawDot</w:t>
+      </w:r>
+      <w:r>
+        <w:rPr>
+          <w:rFonts w:ascii="Consolas" w:hAnsi="Consolas" w:eastAsia="Consolas" w:cs="Consolas"/>
+          <w:noProof/>
+          <w:lang w:val="en-US"/>
+        </w:rPr>
+        <w:t xml:space="preserve">(b.pt, </w:t>
+      </w:r>
+      <w:r>
+        <w:rPr>
+          <w:rFonts w:ascii="Consolas" w:hAnsi="Consolas" w:eastAsia="Consolas" w:cs="Consolas"/>
+          <w:noProof/>
+          <w:lang w:val="en-US"/>
+        </w:rPr>
+        <w:t>b.radius</w:t>
+      </w:r>
+      <w:r>
+        <w:rPr>
+          <w:rFonts w:ascii="Consolas" w:hAnsi="Consolas" w:eastAsia="Consolas" w:cs="Consolas"/>
+          <w:noProof/>
+          <w:lang w:val="en-US"/>
+        </w:rPr>
+        <w:t xml:space="preserve"> + 0.0, 0.87, 0.87, 0.00)</w:t>
+      </w:r>
+    </w:p>
+    <w:p>
+      <w:pPr>
+        <w:spacing w:after="0" w:afterAutospacing="off"/>
+        <w:rPr>
+          <w:rFonts w:ascii="Consolas" w:hAnsi="Consolas" w:eastAsia="Consolas" w:cs="Consolas"/>
+          <w:noProof/>
+          <w:lang w:val="en-US"/>
+        </w:rPr>
+      </w:pPr>
+      <w:r>
+        <w:rPr>
+          <w:rFonts w:ascii="Consolas" w:hAnsi="Consolas" w:eastAsia="Consolas" w:cs="Consolas"/>
+          <w:noProof/>
+          <w:lang w:val="en-US"/>
+        </w:rPr>
+        <w:t xml:space="preserve">      </w:t>
+      </w:r>
+      <w:r>
+        <w:rPr>
+          <w:rFonts w:ascii="Consolas" w:hAnsi="Consolas" w:eastAsia="Consolas" w:cs="Consolas"/>
+          <w:noProof/>
+          <w:lang w:val="en-US"/>
+        </w:rPr>
+        <w:t>b.drawDot</w:t>
+      </w:r>
+      <w:r>
+        <w:rPr>
+          <w:rFonts w:ascii="Consolas" w:hAnsi="Consolas" w:eastAsia="Consolas" w:cs="Consolas"/>
+          <w:noProof/>
+          <w:lang w:val="en-US"/>
+        </w:rPr>
+        <w:t xml:space="preserve">(b.pt, </w:t>
+      </w:r>
+      <w:r>
+        <w:rPr>
+          <w:rFonts w:ascii="Consolas" w:hAnsi="Consolas" w:eastAsia="Consolas" w:cs="Consolas"/>
+          <w:noProof/>
+          <w:lang w:val="en-US"/>
+        </w:rPr>
+        <w:t>b.radius</w:t>
+      </w:r>
+      <w:r>
+        <w:rPr>
+          <w:rFonts w:ascii="Consolas" w:hAnsi="Consolas" w:eastAsia="Consolas" w:cs="Consolas"/>
+          <w:noProof/>
+          <w:lang w:val="en-US"/>
+        </w:rPr>
+        <w:t xml:space="preserve"> - 1.0, 1.00, 1.00, 0.00)</w:t>
+      </w:r>
+    </w:p>
+    <w:p>
+      <w:pPr>
+        <w:spacing w:after="0" w:afterAutospacing="off"/>
+        <w:rPr>
+          <w:rFonts w:ascii="Consolas" w:hAnsi="Consolas" w:eastAsia="Consolas" w:cs="Consolas"/>
+          <w:noProof/>
+          <w:lang w:val="en-US"/>
+        </w:rPr>
+      </w:pPr>
+    </w:p>
+    <w:p>
+      <w:pPr>
+        <w:spacing w:after="0" w:afterAutospacing="off"/>
+        <w:rPr>
+          <w:rFonts w:ascii="Consolas" w:hAnsi="Consolas" w:eastAsia="Consolas" w:cs="Consolas"/>
+          <w:noProof/>
+          <w:lang w:val="en-US"/>
+        </w:rPr>
+      </w:pPr>
+      <w:r>
+        <w:rPr>
+          <w:rFonts w:ascii="Consolas" w:hAnsi="Consolas" w:eastAsia="Consolas" w:cs="Consolas"/>
+          <w:noProof/>
+          <w:lang w:val="en-US"/>
+        </w:rPr>
+        <w:t>DrawShrapnel:draw(Bullet * b)</w:t>
+      </w:r>
+    </w:p>
+    <w:p>
+      <w:pPr>
+        <w:spacing w:after="0" w:afterAutospacing="off"/>
+        <w:rPr>
+          <w:rFonts w:ascii="Consolas" w:hAnsi="Consolas" w:eastAsia="Consolas" w:cs="Consolas"/>
+          <w:noProof/>
+          <w:lang w:val="en-US"/>
+        </w:rPr>
+      </w:pPr>
+      <w:r>
+        <w:rPr>
+          <w:rFonts w:ascii="Consolas" w:hAnsi="Consolas" w:eastAsia="Consolas" w:cs="Consolas"/>
+          <w:noProof/>
+          <w:lang w:val="en-US"/>
+        </w:rPr>
+        <w:t xml:space="preserve">   IF NOT isDead()</w:t>
+      </w:r>
+    </w:p>
+    <w:p>
+      <w:pPr>
+        <w:spacing w:after="0" w:afterAutospacing="off"/>
+        <w:rPr>
+          <w:rFonts w:ascii="Consolas" w:hAnsi="Consolas" w:eastAsia="Consolas" w:cs="Consolas"/>
+          <w:noProof/>
+          <w:lang w:val="en-US"/>
+        </w:rPr>
+      </w:pPr>
+      <w:r>
+        <w:rPr>
+          <w:rFonts w:ascii="Consolas" w:hAnsi="Consolas" w:eastAsia="Consolas" w:cs="Consolas"/>
+          <w:noProof/>
+          <w:lang w:val="en-US"/>
+        </w:rPr>
+        <w:t xml:space="preserve">      </w:t>
+      </w:r>
+      <w:r>
+        <w:rPr>
+          <w:rFonts w:ascii="Consolas" w:hAnsi="Consolas" w:eastAsia="Consolas" w:cs="Consolas"/>
+          <w:noProof/>
+          <w:lang w:val="en-US"/>
+        </w:rPr>
+        <w:t>b.drawDot</w:t>
+      </w:r>
+      <w:r>
+        <w:rPr>
+          <w:rFonts w:ascii="Consolas" w:hAnsi="Consolas" w:eastAsia="Consolas" w:cs="Consolas"/>
+          <w:noProof/>
+          <w:lang w:val="en-US"/>
+        </w:rPr>
+        <w:t>(b.pt, b.radius, 1.0, 1.0, 0.0)</w:t>
+      </w:r>
+    </w:p>
+    <w:p>
+      <w:pPr>
+        <w:spacing w:after="0" w:afterAutospacing="off"/>
+        <w:rPr>
+          <w:rFonts w:ascii="Consolas" w:hAnsi="Consolas" w:eastAsia="Consolas" w:cs="Consolas"/>
+          <w:noProof/>
+          <w:lang w:val="en-US"/>
+        </w:rPr>
+      </w:pPr>
+    </w:p>
+    <w:p>
+      <w:pPr>
+        <w:spacing w:after="0" w:afterAutospacing="off"/>
+        <w:rPr>
+          <w:rFonts w:ascii="Consolas" w:hAnsi="Consolas" w:eastAsia="Consolas" w:cs="Consolas"/>
+          <w:noProof/>
+          <w:lang w:val="en-US"/>
+        </w:rPr>
+      </w:pPr>
+      <w:r>
+        <w:rPr>
+          <w:rFonts w:ascii="Consolas" w:hAnsi="Consolas" w:eastAsia="Consolas" w:cs="Consolas"/>
+          <w:noProof/>
+          <w:lang w:val="en-US"/>
+        </w:rPr>
+        <w:t>DrawMissile:draw(Bullet * b)</w:t>
+      </w:r>
+    </w:p>
+    <w:p>
+      <w:pPr>
+        <w:spacing w:after="0" w:afterAutospacing="off"/>
+        <w:rPr>
+          <w:rFonts w:ascii="Consolas" w:hAnsi="Consolas" w:eastAsia="Consolas" w:cs="Consolas"/>
+          <w:noProof/>
+          <w:lang w:val="en-US"/>
+        </w:rPr>
+      </w:pPr>
+      <w:r>
+        <w:rPr>
+          <w:rFonts w:ascii="Consolas" w:hAnsi="Consolas" w:eastAsia="Consolas" w:cs="Consolas"/>
+          <w:noProof/>
+          <w:lang w:val="en-US"/>
+        </w:rPr>
+        <w:t xml:space="preserve">   IF NOT isDead()</w:t>
+      </w:r>
+    </w:p>
+    <w:p>
+      <w:pPr>
+        <w:spacing w:after="0" w:afterAutospacing="off"/>
+        <w:rPr>
+          <w:rFonts w:ascii="Consolas" w:hAnsi="Consolas" w:eastAsia="Consolas" w:cs="Consolas"/>
+          <w:noProof/>
+          <w:lang w:val="en-US"/>
+        </w:rPr>
+      </w:pPr>
+      <w:r>
+        <w:rPr>
+          <w:rFonts w:ascii="Consolas" w:hAnsi="Consolas" w:eastAsia="Consolas" w:cs="Consolas"/>
+          <w:noProof/>
+          <w:lang w:val="en-US"/>
+        </w:rPr>
+        <w:t xml:space="preserve">      Position ptNext(b.pt)</w:t>
+      </w:r>
+    </w:p>
+    <w:p>
+      <w:pPr>
+        <w:spacing w:after="0" w:afterAutospacing="off"/>
+        <w:rPr>
+          <w:rFonts w:ascii="Consolas" w:hAnsi="Consolas" w:eastAsia="Consolas" w:cs="Consolas"/>
+          <w:noProof/>
+          <w:lang w:val="en-US"/>
+        </w:rPr>
+      </w:pPr>
+      <w:r>
+        <w:rPr>
+          <w:rFonts w:ascii="Consolas" w:hAnsi="Consolas" w:eastAsia="Consolas" w:cs="Consolas"/>
+          <w:noProof/>
+          <w:lang w:val="en-US"/>
+        </w:rPr>
+        <w:t xml:space="preserve">      p</w:t>
+      </w:r>
+      <w:r>
+        <w:rPr>
+          <w:rFonts w:ascii="Consolas" w:hAnsi="Consolas" w:eastAsia="Consolas" w:cs="Consolas"/>
+          <w:noProof/>
+          <w:lang w:val="en-US"/>
+        </w:rPr>
+        <w:t>tNext.add</w:t>
+      </w:r>
+      <w:r>
+        <w:rPr>
+          <w:rFonts w:ascii="Consolas" w:hAnsi="Consolas" w:eastAsia="Consolas" w:cs="Consolas"/>
+          <w:noProof/>
+          <w:lang w:val="en-US"/>
+        </w:rPr>
+        <w:t>(</w:t>
+      </w:r>
+      <w:r>
+        <w:rPr>
+          <w:rFonts w:ascii="Consolas" w:hAnsi="Consolas" w:eastAsia="Consolas" w:cs="Consolas"/>
+          <w:noProof/>
+          <w:lang w:val="en-US"/>
+        </w:rPr>
+        <w:t>b.v</w:t>
+      </w:r>
+      <w:r>
+        <w:rPr>
+          <w:rFonts w:ascii="Consolas" w:hAnsi="Consolas" w:eastAsia="Consolas" w:cs="Consolas"/>
+          <w:noProof/>
+          <w:lang w:val="en-US"/>
+        </w:rPr>
+        <w:t>)</w:t>
+      </w:r>
+    </w:p>
+    <w:p>
+      <w:pPr>
+        <w:spacing w:after="0" w:afterAutospacing="off"/>
+        <w:rPr>
+          <w:rFonts w:ascii="Consolas" w:hAnsi="Consolas" w:eastAsia="Consolas" w:cs="Consolas"/>
+          <w:noProof/>
+          <w:lang w:val="en-US"/>
+        </w:rPr>
+      </w:pPr>
+      <w:r>
+        <w:rPr>
+          <w:rFonts w:ascii="Consolas" w:hAnsi="Consolas" w:eastAsia="Consolas" w:cs="Consolas"/>
+          <w:noProof/>
+          <w:lang w:val="en-US"/>
+        </w:rPr>
+        <w:t xml:space="preserve">      </w:t>
+      </w:r>
+      <w:r>
+        <w:rPr>
+          <w:rFonts w:ascii="Consolas" w:hAnsi="Consolas" w:eastAsia="Consolas" w:cs="Consolas"/>
+          <w:noProof/>
+          <w:lang w:val="en-US"/>
+        </w:rPr>
+        <w:t>b.drawLine</w:t>
+      </w:r>
+      <w:r>
+        <w:rPr>
+          <w:rFonts w:ascii="Consolas" w:hAnsi="Consolas" w:eastAsia="Consolas" w:cs="Consolas"/>
+          <w:noProof/>
+          <w:lang w:val="en-US"/>
+        </w:rPr>
+        <w:t>(b.pt, ptNext, 1.0, 1.0, 0.0)</w:t>
+      </w:r>
+    </w:p>
+    <w:p>
+      <w:pPr>
+        <w:spacing w:after="0" w:afterAutospacing="off"/>
+        <w:rPr>
+          <w:rFonts w:ascii="Consolas" w:hAnsi="Consolas" w:eastAsia="Consolas" w:cs="Consolas"/>
+          <w:noProof/>
+          <w:lang w:val="en-US"/>
+        </w:rPr>
+      </w:pPr>
+      <w:r>
+        <w:rPr>
+          <w:rFonts w:ascii="Consolas" w:hAnsi="Consolas" w:eastAsia="Consolas" w:cs="Consolas"/>
+          <w:noProof/>
+          <w:lang w:val="en-US"/>
+        </w:rPr>
+        <w:t xml:space="preserve">      </w:t>
+      </w:r>
+      <w:r>
+        <w:rPr>
+          <w:rFonts w:ascii="Consolas" w:hAnsi="Consolas" w:eastAsia="Consolas" w:cs="Consolas"/>
+          <w:noProof/>
+          <w:lang w:val="en-US"/>
+        </w:rPr>
+        <w:t>b.drawDot</w:t>
+      </w:r>
+      <w:r>
+        <w:rPr>
+          <w:rFonts w:ascii="Consolas" w:hAnsi="Consolas" w:eastAsia="Consolas" w:cs="Consolas"/>
+          <w:noProof/>
+          <w:lang w:val="en-US"/>
+        </w:rPr>
+        <w:t>(b.pt, 3.0, 1.0, 1.0, 1.0)</w:t>
+      </w:r>
+    </w:p>
+    <w:p>
+      <w:pPr>
+        <w:rPr>
+          <w:rFonts w:ascii="Calibri" w:hAnsi="Calibri" w:eastAsia="Calibri" w:cs="Calibri" w:asciiTheme="majorAscii" w:hAnsiTheme="majorAscii" w:eastAsiaTheme="majorAscii" w:cstheme="majorAscii"/>
+        </w:rPr>
+      </w:pPr>
     </w:p>
     <w:p>
       <w:pPr>
         <w:pStyle w:val="Heading3"/>
       </w:pPr>
       <w:r>
+        <w:rPr/>
         <w:t>Abstract Strategy</w:t>
       </w:r>
     </w:p>
     <w:p>
-      <w:r>
-        <w:t>&lt;describe this part of the design pattern&gt;</w:t>
+      <w:pPr>
+        <w:pStyle w:val="Normal"/>
+        <w:suppressLineNumbers w:val="0"/>
+        <w:bidi w:val="0"/>
+        <w:spacing w:before="0" w:beforeAutospacing="off" w:after="120" w:afterAutospacing="off" w:line="259" w:lineRule="auto"/>
+        <w:ind w:left="0" w:right="0"/>
+        <w:jc w:val="left"/>
+      </w:pPr>
+      <w:r>
+        <w:rPr/>
+        <w:t>The abstract strategy “</w:t>
+      </w:r>
+      <w:r>
+        <w:rPr/>
+        <w:t>Draw</w:t>
+      </w:r>
+      <w:r>
+        <w:rPr/>
+        <w:t>” serves as the base class for all the concrete strategies</w:t>
+      </w:r>
+      <w:r>
+        <w:rPr/>
+        <w:t>. It defines a pure virtual “</w:t>
+      </w:r>
+      <w:r>
+        <w:rPr/>
+        <w:t>draw</w:t>
+      </w:r>
+      <w:r>
+        <w:rPr/>
+        <w:t>” method that takes a Bullet object as a parameter.</w:t>
+      </w:r>
+      <w:r>
+        <w:rPr/>
+        <w:t xml:space="preserve"> Additionally, it defines a factory for each draw class, allowing the client to s</w:t>
+      </w:r>
+      <w:r>
+        <w:rPr/>
+        <w:t>imply specify the type of bullet to be drawn, rather than having to know the specific class to create.</w:t>
       </w:r>
     </w:p>
     <w:p>
@@ -196,12 +1852,74 @@
         <w:pStyle w:val="Heading3"/>
       </w:pPr>
       <w:r>
+        <w:rPr/>
         <w:t>Concrete Strategy</w:t>
       </w:r>
     </w:p>
     <w:p>
-      <w:r>
-        <w:t>&lt;describe this part of the design pattern&gt;</w:t>
+      <w:pPr>
+        <w:pStyle w:val="Normal"/>
+        <w:suppressLineNumbers w:val="0"/>
+        <w:bidi w:val="0"/>
+        <w:spacing w:before="0" w:beforeAutospacing="off" w:after="120" w:afterAutospacing="off" w:line="259" w:lineRule="auto"/>
+        <w:ind w:left="0" w:right="0"/>
+        <w:jc w:val="left"/>
+      </w:pPr>
+      <w:r>
+        <w:rPr/>
+        <w:t>Each concrete strategy corresponds to a specific variation of the bullet</w:t>
+      </w:r>
+      <w:r>
+        <w:rPr/>
+        <w:t xml:space="preserve"> draw/output</w:t>
+      </w:r>
+      <w:r>
+        <w:rPr/>
+        <w:t xml:space="preserve">, including the </w:t>
+      </w:r>
+      <w:r>
+        <w:rPr/>
+        <w:t>pellet</w:t>
+      </w:r>
+      <w:r>
+        <w:rPr/>
+        <w:t xml:space="preserve">, bomb, </w:t>
+      </w:r>
+      <w:r>
+        <w:rPr/>
+        <w:t xml:space="preserve">shrapnel, and </w:t>
+      </w:r>
+      <w:r>
+        <w:rPr/>
+        <w:t xml:space="preserve">missile. Each of these </w:t>
+      </w:r>
+      <w:r>
+        <w:rPr/>
+        <w:t xml:space="preserve">strategies can be assigned to each corresponding </w:t>
+      </w:r>
+      <w:r>
+        <w:rPr/>
+        <w:t>bullet typ</w:t>
+      </w:r>
+      <w:r>
+        <w:rPr/>
+        <w:t xml:space="preserve">e to </w:t>
+      </w:r>
+      <w:r>
+        <w:rPr/>
+        <w:t xml:space="preserve">instruct </w:t>
+      </w:r>
+      <w:r>
+        <w:rPr/>
+        <w:t xml:space="preserve">how to </w:t>
+      </w:r>
+      <w:r>
+        <w:rPr/>
+        <w:t>draw/display each of them</w:t>
+      </w:r>
+      <w:r>
+        <w:rPr/>
+        <w:t>.</w:t>
       </w:r>
     </w:p>
     <w:p>
@@ -209,15 +1927,32 @@
         <w:pStyle w:val="Heading3"/>
       </w:pPr>
       <w:r>
+        <w:rPr/>
         <w:t>Context</w:t>
       </w:r>
     </w:p>
     <w:p>
       <w:r>
-        <w:t>&lt;describe this part of the design pattern&gt;</w:t>
-      </w:r>
-    </w:p>
-    <w:p/>
+        <w:rPr/>
+        <w:t>The context/client in this case is the Bullet class. Each Bullet object has exactly one</w:t>
+      </w:r>
+      <w:r>
+        <w:rPr/>
+        <w:t xml:space="preserve"> draw</w:t>
+      </w:r>
+      <w:r>
+        <w:rPr/>
+        <w:t xml:space="preserve"> strategy assigned to it, though that strategy can be changed to a different strategy at </w:t>
+      </w:r>
+      <w:r>
+        <w:rPr/>
+        <w:t>runtime</w:t>
+      </w:r>
+      <w:r>
+        <w:rPr/>
+        <w:t xml:space="preserve"> if desired.</w:t>
+      </w:r>
+    </w:p>
     <w:p>
       <w:r>
         <w:br w:type="page"/>
@@ -228,18 +1963,56 @@
         <w:pStyle w:val="Heading1"/>
       </w:pPr>
       <w:r>
-        <w:lastRenderedPageBreak/>
+        <w:rPr/>
         <w:t>Template Method</w:t>
       </w:r>
     </w:p>
     <w:p>
-      <w:r>
-        <w:t>&lt;In a few sentences, describe where in the codebase the pattern will be applied.&gt;</w:t>
-      </w:r>
-    </w:p>
-    <w:p>
-      <w:r>
-        <w:t>&lt;In a few sentences, describe how the design pattern will be implemented&gt;</w:t>
+      <w:pPr>
+        <w:pStyle w:val="Normal"/>
+        <w:suppressLineNumbers w:val="0"/>
+        <w:bidi w:val="0"/>
+        <w:spacing w:before="0" w:beforeAutospacing="off" w:after="120" w:afterAutospacing="off" w:line="259" w:lineRule="auto"/>
+        <w:ind w:left="0" w:right="0"/>
+        <w:jc w:val="left"/>
+      </w:pPr>
+      <w:r>
+        <w:rPr/>
+        <w:t xml:space="preserve">The template method design pattern will be implemented as its own inheritance tree/class structure meant to replace the advance code held within the </w:t>
+      </w:r>
+      <w:r>
+        <w:rPr/>
+        <w:t xml:space="preserve">different bird classes. </w:t>
+      </w:r>
+    </w:p>
+    <w:p>
+      <w:pPr>
+        <w:pStyle w:val="Normal"/>
+        <w:suppressLineNumbers w:val="0"/>
+        <w:bidi w:val="0"/>
+        <w:spacing w:before="0" w:beforeAutospacing="off" w:after="120" w:afterAutospacing="off" w:line="259" w:lineRule="auto"/>
+        <w:ind w:left="0" w:right="0"/>
+        <w:jc w:val="left"/>
+      </w:pPr>
+      <w:r>
+        <w:rPr/>
+        <w:t xml:space="preserve">This will be implemented by separating the different things the advance method is doing into separate steps, abstracting them away into their own inheritance tree. The base </w:t>
+      </w:r>
+      <w:r>
+        <w:rPr/>
+        <w:t>AdvanceTemplate</w:t>
+      </w:r>
+      <w:r>
+        <w:rPr/>
+        <w:t xml:space="preserve"> class will hold the different steps as methods in addition to a method that will execute all the steps. These steps will be changed in the derived classes as needed to get new functionality </w:t>
+      </w:r>
+      <w:r>
+        <w:rPr/>
+        <w:t>from the advance method.</w:t>
+      </w:r>
+      <w:r>
+        <w:rPr/>
+        <w:t xml:space="preserve"> </w:t>
       </w:r>
     </w:p>
     <w:p>
@@ -247,38 +2020,1286 @@
         <w:pStyle w:val="Heading2"/>
       </w:pPr>
       <w:r>
+        <w:rPr/>
         <w:t>Before</w:t>
       </w:r>
     </w:p>
     <w:p>
-      <w:r>
-        <w:t>&lt;Using appropriate design tools, show how the codebase is currently organized. Do not represent the entire codebase, just the part which will be impacted by the application of the design pattern&gt;</w:t>
-      </w:r>
+      <w:pPr>
+        <w:pStyle w:val="Normal"/>
+        <w:suppressLineNumbers w:val="0"/>
+        <w:bidi w:val="0"/>
+        <w:spacing w:before="0" w:beforeAutospacing="off" w:after="120" w:afterAutospacing="off" w:line="259" w:lineRule="auto"/>
+        <w:ind w:left="0" w:right="0"/>
+        <w:jc w:val="left"/>
+      </w:pPr>
+      <w:r>
+        <w:rPr>
+          <w:b w:val="1"/>
+          <w:bCs w:val="1"/>
+          <w:u w:val="single"/>
+        </w:rPr>
+        <w:t>UML Class Diagram</w:t>
+      </w:r>
+    </w:p>
+    <w:p>
+      <w:r>
+        <w:drawing>
+          <wp:inline wp14:editId="516C3811" wp14:anchorId="693CBE33">
+            <wp:extent cx="6248400" cy="2409825"/>
+            <wp:effectExtent l="0" t="0" r="0" b="0"/>
+            <wp:docPr id="943648927" name="drawing"/>
+            <wp:cNvGraphicFramePr>
+              <a:graphicFrameLocks noChangeAspect="1"/>
+            </wp:cNvGraphicFramePr>
+            <a:graphic>
+              <a:graphicData xmlns:a="http://schemas.openxmlformats.org/drawingml/2006/main" uri="http://schemas.openxmlformats.org/drawingml/2006/picture">
+                <pic:pic xmlns:pic="http://schemas.openxmlformats.org/drawingml/2006/picture">
+                  <pic:nvPicPr>
+                    <pic:cNvPr id="943648927" name=""/>
+                    <pic:cNvPicPr/>
+                  </pic:nvPicPr>
+                  <pic:blipFill>
+                    <a:blip xmlns:r="http://schemas.openxmlformats.org/officeDocument/2006/relationships" r:embed="rId719123906">
+                      <a:extLst>
+                        <a:ext xmlns:a="http://schemas.openxmlformats.org/drawingml/2006/main" uri="{28A0092B-C50C-407E-A947-70E740481C1C}">
+                          <a14:useLocalDpi xmlns:a14="http://schemas.microsoft.com/office/drawing/2010/main" val="0"/>
+                        </a:ext>
+                      </a:extLst>
+                    </a:blip>
+                    <a:stretch>
+                      <a:fillRect/>
+                    </a:stretch>
+                  </pic:blipFill>
+                  <pic:spPr>
+                    <a:xfrm>
+                      <a:off x="0" y="0"/>
+                      <a:ext cx="6248400" cy="2409825"/>
+                    </a:xfrm>
+                    <a:prstGeom prst="rect">
+                      <a:avLst/>
+                    </a:prstGeom>
+                  </pic:spPr>
+                </pic:pic>
+              </a:graphicData>
+            </a:graphic>
+          </wp:inline>
+        </w:drawing>
+      </w:r>
+    </w:p>
+    <w:p>
+      <w:r>
+        <w:rPr>
+          <w:b w:val="1"/>
+          <w:bCs w:val="1"/>
+          <w:u w:val="single"/>
+        </w:rPr>
+        <w:t>Pseudocode</w:t>
+      </w:r>
+    </w:p>
+    <w:p>
+      <w:pPr>
+        <w:spacing w:after="0" w:afterAutospacing="off"/>
+        <w:rPr>
+          <w:rFonts w:ascii="Consolas" w:hAnsi="Consolas" w:eastAsia="Consolas" w:cs="Consolas"/>
+          <w:b w:val="1"/>
+          <w:bCs w:val="1"/>
+          <w:u w:val="single"/>
+        </w:rPr>
+      </w:pPr>
+    </w:p>
+    <w:p>
+      <w:pPr>
+        <w:spacing w:after="0" w:afterAutospacing="off"/>
+        <w:rPr>
+          <w:rFonts w:ascii="Consolas" w:hAnsi="Consolas" w:eastAsia="Consolas" w:cs="Consolas"/>
+          <w:b w:val="0"/>
+          <w:bCs w:val="0"/>
+          <w:u w:val="none"/>
+        </w:rPr>
+      </w:pPr>
+      <w:r>
+        <w:rPr>
+          <w:rFonts w:ascii="Consolas" w:hAnsi="Consolas" w:eastAsia="Consolas" w:cs="Consolas"/>
+          <w:b w:val="0"/>
+          <w:bCs w:val="0"/>
+          <w:u w:val="none"/>
+        </w:rPr>
+        <w:t>Standard:</w:t>
+      </w:r>
+      <w:r>
+        <w:rPr>
+          <w:rFonts w:ascii="Consolas" w:hAnsi="Consolas" w:eastAsia="Consolas" w:cs="Consolas"/>
+          <w:b w:val="0"/>
+          <w:bCs w:val="0"/>
+          <w:u w:val="none"/>
+        </w:rPr>
+        <w:t>Advance(</w:t>
+      </w:r>
+      <w:r>
+        <w:rPr>
+          <w:rFonts w:ascii="Consolas" w:hAnsi="Consolas" w:eastAsia="Consolas" w:cs="Consolas"/>
+          <w:b w:val="0"/>
+          <w:bCs w:val="0"/>
+          <w:u w:val="none"/>
+        </w:rPr>
+        <w:t>)</w:t>
+      </w:r>
+    </w:p>
+    <w:p>
+      <w:pPr>
+        <w:spacing w:after="0" w:afterAutospacing="off"/>
+        <w:rPr>
+          <w:rFonts w:ascii="Consolas" w:hAnsi="Consolas" w:eastAsia="Consolas" w:cs="Consolas"/>
+          <w:b w:val="0"/>
+          <w:bCs w:val="0"/>
+          <w:u w:val="none"/>
+        </w:rPr>
+      </w:pPr>
+      <w:r>
+        <w:rPr>
+          <w:rFonts w:ascii="Consolas" w:hAnsi="Consolas" w:eastAsia="Consolas" w:cs="Consolas"/>
+          <w:b w:val="0"/>
+          <w:bCs w:val="0"/>
+          <w:u w:val="none"/>
+        </w:rPr>
+        <w:t xml:space="preserve">   v = v * 0.99</w:t>
+      </w:r>
+      <w:r>
+        <w:rPr>
+          <w:rFonts w:ascii="Consolas" w:hAnsi="Consolas" w:eastAsia="Consolas" w:cs="Consolas"/>
+          <w:b w:val="0"/>
+          <w:bCs w:val="0"/>
+          <w:u w:val="none"/>
+        </w:rPr>
+        <w:t>5</w:t>
+      </w:r>
+    </w:p>
+    <w:p>
+      <w:pPr>
+        <w:spacing w:after="0" w:afterAutospacing="off"/>
+        <w:rPr>
+          <w:rFonts w:ascii="Consolas" w:hAnsi="Consolas" w:eastAsia="Consolas" w:cs="Consolas"/>
+          <w:b w:val="1"/>
+          <w:bCs w:val="1"/>
+          <w:u w:val="none"/>
+        </w:rPr>
+      </w:pPr>
+      <w:r>
+        <w:rPr>
+          <w:rFonts w:ascii="Consolas" w:hAnsi="Consolas" w:eastAsia="Consolas" w:cs="Consolas"/>
+          <w:b w:val="1"/>
+          <w:bCs w:val="1"/>
+          <w:u w:val="single"/>
+        </w:rPr>
+        <w:t xml:space="preserve">   </w:t>
+      </w:r>
+    </w:p>
+    <w:p>
+      <w:pPr>
+        <w:spacing w:after="0" w:afterAutospacing="off"/>
+      </w:pPr>
+      <w:r>
+        <w:rPr>
+          <w:rFonts w:ascii="Consolas" w:hAnsi="Consolas" w:eastAsia="Consolas" w:cs="Consolas"/>
+          <w:b w:val="0"/>
+          <w:bCs w:val="0"/>
+          <w:u w:val="none"/>
+        </w:rPr>
+        <w:t xml:space="preserve">   p</w:t>
+      </w:r>
+      <w:r>
+        <w:rPr>
+          <w:rFonts w:ascii="Consolas" w:hAnsi="Consolas" w:eastAsia="Consolas" w:cs="Consolas"/>
+          <w:b w:val="0"/>
+          <w:bCs w:val="0"/>
+          <w:u w:val="none"/>
+        </w:rPr>
+        <w:t>t.add</w:t>
+      </w:r>
+      <w:r>
+        <w:rPr>
+          <w:rFonts w:ascii="Consolas" w:hAnsi="Consolas" w:eastAsia="Consolas" w:cs="Consolas"/>
+          <w:b w:val="0"/>
+          <w:bCs w:val="0"/>
+          <w:u w:val="none"/>
+        </w:rPr>
+        <w:t>(v)</w:t>
+      </w:r>
+    </w:p>
+    <w:p>
+      <w:pPr>
+        <w:spacing w:after="0" w:afterAutospacing="off"/>
+        <w:rPr>
+          <w:rFonts w:ascii="Consolas" w:hAnsi="Consolas" w:eastAsia="Consolas" w:cs="Consolas"/>
+          <w:b w:val="0"/>
+          <w:bCs w:val="0"/>
+          <w:u w:val="none"/>
+        </w:rPr>
+      </w:pPr>
+    </w:p>
+    <w:p>
+      <w:pPr>
+        <w:spacing w:after="0" w:afterAutospacing="off"/>
+      </w:pPr>
+      <w:r>
+        <w:rPr>
+          <w:rFonts w:ascii="Consolas" w:hAnsi="Consolas" w:eastAsia="Consolas" w:cs="Consolas"/>
+          <w:b w:val="0"/>
+          <w:bCs w:val="0"/>
+          <w:u w:val="none"/>
+        </w:rPr>
+        <w:t xml:space="preserve">   IF isOutOfBounds()</w:t>
+      </w:r>
+    </w:p>
+    <w:p>
+      <w:pPr>
+        <w:spacing w:after="0" w:afterAutospacing="off"/>
+      </w:pPr>
+      <w:r>
+        <w:rPr>
+          <w:rFonts w:ascii="Consolas" w:hAnsi="Consolas" w:eastAsia="Consolas" w:cs="Consolas"/>
+          <w:b w:val="0"/>
+          <w:bCs w:val="0"/>
+          <w:u w:val="none"/>
+        </w:rPr>
+        <w:t xml:space="preserve">      k</w:t>
+      </w:r>
+      <w:r>
+        <w:rPr>
+          <w:rFonts w:ascii="Consolas" w:hAnsi="Consolas" w:eastAsia="Consolas" w:cs="Consolas"/>
+          <w:b w:val="0"/>
+          <w:bCs w:val="0"/>
+          <w:u w:val="none"/>
+        </w:rPr>
+        <w:t>ill(</w:t>
+      </w:r>
+      <w:r>
+        <w:rPr>
+          <w:rFonts w:ascii="Consolas" w:hAnsi="Consolas" w:eastAsia="Consolas" w:cs="Consolas"/>
+          <w:b w:val="0"/>
+          <w:bCs w:val="0"/>
+          <w:u w:val="none"/>
+        </w:rPr>
+        <w:t>)</w:t>
+      </w:r>
+    </w:p>
+    <w:p>
+      <w:pPr>
+        <w:spacing w:after="0" w:afterAutospacing="off"/>
+      </w:pPr>
+      <w:r>
+        <w:rPr>
+          <w:rFonts w:ascii="Consolas" w:hAnsi="Consolas" w:eastAsia="Consolas" w:cs="Consolas"/>
+          <w:b w:val="0"/>
+          <w:bCs w:val="0"/>
+          <w:u w:val="none"/>
+        </w:rPr>
+        <w:t xml:space="preserve">      points = points * -1</w:t>
+      </w:r>
+    </w:p>
+    <w:p>
+      <w:pPr>
+        <w:spacing w:after="0" w:afterAutospacing="off"/>
+        <w:rPr>
+          <w:rFonts w:ascii="Consolas" w:hAnsi="Consolas" w:eastAsia="Consolas" w:cs="Consolas"/>
+          <w:b w:val="0"/>
+          <w:bCs w:val="0"/>
+          <w:u w:val="none"/>
+        </w:rPr>
+      </w:pPr>
+    </w:p>
+    <w:p>
+      <w:pPr>
+        <w:spacing w:after="0" w:afterAutospacing="off"/>
+        <w:rPr>
+          <w:rFonts w:ascii="Consolas" w:hAnsi="Consolas" w:eastAsia="Consolas" w:cs="Consolas"/>
+          <w:b w:val="0"/>
+          <w:bCs w:val="0"/>
+          <w:u w:val="none"/>
+        </w:rPr>
+      </w:pPr>
+    </w:p>
+    <w:p>
+      <w:pPr>
+        <w:spacing w:after="0" w:afterAutospacing="off"/>
+        <w:rPr>
+          <w:rFonts w:ascii="Consolas" w:hAnsi="Consolas" w:eastAsia="Consolas" w:cs="Consolas"/>
+          <w:b w:val="0"/>
+          <w:bCs w:val="0"/>
+          <w:u w:val="none"/>
+        </w:rPr>
+      </w:pPr>
+      <w:r>
+        <w:rPr>
+          <w:rFonts w:ascii="Consolas" w:hAnsi="Consolas" w:eastAsia="Consolas" w:cs="Consolas"/>
+          <w:b w:val="0"/>
+          <w:bCs w:val="0"/>
+          <w:u w:val="none"/>
+        </w:rPr>
+        <w:t>Floater:</w:t>
+      </w:r>
+      <w:r>
+        <w:rPr>
+          <w:rFonts w:ascii="Consolas" w:hAnsi="Consolas" w:eastAsia="Consolas" w:cs="Consolas"/>
+          <w:b w:val="0"/>
+          <w:bCs w:val="0"/>
+          <w:u w:val="none"/>
+        </w:rPr>
+        <w:t>Advance(</w:t>
+      </w:r>
+      <w:r>
+        <w:rPr>
+          <w:rFonts w:ascii="Consolas" w:hAnsi="Consolas" w:eastAsia="Consolas" w:cs="Consolas"/>
+          <w:b w:val="0"/>
+          <w:bCs w:val="0"/>
+          <w:u w:val="none"/>
+        </w:rPr>
+        <w:t>)</w:t>
+      </w:r>
+    </w:p>
+    <w:p>
+      <w:pPr>
+        <w:spacing w:after="0" w:afterAutospacing="off"/>
+        <w:rPr>
+          <w:rFonts w:ascii="Consolas" w:hAnsi="Consolas" w:eastAsia="Consolas" w:cs="Consolas"/>
+          <w:b w:val="0"/>
+          <w:bCs w:val="0"/>
+          <w:u w:val="none"/>
+        </w:rPr>
+      </w:pPr>
+      <w:r>
+        <w:rPr>
+          <w:rFonts w:ascii="Consolas" w:hAnsi="Consolas" w:eastAsia="Consolas" w:cs="Consolas"/>
+          <w:b w:val="0"/>
+          <w:bCs w:val="0"/>
+          <w:u w:val="none"/>
+        </w:rPr>
+        <w:t xml:space="preserve">   v = v * 0.990</w:t>
+      </w:r>
+    </w:p>
+    <w:p>
+      <w:pPr>
+        <w:spacing w:after="0" w:afterAutospacing="off"/>
+        <w:rPr>
+          <w:rFonts w:ascii="Consolas" w:hAnsi="Consolas" w:eastAsia="Consolas" w:cs="Consolas"/>
+          <w:b w:val="1"/>
+          <w:bCs w:val="1"/>
+          <w:u w:val="none"/>
+        </w:rPr>
+      </w:pPr>
+      <w:r>
+        <w:rPr>
+          <w:rFonts w:ascii="Consolas" w:hAnsi="Consolas" w:eastAsia="Consolas" w:cs="Consolas"/>
+          <w:b w:val="1"/>
+          <w:bCs w:val="1"/>
+          <w:u w:val="single"/>
+        </w:rPr>
+        <w:t xml:space="preserve">   </w:t>
+      </w:r>
+    </w:p>
+    <w:p>
+      <w:pPr>
+        <w:spacing w:after="0" w:afterAutospacing="off"/>
+      </w:pPr>
+      <w:r>
+        <w:rPr>
+          <w:rFonts w:ascii="Consolas" w:hAnsi="Consolas" w:eastAsia="Consolas" w:cs="Consolas"/>
+          <w:b w:val="0"/>
+          <w:bCs w:val="0"/>
+          <w:u w:val="none"/>
+        </w:rPr>
+        <w:t xml:space="preserve">   pt.add(v)</w:t>
+      </w:r>
+    </w:p>
+    <w:p>
+      <w:pPr>
+        <w:spacing w:after="0" w:afterAutospacing="off"/>
+        <w:rPr>
+          <w:rFonts w:ascii="Consolas" w:hAnsi="Consolas" w:eastAsia="Consolas" w:cs="Consolas"/>
+          <w:b w:val="0"/>
+          <w:bCs w:val="0"/>
+          <w:u w:val="none"/>
+        </w:rPr>
+      </w:pPr>
+    </w:p>
+    <w:p>
+      <w:pPr>
+        <w:spacing w:after="0" w:afterAutospacing="off"/>
+      </w:pPr>
+      <w:r>
+        <w:rPr>
+          <w:rFonts w:ascii="Consolas" w:hAnsi="Consolas" w:eastAsia="Consolas" w:cs="Consolas"/>
+          <w:b w:val="0"/>
+          <w:bCs w:val="0"/>
+          <w:u w:val="none"/>
+        </w:rPr>
+        <w:t xml:space="preserve">   </w:t>
+      </w:r>
+      <w:r>
+        <w:rPr>
+          <w:rFonts w:ascii="Consolas" w:hAnsi="Consolas" w:eastAsia="Consolas" w:cs="Consolas"/>
+          <w:b w:val="0"/>
+          <w:bCs w:val="0"/>
+          <w:u w:val="none"/>
+        </w:rPr>
+        <w:t>v.addDy</w:t>
+      </w:r>
+      <w:r>
+        <w:rPr>
+          <w:rFonts w:ascii="Consolas" w:hAnsi="Consolas" w:eastAsia="Consolas" w:cs="Consolas"/>
+          <w:b w:val="0"/>
+          <w:bCs w:val="0"/>
+          <w:u w:val="none"/>
+        </w:rPr>
+        <w:t>(0.05)</w:t>
+      </w:r>
+    </w:p>
+    <w:p>
+      <w:pPr>
+        <w:spacing w:after="0" w:afterAutospacing="off"/>
+        <w:rPr>
+          <w:rFonts w:ascii="Consolas" w:hAnsi="Consolas" w:eastAsia="Consolas" w:cs="Consolas"/>
+          <w:b w:val="0"/>
+          <w:bCs w:val="0"/>
+          <w:u w:val="none"/>
+        </w:rPr>
+      </w:pPr>
+    </w:p>
+    <w:p>
+      <w:pPr>
+        <w:spacing w:after="0" w:afterAutospacing="off"/>
+      </w:pPr>
+      <w:r>
+        <w:rPr>
+          <w:rFonts w:ascii="Consolas" w:hAnsi="Consolas" w:eastAsia="Consolas" w:cs="Consolas"/>
+          <w:b w:val="0"/>
+          <w:bCs w:val="0"/>
+          <w:u w:val="none"/>
+        </w:rPr>
+        <w:t xml:space="preserve">   IF isOutOfBounds()</w:t>
+      </w:r>
+    </w:p>
+    <w:p>
+      <w:pPr>
+        <w:spacing w:after="0" w:afterAutospacing="off"/>
+      </w:pPr>
+      <w:r>
+        <w:rPr>
+          <w:rFonts w:ascii="Consolas" w:hAnsi="Consolas" w:eastAsia="Consolas" w:cs="Consolas"/>
+          <w:b w:val="0"/>
+          <w:bCs w:val="0"/>
+          <w:u w:val="none"/>
+        </w:rPr>
+        <w:t xml:space="preserve">      kill()</w:t>
+      </w:r>
+    </w:p>
+    <w:p>
+      <w:pPr>
+        <w:spacing w:after="0" w:afterAutospacing="off"/>
+      </w:pPr>
+      <w:r>
+        <w:rPr>
+          <w:rFonts w:ascii="Consolas" w:hAnsi="Consolas" w:eastAsia="Consolas" w:cs="Consolas"/>
+          <w:b w:val="0"/>
+          <w:bCs w:val="0"/>
+          <w:u w:val="none"/>
+        </w:rPr>
+        <w:t xml:space="preserve">      points = points * -1</w:t>
+      </w:r>
+    </w:p>
+    <w:p>
+      <w:pPr>
+        <w:spacing w:after="0" w:afterAutospacing="off"/>
+        <w:rPr>
+          <w:rFonts w:ascii="Consolas" w:hAnsi="Consolas" w:eastAsia="Consolas" w:cs="Consolas"/>
+          <w:b w:val="0"/>
+          <w:bCs w:val="0"/>
+          <w:u w:val="none"/>
+        </w:rPr>
+      </w:pPr>
     </w:p>
     <w:p>
       <w:pPr>
         <w:pStyle w:val="Heading2"/>
       </w:pPr>
       <w:r>
+        <w:rPr/>
         <w:t>After</w:t>
       </w:r>
     </w:p>
     <w:p>
-      <w:r>
-        <w:t>&lt;Summarize the approach in a couple sentences&gt;</w:t>
-      </w:r>
+      <w:pPr>
+        <w:pStyle w:val="Normal"/>
+        <w:suppressLineNumbers w:val="0"/>
+        <w:bidi w:val="0"/>
+        <w:spacing w:before="0" w:beforeAutospacing="off" w:after="120" w:afterAutospacing="off" w:line="259" w:lineRule="auto"/>
+        <w:ind w:left="0" w:right="0"/>
+        <w:jc w:val="left"/>
+      </w:pPr>
+      <w:r>
+        <w:rPr>
+          <w:b w:val="1"/>
+          <w:bCs w:val="1"/>
+          <w:u w:val="single"/>
+        </w:rPr>
+        <w:t>UML Class Diagram</w:t>
+      </w:r>
+      <w:r>
+        <w:rPr/>
+        <w:t xml:space="preserve"> </w:t>
+      </w:r>
+    </w:p>
+    <w:p>
+      <w:pPr>
+        <w:pStyle w:val="Normal"/>
+      </w:pPr>
+      <w:r>
+        <w:drawing>
+          <wp:inline wp14:editId="5F579BCF" wp14:anchorId="74B8E174">
+            <wp:extent cx="6248400" cy="2828925"/>
+            <wp:effectExtent l="0" t="0" r="0" b="0"/>
+            <wp:docPr id="2115359993" name="drawing"/>
+            <wp:cNvGraphicFramePr>
+              <a:graphicFrameLocks noChangeAspect="1"/>
+            </wp:cNvGraphicFramePr>
+            <a:graphic>
+              <a:graphicData xmlns:a="http://schemas.openxmlformats.org/drawingml/2006/main" uri="http://schemas.openxmlformats.org/drawingml/2006/picture">
+                <pic:pic xmlns:pic="http://schemas.openxmlformats.org/drawingml/2006/picture">
+                  <pic:nvPicPr>
+                    <pic:cNvPr id="2115359993" name=""/>
+                    <pic:cNvPicPr/>
+                  </pic:nvPicPr>
+                  <pic:blipFill>
+                    <a:blip xmlns:r="http://schemas.openxmlformats.org/officeDocument/2006/relationships" r:embed="rId1466771567">
+                      <a:extLst>
+                        <a:ext xmlns:a="http://schemas.openxmlformats.org/drawingml/2006/main" uri="{28A0092B-C50C-407E-A947-70E740481C1C}">
+                          <a14:useLocalDpi xmlns:a14="http://schemas.microsoft.com/office/drawing/2010/main" val="0"/>
+                        </a:ext>
+                      </a:extLst>
+                    </a:blip>
+                    <a:stretch>
+                      <a:fillRect/>
+                    </a:stretch>
+                  </pic:blipFill>
+                  <pic:spPr>
+                    <a:xfrm>
+                      <a:off x="0" y="0"/>
+                      <a:ext cx="6248400" cy="2828925"/>
+                    </a:xfrm>
+                    <a:prstGeom prst="rect">
+                      <a:avLst/>
+                    </a:prstGeom>
+                  </pic:spPr>
+                </pic:pic>
+              </a:graphicData>
+            </a:graphic>
+          </wp:inline>
+        </w:drawing>
+      </w:r>
+    </w:p>
+    <w:p>
+      <w:pPr>
+        <w:pStyle w:val="Normal"/>
+      </w:pPr>
+      <w:r>
+        <w:rPr>
+          <w:b w:val="1"/>
+          <w:bCs w:val="1"/>
+          <w:u w:val="single"/>
+        </w:rPr>
+        <w:t>Pseudocode</w:t>
+      </w:r>
+    </w:p>
+    <w:p>
+      <w:pPr>
+        <w:pStyle w:val="Normal"/>
+        <w:spacing w:before="0" w:beforeAutospacing="off" w:after="0" w:afterAutospacing="off"/>
+        <w:rPr>
+          <w:rFonts w:ascii="Consolas" w:hAnsi="Consolas" w:eastAsia="Consolas" w:cs="Consolas"/>
+        </w:rPr>
+      </w:pPr>
+    </w:p>
+    <w:p>
+      <w:pPr>
+        <w:pStyle w:val="Normal"/>
+        <w:suppressLineNumbers w:val="0"/>
+        <w:bidi w:val="0"/>
+        <w:spacing w:before="0" w:beforeAutospacing="off" w:after="0" w:afterAutospacing="off" w:line="259" w:lineRule="auto"/>
+        <w:ind w:left="0" w:right="0"/>
+        <w:jc w:val="left"/>
+      </w:pPr>
+      <w:r>
+        <w:rPr>
+          <w:rFonts w:ascii="Consolas" w:hAnsi="Consolas" w:eastAsia="Consolas" w:cs="Consolas"/>
+        </w:rPr>
+        <w:t>AdvanceTemplate:adjustMovement</w:t>
+      </w:r>
+      <w:r>
+        <w:rPr>
+          <w:rFonts w:ascii="Consolas" w:hAnsi="Consolas" w:eastAsia="Consolas" w:cs="Consolas"/>
+        </w:rPr>
+        <w:t>(context)</w:t>
+      </w:r>
+    </w:p>
+    <w:p>
+      <w:pPr>
+        <w:pStyle w:val="Normal"/>
+        <w:suppressLineNumbers w:val="0"/>
+        <w:bidi w:val="0"/>
+        <w:spacing w:before="0" w:beforeAutospacing="off" w:after="0" w:afterAutospacing="off" w:line="259" w:lineRule="auto"/>
+        <w:ind w:left="0" w:right="0"/>
+        <w:jc w:val="left"/>
+      </w:pPr>
+      <w:r>
+        <w:rPr>
+          <w:rFonts w:ascii="Consolas" w:hAnsi="Consolas" w:eastAsia="Consolas" w:cs="Consolas"/>
+        </w:rPr>
+        <w:t xml:space="preserve">   AddDrag(context)</w:t>
+      </w:r>
+    </w:p>
+    <w:p>
+      <w:pPr>
+        <w:pStyle w:val="Normal"/>
+        <w:suppressLineNumbers w:val="0"/>
+        <w:bidi w:val="0"/>
+        <w:spacing w:before="0" w:beforeAutospacing="off" w:after="0" w:afterAutospacing="off" w:line="259" w:lineRule="auto"/>
+        <w:ind w:left="0" w:right="0"/>
+        <w:jc w:val="left"/>
+      </w:pPr>
+      <w:r>
+        <w:rPr>
+          <w:rFonts w:ascii="Consolas" w:hAnsi="Consolas" w:eastAsia="Consolas" w:cs="Consolas"/>
+        </w:rPr>
+        <w:t xml:space="preserve">   AdjustVerticalMove(context)</w:t>
+      </w:r>
+    </w:p>
+    <w:p>
+      <w:pPr>
+        <w:pStyle w:val="Normal"/>
+        <w:suppressLineNumbers w:val="0"/>
+        <w:bidi w:val="0"/>
+        <w:spacing w:before="0" w:beforeAutospacing="off" w:after="0" w:afterAutospacing="off" w:line="259" w:lineRule="auto"/>
+        <w:ind w:left="0" w:right="0"/>
+        <w:jc w:val="left"/>
+      </w:pPr>
+      <w:r>
+        <w:rPr>
+          <w:rFonts w:ascii="Consolas" w:hAnsi="Consolas" w:eastAsia="Consolas" w:cs="Consolas"/>
+        </w:rPr>
+        <w:t xml:space="preserve">   AddIniertia(context)</w:t>
+      </w:r>
+    </w:p>
+    <w:p>
+      <w:pPr>
+        <w:pStyle w:val="Normal"/>
+        <w:suppressLineNumbers w:val="0"/>
+        <w:bidi w:val="0"/>
+        <w:spacing w:before="0" w:beforeAutospacing="off" w:after="0" w:afterAutospacing="off" w:line="259" w:lineRule="auto"/>
+        <w:ind w:left="0" w:right="0"/>
+        <w:jc w:val="left"/>
+      </w:pPr>
+      <w:r>
+        <w:rPr>
+          <w:rFonts w:ascii="Consolas" w:hAnsi="Consolas" w:eastAsia="Consolas" w:cs="Consolas"/>
+        </w:rPr>
+        <w:t xml:space="preserve">   </w:t>
+      </w:r>
+      <w:r>
+        <w:rPr>
+          <w:rFonts w:ascii="Consolas" w:hAnsi="Consolas" w:eastAsia="Consolas" w:cs="Consolas"/>
+        </w:rPr>
+        <w:t>CheckBoundaries</w:t>
+      </w:r>
+      <w:r>
+        <w:rPr>
+          <w:rFonts w:ascii="Consolas" w:hAnsi="Consolas" w:eastAsia="Consolas" w:cs="Consolas"/>
+        </w:rPr>
+        <w:t>(context)</w:t>
+      </w:r>
+    </w:p>
+    <w:p>
+      <w:pPr>
+        <w:pStyle w:val="Normal"/>
+        <w:spacing w:after="0" w:afterAutospacing="off"/>
+        <w:rPr>
+          <w:rFonts w:ascii="Consolas" w:hAnsi="Consolas" w:eastAsia="Consolas" w:cs="Consolas"/>
+        </w:rPr>
+      </w:pPr>
+    </w:p>
+    <w:p>
+      <w:pPr>
+        <w:pStyle w:val="Normal"/>
+        <w:spacing w:after="0" w:afterAutospacing="off"/>
+        <w:rPr>
+          <w:rFonts w:ascii="Consolas" w:hAnsi="Consolas" w:eastAsia="Consolas" w:cs="Consolas"/>
+        </w:rPr>
+      </w:pPr>
+    </w:p>
+    <w:p>
+      <w:pPr>
+        <w:pStyle w:val="Normal"/>
+        <w:spacing w:after="0" w:afterAutospacing="off"/>
+        <w:rPr>
+          <w:rFonts w:ascii="Consolas" w:hAnsi="Consolas" w:eastAsia="Consolas" w:cs="Consolas"/>
+        </w:rPr>
+      </w:pPr>
+      <w:r>
+        <w:rPr>
+          <w:rFonts w:ascii="Consolas" w:hAnsi="Consolas" w:eastAsia="Consolas" w:cs="Consolas"/>
+        </w:rPr>
+        <w:t>AdvanceTemplate:adjustVerticalMove</w:t>
+      </w:r>
+      <w:r>
+        <w:rPr>
+          <w:rFonts w:ascii="Consolas" w:hAnsi="Consolas" w:eastAsia="Consolas" w:cs="Consolas"/>
+        </w:rPr>
+        <w:t>(</w:t>
+      </w:r>
+      <w:r>
+        <w:rPr>
+          <w:rFonts w:ascii="Consolas" w:hAnsi="Consolas" w:eastAsia="Consolas" w:cs="Consolas"/>
+        </w:rPr>
+        <w:t>context</w:t>
+      </w:r>
+      <w:r>
+        <w:rPr>
+          <w:rFonts w:ascii="Consolas" w:hAnsi="Consolas" w:eastAsia="Consolas" w:cs="Consolas"/>
+        </w:rPr>
+        <w:t>)</w:t>
+      </w:r>
+    </w:p>
+    <w:p>
+      <w:pPr>
+        <w:pStyle w:val="Normal"/>
+        <w:suppressLineNumbers w:val="0"/>
+        <w:bidi w:val="0"/>
+        <w:spacing w:before="0" w:beforeAutospacing="off" w:after="0" w:afterAutospacing="off" w:line="259" w:lineRule="auto"/>
+        <w:ind w:left="0" w:right="0"/>
+        <w:jc w:val="left"/>
+      </w:pPr>
+      <w:r>
+        <w:rPr>
+          <w:rFonts w:ascii="Consolas" w:hAnsi="Consolas" w:eastAsia="Consolas" w:cs="Consolas"/>
+        </w:rPr>
+        <w:t xml:space="preserve">   RETURN</w:t>
+      </w:r>
+    </w:p>
+    <w:p>
+      <w:pPr>
+        <w:pStyle w:val="Normal"/>
+        <w:suppressLineNumbers w:val="0"/>
+        <w:bidi w:val="0"/>
+        <w:spacing w:before="0" w:beforeAutospacing="off" w:after="0" w:afterAutospacing="off" w:line="259" w:lineRule="auto"/>
+        <w:ind w:left="0" w:right="0"/>
+        <w:jc w:val="left"/>
+        <w:rPr>
+          <w:rFonts w:ascii="Consolas" w:hAnsi="Consolas" w:eastAsia="Consolas" w:cs="Consolas"/>
+        </w:rPr>
+      </w:pPr>
+    </w:p>
+    <w:p>
+      <w:pPr>
+        <w:pStyle w:val="Normal"/>
+        <w:suppressLineNumbers w:val="0"/>
+        <w:bidi w:val="0"/>
+        <w:spacing w:before="0" w:beforeAutospacing="off" w:after="0" w:afterAutospacing="off" w:line="259" w:lineRule="auto"/>
+        <w:ind w:left="0" w:right="0"/>
+        <w:jc w:val="left"/>
+        <w:rPr>
+          <w:rFonts w:ascii="Consolas" w:hAnsi="Consolas" w:eastAsia="Consolas" w:cs="Consolas"/>
+        </w:rPr>
+      </w:pPr>
+    </w:p>
+    <w:p>
+      <w:pPr>
+        <w:pStyle w:val="Normal"/>
+        <w:spacing w:after="0" w:afterAutospacing="off"/>
+        <w:rPr>
+          <w:rFonts w:ascii="Consolas" w:hAnsi="Consolas" w:eastAsia="Consolas" w:cs="Consolas"/>
+        </w:rPr>
+      </w:pPr>
+      <w:r>
+        <w:rPr>
+          <w:rFonts w:ascii="Consolas" w:hAnsi="Consolas" w:eastAsia="Consolas" w:cs="Consolas"/>
+        </w:rPr>
+        <w:t>AdvanceTemplate:addInertia</w:t>
+      </w:r>
+      <w:r>
+        <w:rPr>
+          <w:rFonts w:ascii="Consolas" w:hAnsi="Consolas" w:eastAsia="Consolas" w:cs="Consolas"/>
+        </w:rPr>
+        <w:t>(</w:t>
+      </w:r>
+      <w:r>
+        <w:rPr>
+          <w:rFonts w:ascii="Consolas" w:hAnsi="Consolas" w:eastAsia="Consolas" w:cs="Consolas"/>
+        </w:rPr>
+        <w:t>context</w:t>
+      </w:r>
+      <w:r>
+        <w:rPr>
+          <w:rFonts w:ascii="Consolas" w:hAnsi="Consolas" w:eastAsia="Consolas" w:cs="Consolas"/>
+        </w:rPr>
+        <w:t>)</w:t>
+      </w:r>
+    </w:p>
+    <w:p>
+      <w:pPr>
+        <w:pStyle w:val="Normal"/>
+        <w:spacing w:after="0" w:afterAutospacing="off"/>
+        <w:rPr>
+          <w:rFonts w:ascii="Consolas" w:hAnsi="Consolas" w:eastAsia="Consolas" w:cs="Consolas"/>
+        </w:rPr>
+      </w:pPr>
+      <w:r>
+        <w:rPr>
+          <w:rFonts w:ascii="Consolas" w:hAnsi="Consolas" w:eastAsia="Consolas" w:cs="Consolas"/>
+        </w:rPr>
+        <w:t xml:space="preserve">   </w:t>
+      </w:r>
+      <w:r>
+        <w:rPr>
+          <w:rFonts w:ascii="Consolas" w:hAnsi="Consolas" w:eastAsia="Consolas" w:cs="Consolas"/>
+        </w:rPr>
+        <w:t>context.</w:t>
+      </w:r>
+      <w:r>
+        <w:rPr>
+          <w:rFonts w:ascii="Consolas" w:hAnsi="Consolas" w:eastAsia="Consolas" w:cs="Consolas"/>
+        </w:rPr>
+        <w:t>pt.add(v)</w:t>
+      </w:r>
+    </w:p>
+    <w:p>
+      <w:pPr>
+        <w:pStyle w:val="Normal"/>
+        <w:spacing w:after="0" w:afterAutospacing="off"/>
+        <w:rPr>
+          <w:rFonts w:ascii="Consolas" w:hAnsi="Consolas" w:eastAsia="Consolas" w:cs="Consolas"/>
+        </w:rPr>
+      </w:pPr>
+    </w:p>
+    <w:p>
+      <w:pPr>
+        <w:pStyle w:val="Normal"/>
+        <w:spacing w:after="0" w:afterAutospacing="off"/>
+        <w:rPr>
+          <w:rFonts w:ascii="Consolas" w:hAnsi="Consolas" w:eastAsia="Consolas" w:cs="Consolas"/>
+        </w:rPr>
+      </w:pPr>
+    </w:p>
+    <w:p>
+      <w:pPr>
+        <w:pStyle w:val="Normal"/>
+        <w:spacing w:after="0" w:afterAutospacing="off"/>
+        <w:rPr>
+          <w:rFonts w:ascii="Consolas" w:hAnsi="Consolas" w:eastAsia="Consolas" w:cs="Consolas"/>
+        </w:rPr>
+      </w:pPr>
+      <w:r>
+        <w:rPr>
+          <w:rFonts w:ascii="Consolas" w:hAnsi="Consolas" w:eastAsia="Consolas" w:cs="Consolas"/>
+        </w:rPr>
+        <w:t>AdvanceTemplate:checkBoundaries</w:t>
+      </w:r>
+      <w:r>
+        <w:rPr>
+          <w:rFonts w:ascii="Consolas" w:hAnsi="Consolas" w:eastAsia="Consolas" w:cs="Consolas"/>
+        </w:rPr>
+        <w:t>(</w:t>
+      </w:r>
+      <w:r>
+        <w:rPr>
+          <w:rFonts w:ascii="Consolas" w:hAnsi="Consolas" w:eastAsia="Consolas" w:cs="Consolas"/>
+        </w:rPr>
+        <w:t>context</w:t>
+      </w:r>
+      <w:r>
+        <w:rPr>
+          <w:rFonts w:ascii="Consolas" w:hAnsi="Consolas" w:eastAsia="Consolas" w:cs="Consolas"/>
+        </w:rPr>
+        <w:t>)</w:t>
+      </w:r>
+    </w:p>
+    <w:p>
+      <w:pPr>
+        <w:pStyle w:val="Normal"/>
+        <w:spacing w:after="0" w:afterAutospacing="off"/>
+        <w:rPr>
+          <w:rFonts w:ascii="Consolas" w:hAnsi="Consolas" w:eastAsia="Consolas" w:cs="Consolas"/>
+        </w:rPr>
+      </w:pPr>
+      <w:r>
+        <w:rPr>
+          <w:rFonts w:ascii="Consolas" w:hAnsi="Consolas" w:eastAsia="Consolas" w:cs="Consolas"/>
+        </w:rPr>
+        <w:t xml:space="preserve">   I</w:t>
+      </w:r>
+      <w:r>
+        <w:rPr>
+          <w:rFonts w:ascii="Consolas" w:hAnsi="Consolas" w:eastAsia="Consolas" w:cs="Consolas"/>
+        </w:rPr>
+        <w:t>F</w:t>
+      </w:r>
+      <w:r>
+        <w:rPr>
+          <w:rFonts w:ascii="Consolas" w:hAnsi="Consolas" w:eastAsia="Consolas" w:cs="Consolas"/>
+        </w:rPr>
+        <w:t xml:space="preserve"> </w:t>
+      </w:r>
+      <w:r>
+        <w:rPr>
+          <w:rFonts w:ascii="Consolas" w:hAnsi="Consolas" w:eastAsia="Consolas" w:cs="Consolas"/>
+        </w:rPr>
+        <w:t>context.isOutOfBounds</w:t>
+      </w:r>
+    </w:p>
+    <w:p>
+      <w:pPr>
+        <w:pStyle w:val="Normal"/>
+        <w:spacing w:after="0" w:afterAutospacing="off"/>
+        <w:rPr>
+          <w:rFonts w:ascii="Consolas" w:hAnsi="Consolas" w:eastAsia="Consolas" w:cs="Consolas"/>
+        </w:rPr>
+      </w:pPr>
+      <w:r>
+        <w:rPr>
+          <w:rFonts w:ascii="Consolas" w:hAnsi="Consolas" w:eastAsia="Consolas" w:cs="Consolas"/>
+        </w:rPr>
+        <w:t xml:space="preserve">      c</w:t>
+      </w:r>
+      <w:r>
+        <w:rPr>
+          <w:rFonts w:ascii="Consolas" w:hAnsi="Consolas" w:eastAsia="Consolas" w:cs="Consolas"/>
+        </w:rPr>
+        <w:t>ontext.kill</w:t>
+      </w:r>
+    </w:p>
+    <w:p>
+      <w:pPr>
+        <w:pStyle w:val="Normal"/>
+        <w:spacing w:after="0" w:afterAutospacing="off"/>
+        <w:rPr>
+          <w:rFonts w:ascii="Consolas" w:hAnsi="Consolas" w:eastAsia="Consolas" w:cs="Consolas"/>
+        </w:rPr>
+      </w:pPr>
+      <w:r>
+        <w:rPr>
+          <w:rFonts w:ascii="Consolas" w:hAnsi="Consolas" w:eastAsia="Consolas" w:cs="Consolas"/>
+        </w:rPr>
+        <w:t xml:space="preserve">      c</w:t>
+      </w:r>
+      <w:r>
+        <w:rPr>
+          <w:rFonts w:ascii="Consolas" w:hAnsi="Consolas" w:eastAsia="Consolas" w:cs="Consolas"/>
+        </w:rPr>
+        <w:t>ontext.points</w:t>
+      </w:r>
+      <w:r>
+        <w:rPr>
+          <w:rFonts w:ascii="Consolas" w:hAnsi="Consolas" w:eastAsia="Consolas" w:cs="Consolas"/>
+        </w:rPr>
+        <w:t xml:space="preserve"> = </w:t>
+      </w:r>
+      <w:r>
+        <w:rPr>
+          <w:rFonts w:ascii="Consolas" w:hAnsi="Consolas" w:eastAsia="Consolas" w:cs="Consolas"/>
+        </w:rPr>
+        <w:t>context.points</w:t>
+      </w:r>
+      <w:r>
+        <w:rPr>
+          <w:rFonts w:ascii="Consolas" w:hAnsi="Consolas" w:eastAsia="Consolas" w:cs="Consolas"/>
+        </w:rPr>
+        <w:t xml:space="preserve"> * -1</w:t>
+      </w:r>
+    </w:p>
+    <w:p>
+      <w:pPr>
+        <w:pStyle w:val="Normal"/>
+        <w:spacing w:after="0" w:afterAutospacing="off"/>
+        <w:rPr>
+          <w:rFonts w:ascii="Consolas" w:hAnsi="Consolas" w:eastAsia="Consolas" w:cs="Consolas"/>
+        </w:rPr>
+      </w:pPr>
+    </w:p>
+    <w:p>
+      <w:pPr>
+        <w:pStyle w:val="Normal"/>
+        <w:spacing w:after="0" w:afterAutospacing="off"/>
+        <w:rPr>
+          <w:rFonts w:ascii="Consolas" w:hAnsi="Consolas" w:eastAsia="Consolas" w:cs="Consolas"/>
+        </w:rPr>
+      </w:pPr>
+    </w:p>
+    <w:p>
+      <w:pPr>
+        <w:pStyle w:val="Normal"/>
+        <w:suppressLineNumbers w:val="0"/>
+        <w:bidi w:val="0"/>
+        <w:spacing w:before="0" w:beforeAutospacing="off" w:after="0" w:afterAutospacing="off" w:line="259" w:lineRule="auto"/>
+        <w:ind w:left="0" w:right="0"/>
+        <w:jc w:val="left"/>
+        <w:rPr>
+          <w:rFonts w:ascii="Consolas" w:hAnsi="Consolas" w:eastAsia="Consolas" w:cs="Consolas"/>
+        </w:rPr>
+      </w:pPr>
+      <w:r>
+        <w:rPr>
+          <w:rFonts w:ascii="Consolas" w:hAnsi="Consolas" w:eastAsia="Consolas" w:cs="Consolas"/>
+        </w:rPr>
+        <w:t>StandardAdvance:addDrag</w:t>
+      </w:r>
+      <w:r>
+        <w:rPr>
+          <w:rFonts w:ascii="Consolas" w:hAnsi="Consolas" w:eastAsia="Consolas" w:cs="Consolas"/>
+        </w:rPr>
+        <w:t>(</w:t>
+      </w:r>
+      <w:r>
+        <w:rPr>
+          <w:rFonts w:ascii="Consolas" w:hAnsi="Consolas" w:eastAsia="Consolas" w:cs="Consolas"/>
+        </w:rPr>
+        <w:t>context</w:t>
+      </w:r>
+      <w:r>
+        <w:rPr>
+          <w:rFonts w:ascii="Consolas" w:hAnsi="Consolas" w:eastAsia="Consolas" w:cs="Consolas"/>
+        </w:rPr>
+        <w:t>)</w:t>
+      </w:r>
+    </w:p>
+    <w:p>
+      <w:pPr>
+        <w:pStyle w:val="Normal"/>
+        <w:suppressLineNumbers w:val="0"/>
+        <w:bidi w:val="0"/>
+        <w:spacing w:before="0" w:beforeAutospacing="off" w:after="0" w:afterAutospacing="off" w:line="259" w:lineRule="auto"/>
+        <w:ind w:left="0" w:right="0"/>
+        <w:jc w:val="left"/>
+      </w:pPr>
+      <w:r>
+        <w:rPr>
+          <w:rFonts w:ascii="Consolas" w:hAnsi="Consolas" w:eastAsia="Consolas" w:cs="Consolas"/>
+        </w:rPr>
+        <w:t xml:space="preserve">   </w:t>
+      </w:r>
+      <w:r>
+        <w:rPr>
+          <w:rFonts w:ascii="Consolas" w:hAnsi="Consolas" w:eastAsia="Consolas" w:cs="Consolas"/>
+        </w:rPr>
+        <w:t>context.</w:t>
+      </w:r>
+      <w:r>
+        <w:rPr>
+          <w:rFonts w:ascii="Consolas" w:hAnsi="Consolas" w:eastAsia="Consolas" w:cs="Consolas"/>
+        </w:rPr>
+        <w:t>v = v * 0.995</w:t>
+      </w:r>
+    </w:p>
+    <w:p>
+      <w:pPr>
+        <w:pStyle w:val="Normal"/>
+        <w:suppressLineNumbers w:val="0"/>
+        <w:bidi w:val="0"/>
+        <w:spacing w:before="0" w:beforeAutospacing="off" w:after="0" w:afterAutospacing="off" w:line="259" w:lineRule="auto"/>
+        <w:ind w:left="0" w:right="0"/>
+        <w:jc w:val="left"/>
+        <w:rPr>
+          <w:rFonts w:ascii="Consolas" w:hAnsi="Consolas" w:eastAsia="Consolas" w:cs="Consolas"/>
+        </w:rPr>
+      </w:pPr>
+    </w:p>
+    <w:p>
+      <w:pPr>
+        <w:pStyle w:val="Normal"/>
+        <w:spacing w:after="0" w:afterAutospacing="off"/>
+        <w:rPr>
+          <w:rFonts w:ascii="Consolas" w:hAnsi="Consolas" w:eastAsia="Consolas" w:cs="Consolas"/>
+        </w:rPr>
+      </w:pPr>
+    </w:p>
+    <w:p>
+      <w:pPr>
+        <w:pStyle w:val="Normal"/>
+        <w:spacing w:after="0" w:afterAutospacing="off"/>
+        <w:rPr>
+          <w:rFonts w:ascii="Consolas" w:hAnsi="Consolas" w:eastAsia="Consolas" w:cs="Consolas"/>
+        </w:rPr>
+      </w:pPr>
+      <w:r>
+        <w:rPr>
+          <w:rFonts w:ascii="Consolas" w:hAnsi="Consolas" w:eastAsia="Consolas" w:cs="Consolas"/>
+        </w:rPr>
+        <w:t>SinkerAdvance:addDrag</w:t>
+      </w:r>
+      <w:r>
+        <w:rPr>
+          <w:rFonts w:ascii="Consolas" w:hAnsi="Consolas" w:eastAsia="Consolas" w:cs="Consolas"/>
+        </w:rPr>
+        <w:t>(</w:t>
+      </w:r>
+      <w:r>
+        <w:rPr>
+          <w:rFonts w:ascii="Consolas" w:hAnsi="Consolas" w:eastAsia="Consolas" w:cs="Consolas"/>
+        </w:rPr>
+        <w:t>context</w:t>
+      </w:r>
+      <w:r>
+        <w:rPr>
+          <w:rFonts w:ascii="Consolas" w:hAnsi="Consolas" w:eastAsia="Consolas" w:cs="Consolas"/>
+        </w:rPr>
+        <w:t>)</w:t>
+      </w:r>
+    </w:p>
+    <w:p>
+      <w:pPr>
+        <w:pStyle w:val="Normal"/>
+        <w:spacing w:after="0" w:afterAutospacing="off"/>
+        <w:rPr>
+          <w:rFonts w:ascii="Consolas" w:hAnsi="Consolas" w:eastAsia="Consolas" w:cs="Consolas"/>
+        </w:rPr>
+      </w:pPr>
+      <w:r>
+        <w:rPr>
+          <w:rFonts w:ascii="Consolas" w:hAnsi="Consolas" w:eastAsia="Consolas" w:cs="Consolas"/>
+        </w:rPr>
+        <w:t xml:space="preserve">   </w:t>
+      </w:r>
+      <w:r>
+        <w:rPr>
+          <w:rFonts w:ascii="Consolas" w:hAnsi="Consolas" w:eastAsia="Consolas" w:cs="Consolas"/>
+        </w:rPr>
+        <w:t>context.</w:t>
+      </w:r>
+      <w:r>
+        <w:rPr>
+          <w:rFonts w:ascii="Consolas" w:hAnsi="Consolas" w:eastAsia="Consolas" w:cs="Consolas"/>
+        </w:rPr>
+        <w:t>v = v * 0.990</w:t>
+      </w:r>
+    </w:p>
+    <w:p>
+      <w:pPr>
+        <w:pStyle w:val="Normal"/>
+        <w:spacing w:after="0" w:afterAutospacing="off"/>
+        <w:rPr>
+          <w:rFonts w:ascii="Consolas" w:hAnsi="Consolas" w:eastAsia="Consolas" w:cs="Consolas"/>
+        </w:rPr>
+      </w:pPr>
+    </w:p>
+    <w:p>
+      <w:pPr>
+        <w:pStyle w:val="Normal"/>
+        <w:spacing w:after="0" w:afterAutospacing="off"/>
+        <w:rPr>
+          <w:rFonts w:ascii="Consolas" w:hAnsi="Consolas" w:eastAsia="Consolas" w:cs="Consolas"/>
+        </w:rPr>
+      </w:pPr>
+    </w:p>
+    <w:p>
+      <w:pPr>
+        <w:pStyle w:val="Normal"/>
+        <w:spacing w:after="0" w:afterAutospacing="off"/>
+        <w:rPr>
+          <w:rFonts w:ascii="Consolas" w:hAnsi="Consolas" w:eastAsia="Consolas" w:cs="Consolas"/>
+        </w:rPr>
+      </w:pPr>
+      <w:r>
+        <w:rPr>
+          <w:rFonts w:ascii="Consolas" w:hAnsi="Consolas" w:eastAsia="Consolas" w:cs="Consolas"/>
+        </w:rPr>
+        <w:t>SinkerAdvance:adjustVerticalMove</w:t>
+      </w:r>
+      <w:r>
+        <w:rPr>
+          <w:rFonts w:ascii="Consolas" w:hAnsi="Consolas" w:eastAsia="Consolas" w:cs="Consolas"/>
+        </w:rPr>
+        <w:t>(</w:t>
+      </w:r>
+      <w:r>
+        <w:rPr>
+          <w:rFonts w:ascii="Consolas" w:hAnsi="Consolas" w:eastAsia="Consolas" w:cs="Consolas"/>
+        </w:rPr>
+        <w:t>context</w:t>
+      </w:r>
+      <w:r>
+        <w:rPr>
+          <w:rFonts w:ascii="Consolas" w:hAnsi="Consolas" w:eastAsia="Consolas" w:cs="Consolas"/>
+        </w:rPr>
+        <w:t>)</w:t>
+      </w:r>
+    </w:p>
+    <w:p>
+      <w:pPr>
+        <w:pStyle w:val="Normal"/>
+        <w:spacing w:after="0" w:afterAutospacing="off"/>
+        <w:rPr>
+          <w:rFonts w:ascii="Consolas" w:hAnsi="Consolas" w:eastAsia="Consolas" w:cs="Consolas"/>
+        </w:rPr>
+      </w:pPr>
+      <w:r>
+        <w:rPr>
+          <w:rFonts w:ascii="Consolas" w:hAnsi="Consolas" w:eastAsia="Consolas" w:cs="Consolas"/>
+        </w:rPr>
+        <w:t xml:space="preserve">   </w:t>
+      </w:r>
+      <w:r>
+        <w:rPr>
+          <w:rFonts w:ascii="Consolas" w:hAnsi="Consolas" w:eastAsia="Consolas" w:cs="Consolas"/>
+        </w:rPr>
+        <w:t>context.</w:t>
+      </w:r>
+      <w:r>
+        <w:rPr>
+          <w:rFonts w:ascii="Consolas" w:hAnsi="Consolas" w:eastAsia="Consolas" w:cs="Consolas"/>
+        </w:rPr>
+        <w:t>v.addDy(0.05)</w:t>
+      </w:r>
+    </w:p>
+    <w:p>
+      <w:pPr>
+        <w:pStyle w:val="Normal"/>
+      </w:pPr>
     </w:p>
     <w:p>
       <w:pPr>
         <w:pStyle w:val="Heading3"/>
       </w:pPr>
       <w:r>
+        <w:rPr/>
         <w:t>Template Method</w:t>
       </w:r>
     </w:p>
     <w:p>
-      <w:r>
-        <w:t>&lt;describe this part of the design pattern&gt;</w:t>
+      <w:pPr>
+        <w:pStyle w:val="Normal"/>
+        <w:suppressLineNumbers w:val="0"/>
+        <w:bidi w:val="0"/>
+        <w:spacing w:before="0" w:beforeAutospacing="off" w:after="120" w:afterAutospacing="off" w:line="259" w:lineRule="auto"/>
+        <w:ind w:left="0" w:right="0"/>
+        <w:jc w:val="left"/>
+      </w:pPr>
+      <w:r>
+        <w:rPr/>
+        <w:t xml:space="preserve">The template method is named above as templateMethod(Context). This method will execute all of steps </w:t>
+      </w:r>
+      <w:r>
+        <w:rPr/>
+        <w:t>necessary</w:t>
+      </w:r>
+      <w:r>
+        <w:rPr/>
+        <w:t xml:space="preserve"> to execute the </w:t>
+      </w:r>
+      <w:r>
+        <w:rPr/>
+        <w:t>advance</w:t>
+      </w:r>
+      <w:r>
+        <w:rPr/>
+        <w:t xml:space="preserve"> task that the birds need to perform. </w:t>
       </w:r>
     </w:p>
     <w:p>
@@ -286,12 +3307,126 @@
         <w:pStyle w:val="Heading3"/>
       </w:pPr>
       <w:r>
+        <w:rPr/>
         <w:t>Step</w:t>
       </w:r>
     </w:p>
     <w:p>
-      <w:r>
-        <w:t>&lt;describe this part of the design pattern&gt;</w:t>
+      <w:pPr>
+        <w:pStyle w:val="Normal"/>
+        <w:suppressLineNumbers w:val="0"/>
+        <w:bidi w:val="0"/>
+        <w:spacing w:before="0" w:beforeAutospacing="off" w:after="120" w:afterAutospacing="off" w:line="259" w:lineRule="auto"/>
+        <w:ind w:left="0" w:right="0"/>
+        <w:jc w:val="left"/>
+      </w:pPr>
+      <w:r>
+        <w:rPr/>
+        <w:t xml:space="preserve">There are four different steps </w:t>
+      </w:r>
+      <w:r>
+        <w:rPr/>
+        <w:t>utilized</w:t>
+      </w:r>
+      <w:r>
+        <w:rPr/>
+        <w:t xml:space="preserve"> in this implementation of the template method for the </w:t>
+      </w:r>
+      <w:r>
+        <w:rPr/>
+        <w:t>bird::</w:t>
+      </w:r>
+      <w:r>
+        <w:rPr/>
+        <w:t>advance class. Those steps are as follows:</w:t>
+      </w:r>
+    </w:p>
+    <w:p>
+      <w:pPr>
+        <w:pStyle w:val="ListParagraph"/>
+        <w:suppressLineNumbers w:val="0"/>
+        <w:bidi w:val="0"/>
+        <w:spacing w:before="0" w:beforeAutospacing="off" w:after="120" w:afterAutospacing="off" w:line="259" w:lineRule="auto"/>
+        <w:ind w:right="0"/>
+        <w:jc w:val="left"/>
+        <w:rPr/>
+      </w:pPr>
+      <w:r>
+        <w:rPr/>
+        <w:t>addDrag</w:t>
+      </w:r>
+      <w:r>
+        <w:rPr/>
+        <w:t xml:space="preserve">(), which </w:t>
+      </w:r>
+      <w:r>
+        <w:rPr/>
+        <w:t>modifies</w:t>
+      </w:r>
+      <w:r>
+        <w:rPr/>
+        <w:t xml:space="preserve"> horizontal movement for the bird’s velocity</w:t>
+      </w:r>
+    </w:p>
+    <w:p>
+      <w:pPr>
+        <w:pStyle w:val="ListParagraph"/>
+        <w:suppressLineNumbers w:val="0"/>
+        <w:bidi w:val="0"/>
+        <w:spacing w:before="0" w:beforeAutospacing="off" w:after="120" w:afterAutospacing="off" w:line="259" w:lineRule="auto"/>
+        <w:ind w:right="0"/>
+        <w:jc w:val="left"/>
+        <w:rPr/>
+      </w:pPr>
+      <w:r>
+        <w:rPr/>
+        <w:t>adjustVerticalMovement</w:t>
+      </w:r>
+      <w:r>
+        <w:rPr/>
+        <w:t xml:space="preserve">(), which </w:t>
+      </w:r>
+      <w:r>
+        <w:rPr/>
+        <w:t>modifies</w:t>
+      </w:r>
+      <w:r>
+        <w:rPr/>
+        <w:t xml:space="preserve"> vertical movement for the bird’s velocity</w:t>
+      </w:r>
+    </w:p>
+    <w:p>
+      <w:pPr>
+        <w:pStyle w:val="ListParagraph"/>
+        <w:suppressLineNumbers w:val="0"/>
+        <w:bidi w:val="0"/>
+        <w:spacing w:before="0" w:beforeAutospacing="off" w:after="120" w:afterAutospacing="off" w:line="259" w:lineRule="auto"/>
+        <w:ind w:right="0"/>
+        <w:jc w:val="left"/>
+        <w:rPr/>
+      </w:pPr>
+      <w:r>
+        <w:rPr/>
+        <w:t>addInertia</w:t>
+      </w:r>
+      <w:r>
+        <w:rPr/>
+        <w:t>(), which adds the changes to velocity done above to the bird</w:t>
+      </w:r>
+    </w:p>
+    <w:p>
+      <w:pPr>
+        <w:pStyle w:val="ListParagraph"/>
+        <w:suppressLineNumbers w:val="0"/>
+        <w:bidi w:val="0"/>
+        <w:spacing w:before="0" w:beforeAutospacing="off" w:after="120" w:afterAutospacing="off" w:line="259" w:lineRule="auto"/>
+        <w:ind w:right="0"/>
+        <w:jc w:val="left"/>
+        <w:rPr/>
+      </w:pPr>
+      <w:r>
+        <w:rPr/>
+        <w:t>checkBoundaries(), which checks to ensure that the bird is within the boundaries, killing them if not.</w:t>
       </w:r>
     </w:p>
     <w:p>
@@ -299,12 +3434,46 @@
         <w:pStyle w:val="Heading3"/>
       </w:pPr>
       <w:r>
+        <w:rPr/>
         <w:t>Template</w:t>
       </w:r>
     </w:p>
     <w:p>
-      <w:r>
-        <w:t>&lt;describe this part of the design pattern&gt;</w:t>
+      <w:pPr>
+        <w:pStyle w:val="Normal"/>
+        <w:suppressLineNumbers w:val="0"/>
+        <w:bidi w:val="0"/>
+        <w:spacing w:before="0" w:beforeAutospacing="off" w:after="120" w:afterAutospacing="off" w:line="259" w:lineRule="auto"/>
+        <w:ind w:left="0" w:right="0"/>
+        <w:jc w:val="left"/>
+      </w:pPr>
+      <w:r>
+        <w:rPr/>
+        <w:t xml:space="preserve">The template </w:t>
+      </w:r>
+      <w:r>
+        <w:rPr/>
+        <w:t>is the base abstract class</w:t>
+      </w:r>
+      <w:r>
+        <w:rPr/>
+        <w:t xml:space="preserve">, named AdvanceTemplate, </w:t>
+      </w:r>
+      <w:r>
+        <w:rPr/>
+        <w:t xml:space="preserve">which holds the default implementations </w:t>
+      </w:r>
+      <w:r>
+        <w:rPr/>
+        <w:t xml:space="preserve">of each of the different steps </w:t>
+      </w:r>
+      <w:r>
+        <w:rPr/>
+        <w:t>utilized</w:t>
+      </w:r>
+      <w:r>
+        <w:rPr/>
+        <w:t xml:space="preserve"> in this design pattern. </w:t>
       </w:r>
     </w:p>
     <w:p>
@@ -312,12 +3481,38 @@
         <w:pStyle w:val="Heading3"/>
       </w:pPr>
       <w:r>
+        <w:rPr/>
         <w:t>Client</w:t>
       </w:r>
     </w:p>
     <w:p>
-      <w:r>
-        <w:t>&lt;describe this part of the design pattern&gt;</w:t>
+      <w:pPr>
+        <w:pStyle w:val="Normal"/>
+        <w:suppressLineNumbers w:val="0"/>
+        <w:bidi w:val="0"/>
+        <w:spacing w:before="0" w:beforeAutospacing="off" w:after="120" w:afterAutospacing="off" w:line="259" w:lineRule="auto"/>
+        <w:ind w:left="0" w:right="0"/>
+        <w:jc w:val="left"/>
+      </w:pPr>
+      <w:r>
+        <w:rPr/>
+        <w:t xml:space="preserve">The client is the Skeet class. This is where the </w:t>
+      </w:r>
+      <w:r>
+        <w:rPr/>
+        <w:t>bird::</w:t>
+      </w:r>
+      <w:r>
+        <w:rPr/>
+        <w:t>advance method is called and where all the different bird objects live. Bec</w:t>
+      </w:r>
+      <w:r>
+        <w:rPr/>
+        <w:t>ause of this, the skeet code will call the advance functionality</w:t>
+      </w:r>
+      <w:r>
+        <w:rPr/>
+        <w:t>, passing the bird needing to be advanced as context.</w:t>
       </w:r>
     </w:p>
     <w:p/>
@@ -332,44 +3527,1117 @@
         <w:pStyle w:val="Heading1"/>
       </w:pPr>
       <w:r>
-        <w:lastRenderedPageBreak/>
+        <w:rPr/>
         <w:t>Decorator</w:t>
       </w:r>
     </w:p>
     <w:p>
-      <w:r>
-        <w:t>&lt;In a few sentences, describe where in the codebase the pattern will be applied.&gt;</w:t>
-      </w:r>
-    </w:p>
-    <w:p>
-      <w:r>
-        <w:t>&lt;In a few sentences, describe how the design pattern will be implemented&gt;</w:t>
-      </w:r>
+      <w:pPr>
+        <w:pStyle w:val="Normal"/>
+      </w:pPr>
+      <w:r>
+        <w:rPr/>
+        <w:t>The pattern will be applied to the advance() method inside the Bird class hierarchy. Currently, each subclass (Standard, Floater, Crazy, Sinker) has its own hardcoded advance() that manually combines physics behaviors like drag, gravity, and inertia directly in the method body. That logic is where the decorator pattern will replace the existing implementation.</w:t>
+      </w:r>
+    </w:p>
+    <w:p>
+      <w:pPr>
+        <w:pStyle w:val="Normal"/>
+      </w:pPr>
+    </w:p>
+    <w:p>
+      <w:pPr>
+        <w:pStyle w:val="Normal"/>
+      </w:pPr>
+      <w:r>
+        <w:rPr/>
+        <w:t>Bird will hold a list of AdvanceDecorator* objects. Each concrete decorator (Inertia, Drag, Gravity) implements one physics task and multiple decorators can be stacked in any combination. When Bird::advance() is called, it executes each task in the list in sequence, allowing any number of behaviors to be added to a bird without modifying existing classes.</w:t>
+      </w:r>
+    </w:p>
+    <w:p>
+      <w:pPr>
+        <w:pStyle w:val="Normal"/>
+      </w:pPr>
+    </w:p>
+    <w:p w14:noSpellErr="1">
+      <w:pPr>
+        <w:pStyle w:val="Normal"/>
+      </w:pPr>
+      <w:r>
+        <w:rPr/>
+        <w:t>Before</w:t>
+      </w:r>
+    </w:p>
+    <w:p>
+      <w:pPr>
+        <w:pStyle w:val="Normal"/>
+      </w:pPr>
+      <w:r>
+        <w:drawing>
+          <wp:inline wp14:editId="0A7BA09E" wp14:anchorId="7B1BF910">
+            <wp:extent cx="6248400" cy="2409825"/>
+            <wp:effectExtent l="0" t="0" r="0" b="0"/>
+            <wp:docPr id="1752104339" name="drawing"/>
+            <wp:cNvGraphicFramePr>
+              <a:graphicFrameLocks noChangeAspect="1"/>
+            </wp:cNvGraphicFramePr>
+            <a:graphic>
+              <a:graphicData xmlns:a="http://schemas.openxmlformats.org/drawingml/2006/main" uri="http://schemas.openxmlformats.org/drawingml/2006/picture">
+                <pic:pic xmlns:pic="http://schemas.openxmlformats.org/drawingml/2006/picture">
+                  <pic:nvPicPr>
+                    <pic:cNvPr id="914082010" name=""/>
+                    <pic:cNvPicPr/>
+                  </pic:nvPicPr>
+                  <pic:blipFill>
+                    <a:blip xmlns:r="http://schemas.openxmlformats.org/officeDocument/2006/relationships" r:embed="rId361224465">
+                      <a:extLst>
+                        <a:ext xmlns:a="http://schemas.openxmlformats.org/drawingml/2006/main" uri="{28A0092B-C50C-407E-A947-70E740481C1C}">
+                          <a14:useLocalDpi xmlns:a14="http://schemas.microsoft.com/office/drawing/2010/main" val="0"/>
+                        </a:ext>
+                      </a:extLst>
+                    </a:blip>
+                    <a:stretch>
+                      <a:fillRect/>
+                    </a:stretch>
+                  </pic:blipFill>
+                  <pic:spPr>
+                    <a:xfrm>
+                      <a:off x="0" y="0"/>
+                      <a:ext cx="6248400" cy="2409825"/>
+                    </a:xfrm>
+                    <a:prstGeom prst="rect">
+                      <a:avLst/>
+                    </a:prstGeom>
+                  </pic:spPr>
+                </pic:pic>
+              </a:graphicData>
+            </a:graphic>
+          </wp:inline>
+        </w:drawing>
+      </w:r>
+    </w:p>
+    <w:p>
+      <w:r>
+        <w:rPr>
+          <w:b w:val="1"/>
+          <w:bCs w:val="1"/>
+          <w:u w:val="single"/>
+        </w:rPr>
+        <w:t>Pseudocode</w:t>
+      </w:r>
+    </w:p>
+    <w:p>
+      <w:pPr>
+        <w:spacing w:after="0" w:afterAutospacing="off"/>
+        <w:rPr>
+          <w:rFonts w:ascii="Consolas" w:hAnsi="Consolas" w:eastAsia="Consolas" w:cs="Consolas"/>
+          <w:b w:val="1"/>
+          <w:bCs w:val="1"/>
+          <w:u w:val="single"/>
+        </w:rPr>
+      </w:pPr>
+    </w:p>
+    <w:p>
+      <w:pPr>
+        <w:spacing w:after="0" w:afterAutospacing="off"/>
+        <w:rPr>
+          <w:rFonts w:ascii="Consolas" w:hAnsi="Consolas" w:eastAsia="Consolas" w:cs="Consolas"/>
+          <w:b w:val="0"/>
+          <w:bCs w:val="0"/>
+          <w:u w:val="none"/>
+        </w:rPr>
+      </w:pPr>
+      <w:r>
+        <w:rPr>
+          <w:rFonts w:ascii="Consolas" w:hAnsi="Consolas" w:eastAsia="Consolas" w:cs="Consolas"/>
+          <w:b w:val="0"/>
+          <w:bCs w:val="0"/>
+          <w:u w:val="none"/>
+        </w:rPr>
+        <w:t>Standard:Advance()</w:t>
+      </w:r>
+    </w:p>
+    <w:p>
+      <w:pPr>
+        <w:spacing w:after="0" w:afterAutospacing="off"/>
+        <w:rPr>
+          <w:rFonts w:ascii="Consolas" w:hAnsi="Consolas" w:eastAsia="Consolas" w:cs="Consolas"/>
+          <w:b w:val="0"/>
+          <w:bCs w:val="0"/>
+          <w:u w:val="none"/>
+        </w:rPr>
+      </w:pPr>
+      <w:r>
+        <w:rPr>
+          <w:rFonts w:ascii="Consolas" w:hAnsi="Consolas" w:eastAsia="Consolas" w:cs="Consolas"/>
+          <w:b w:val="0"/>
+          <w:bCs w:val="0"/>
+          <w:u w:val="none"/>
+        </w:rPr>
+        <w:t xml:space="preserve">   v = v * 0.995</w:t>
+      </w:r>
+    </w:p>
+    <w:p>
+      <w:pPr>
+        <w:spacing w:after="0" w:afterAutospacing="off"/>
+        <w:rPr>
+          <w:rFonts w:ascii="Consolas" w:hAnsi="Consolas" w:eastAsia="Consolas" w:cs="Consolas"/>
+          <w:b w:val="1"/>
+          <w:bCs w:val="1"/>
+          <w:u w:val="none"/>
+        </w:rPr>
+      </w:pPr>
+      <w:r>
+        <w:rPr>
+          <w:rFonts w:ascii="Consolas" w:hAnsi="Consolas" w:eastAsia="Consolas" w:cs="Consolas"/>
+          <w:b w:val="1"/>
+          <w:bCs w:val="1"/>
+          <w:u w:val="single"/>
+        </w:rPr>
+        <w:t xml:space="preserve">   </w:t>
+      </w:r>
+    </w:p>
+    <w:p>
+      <w:pPr>
+        <w:spacing w:after="0" w:afterAutospacing="off"/>
+      </w:pPr>
+      <w:r>
+        <w:rPr>
+          <w:rFonts w:ascii="Consolas" w:hAnsi="Consolas" w:eastAsia="Consolas" w:cs="Consolas"/>
+          <w:b w:val="0"/>
+          <w:bCs w:val="0"/>
+          <w:u w:val="none"/>
+        </w:rPr>
+        <w:t xml:space="preserve">   pt.add(v)</w:t>
+      </w:r>
+    </w:p>
+    <w:p>
+      <w:pPr>
+        <w:spacing w:after="0" w:afterAutospacing="off"/>
+        <w:rPr>
+          <w:rFonts w:ascii="Consolas" w:hAnsi="Consolas" w:eastAsia="Consolas" w:cs="Consolas"/>
+          <w:b w:val="0"/>
+          <w:bCs w:val="0"/>
+          <w:u w:val="none"/>
+        </w:rPr>
+      </w:pPr>
+    </w:p>
+    <w:p>
+      <w:pPr>
+        <w:spacing w:after="0" w:afterAutospacing="off"/>
+      </w:pPr>
+      <w:r>
+        <w:rPr>
+          <w:rFonts w:ascii="Consolas" w:hAnsi="Consolas" w:eastAsia="Consolas" w:cs="Consolas"/>
+          <w:b w:val="0"/>
+          <w:bCs w:val="0"/>
+          <w:u w:val="none"/>
+        </w:rPr>
+        <w:t xml:space="preserve">   IF isOutOfBounds()</w:t>
+      </w:r>
+    </w:p>
+    <w:p>
+      <w:pPr>
+        <w:spacing w:after="0" w:afterAutospacing="off"/>
+      </w:pPr>
+      <w:r>
+        <w:rPr>
+          <w:rFonts w:ascii="Consolas" w:hAnsi="Consolas" w:eastAsia="Consolas" w:cs="Consolas"/>
+          <w:b w:val="0"/>
+          <w:bCs w:val="0"/>
+          <w:u w:val="none"/>
+        </w:rPr>
+        <w:t xml:space="preserve">      kill()</w:t>
+      </w:r>
+    </w:p>
+    <w:p>
+      <w:pPr>
+        <w:spacing w:after="0" w:afterAutospacing="off"/>
+      </w:pPr>
+      <w:r>
+        <w:rPr>
+          <w:rFonts w:ascii="Consolas" w:hAnsi="Consolas" w:eastAsia="Consolas" w:cs="Consolas"/>
+          <w:b w:val="0"/>
+          <w:bCs w:val="0"/>
+          <w:u w:val="none"/>
+        </w:rPr>
+        <w:t xml:space="preserve">      points = points * -1</w:t>
+      </w:r>
+    </w:p>
+    <w:p>
+      <w:pPr>
+        <w:spacing w:after="0" w:afterAutospacing="off"/>
+        <w:rPr>
+          <w:rFonts w:ascii="Consolas" w:hAnsi="Consolas" w:eastAsia="Consolas" w:cs="Consolas"/>
+          <w:b w:val="0"/>
+          <w:bCs w:val="0"/>
+          <w:u w:val="none"/>
+        </w:rPr>
+      </w:pPr>
+    </w:p>
+    <w:p>
+      <w:pPr>
+        <w:spacing w:after="0" w:afterAutospacing="off"/>
+        <w:rPr>
+          <w:rFonts w:ascii="Consolas" w:hAnsi="Consolas" w:eastAsia="Consolas" w:cs="Consolas"/>
+          <w:b w:val="0"/>
+          <w:bCs w:val="0"/>
+          <w:u w:val="none"/>
+        </w:rPr>
+      </w:pPr>
+    </w:p>
+    <w:p>
+      <w:pPr>
+        <w:spacing w:after="0" w:afterAutospacing="off"/>
+        <w:rPr>
+          <w:rFonts w:ascii="Consolas" w:hAnsi="Consolas" w:eastAsia="Consolas" w:cs="Consolas"/>
+          <w:b w:val="0"/>
+          <w:bCs w:val="0"/>
+          <w:u w:val="none"/>
+        </w:rPr>
+      </w:pPr>
+      <w:r>
+        <w:rPr>
+          <w:rFonts w:ascii="Consolas" w:hAnsi="Consolas" w:eastAsia="Consolas" w:cs="Consolas"/>
+          <w:b w:val="0"/>
+          <w:bCs w:val="0"/>
+          <w:u w:val="none"/>
+        </w:rPr>
+        <w:t>Floater:Advance()</w:t>
+      </w:r>
+    </w:p>
+    <w:p>
+      <w:pPr>
+        <w:spacing w:after="0" w:afterAutospacing="off"/>
+        <w:rPr>
+          <w:rFonts w:ascii="Consolas" w:hAnsi="Consolas" w:eastAsia="Consolas" w:cs="Consolas"/>
+          <w:b w:val="0"/>
+          <w:bCs w:val="0"/>
+          <w:u w:val="none"/>
+        </w:rPr>
+      </w:pPr>
+      <w:r>
+        <w:rPr>
+          <w:rFonts w:ascii="Consolas" w:hAnsi="Consolas" w:eastAsia="Consolas" w:cs="Consolas"/>
+          <w:b w:val="0"/>
+          <w:bCs w:val="0"/>
+          <w:u w:val="none"/>
+        </w:rPr>
+        <w:t xml:space="preserve">   v = v * 0.990</w:t>
+      </w:r>
+    </w:p>
+    <w:p>
+      <w:pPr>
+        <w:spacing w:after="0" w:afterAutospacing="off"/>
+        <w:rPr>
+          <w:rFonts w:ascii="Consolas" w:hAnsi="Consolas" w:eastAsia="Consolas" w:cs="Consolas"/>
+          <w:b w:val="1"/>
+          <w:bCs w:val="1"/>
+          <w:u w:val="none"/>
+        </w:rPr>
+      </w:pPr>
+      <w:r>
+        <w:rPr>
+          <w:rFonts w:ascii="Consolas" w:hAnsi="Consolas" w:eastAsia="Consolas" w:cs="Consolas"/>
+          <w:b w:val="1"/>
+          <w:bCs w:val="1"/>
+          <w:u w:val="single"/>
+        </w:rPr>
+        <w:t xml:space="preserve">   </w:t>
+      </w:r>
+    </w:p>
+    <w:p>
+      <w:pPr>
+        <w:spacing w:after="0" w:afterAutospacing="off"/>
+      </w:pPr>
+      <w:r>
+        <w:rPr>
+          <w:rFonts w:ascii="Consolas" w:hAnsi="Consolas" w:eastAsia="Consolas" w:cs="Consolas"/>
+          <w:b w:val="0"/>
+          <w:bCs w:val="0"/>
+          <w:u w:val="none"/>
+        </w:rPr>
+        <w:t xml:space="preserve">   pt.add(v)</w:t>
+      </w:r>
+    </w:p>
+    <w:p>
+      <w:pPr>
+        <w:spacing w:after="0" w:afterAutospacing="off"/>
+        <w:rPr>
+          <w:rFonts w:ascii="Consolas" w:hAnsi="Consolas" w:eastAsia="Consolas" w:cs="Consolas"/>
+          <w:b w:val="0"/>
+          <w:bCs w:val="0"/>
+          <w:u w:val="none"/>
+        </w:rPr>
+      </w:pPr>
+    </w:p>
+    <w:p>
+      <w:pPr>
+        <w:spacing w:after="0" w:afterAutospacing="off"/>
+      </w:pPr>
+      <w:r>
+        <w:rPr>
+          <w:rFonts w:ascii="Consolas" w:hAnsi="Consolas" w:eastAsia="Consolas" w:cs="Consolas"/>
+          <w:b w:val="0"/>
+          <w:bCs w:val="0"/>
+          <w:u w:val="none"/>
+        </w:rPr>
+        <w:t xml:space="preserve">   v.addDy(0.05)</w:t>
+      </w:r>
+    </w:p>
+    <w:p>
+      <w:pPr>
+        <w:spacing w:after="0" w:afterAutospacing="off"/>
+        <w:rPr>
+          <w:rFonts w:ascii="Consolas" w:hAnsi="Consolas" w:eastAsia="Consolas" w:cs="Consolas"/>
+          <w:b w:val="0"/>
+          <w:bCs w:val="0"/>
+          <w:u w:val="none"/>
+        </w:rPr>
+      </w:pPr>
+    </w:p>
+    <w:p>
+      <w:pPr>
+        <w:spacing w:after="0" w:afterAutospacing="off"/>
+      </w:pPr>
+      <w:r>
+        <w:rPr>
+          <w:rFonts w:ascii="Consolas" w:hAnsi="Consolas" w:eastAsia="Consolas" w:cs="Consolas"/>
+          <w:b w:val="0"/>
+          <w:bCs w:val="0"/>
+          <w:u w:val="none"/>
+        </w:rPr>
+        <w:t xml:space="preserve">   IF isOutOfBounds()</w:t>
+      </w:r>
+    </w:p>
+    <w:p>
+      <w:pPr>
+        <w:spacing w:after="0" w:afterAutospacing="off"/>
+      </w:pPr>
+      <w:r>
+        <w:rPr>
+          <w:rFonts w:ascii="Consolas" w:hAnsi="Consolas" w:eastAsia="Consolas" w:cs="Consolas"/>
+          <w:b w:val="0"/>
+          <w:bCs w:val="0"/>
+          <w:u w:val="none"/>
+        </w:rPr>
+        <w:t xml:space="preserve">      kill()</w:t>
+      </w:r>
+    </w:p>
+    <w:p>
+      <w:pPr>
+        <w:spacing w:after="0" w:afterAutospacing="off"/>
+      </w:pPr>
+      <w:r>
+        <w:rPr>
+          <w:rFonts w:ascii="Consolas" w:hAnsi="Consolas" w:eastAsia="Consolas" w:cs="Consolas"/>
+          <w:b w:val="0"/>
+          <w:bCs w:val="0"/>
+          <w:u w:val="none"/>
+        </w:rPr>
+        <w:t xml:space="preserve">      points = points * -1</w:t>
+      </w:r>
+    </w:p>
+    <w:p>
+      <w:pPr>
+        <w:pStyle w:val="Normal"/>
+      </w:pPr>
     </w:p>
     <w:p>
       <w:pPr>
         <w:pStyle w:val="Heading2"/>
       </w:pPr>
       <w:r>
-        <w:t>Before</w:t>
-      </w:r>
-    </w:p>
-    <w:p>
-      <w:r>
-        <w:t>&lt;Using appropriate design tools, show how the codebase is currently organized. Do not represent the entire codebase, just the part which will be impacted by the application of the design pattern&gt;</w:t>
-      </w:r>
-    </w:p>
-    <w:p>
-      <w:pPr>
-        <w:pStyle w:val="Heading2"/>
-      </w:pPr>
-      <w:r>
+        <w:rPr/>
         <w:t>After</w:t>
       </w:r>
     </w:p>
     <w:p>
-      <w:r>
-        <w:t>&lt;Summarize the approach in a couple sentences&gt;</w:t>
+      <w:pPr>
+        <w:pStyle w:val="Normal"/>
+      </w:pPr>
+      <w:r>
+        <w:drawing>
+          <wp:inline wp14:editId="1B9A927A" wp14:anchorId="2813D8A8">
+            <wp:extent cx="6248400" cy="3305175"/>
+            <wp:effectExtent l="0" t="0" r="0" b="0"/>
+            <wp:docPr id="2015458642" name="drawing"/>
+            <wp:cNvGraphicFramePr>
+              <a:graphicFrameLocks noChangeAspect="1"/>
+            </wp:cNvGraphicFramePr>
+            <a:graphic>
+              <a:graphicData xmlns:a="http://schemas.openxmlformats.org/drawingml/2006/main" uri="http://schemas.openxmlformats.org/drawingml/2006/picture">
+                <pic:pic xmlns:pic="http://schemas.openxmlformats.org/drawingml/2006/picture">
+                  <pic:nvPicPr>
+                    <pic:cNvPr id="2015458642" name="Picture 2015458642"/>
+                    <pic:cNvPicPr/>
+                  </pic:nvPicPr>
+                  <pic:blipFill>
+                    <a:blip xmlns:r="http://schemas.openxmlformats.org/officeDocument/2006/relationships" r:embed="rId1135076748">
+                      <a:extLst>
+                        <a:ext uri="{28A0092B-C50C-407E-A947-70E740481C1C}">
+                          <a14:useLocalDpi xmlns:a14="http://schemas.microsoft.com/office/drawing/2010/main"/>
+                        </a:ext>
+                      </a:extLst>
+                    </a:blip>
+                    <a:stretch>
+                      <a:fillRect/>
+                    </a:stretch>
+                  </pic:blipFill>
+                  <pic:spPr>
+                    <a:xfrm>
+                      <a:off x="0" y="0"/>
+                      <a:ext cx="6248400" cy="3305175"/>
+                    </a:xfrm>
+                    <a:prstGeom prst="rect">
+                      <a:avLst/>
+                    </a:prstGeom>
+                  </pic:spPr>
+                </pic:pic>
+              </a:graphicData>
+            </a:graphic>
+          </wp:inline>
+        </w:drawing>
+      </w:r>
+    </w:p>
+    <w:p>
+      <w:r>
+        <w:rPr>
+          <w:b w:val="1"/>
+          <w:bCs w:val="1"/>
+          <w:u w:val="single"/>
+        </w:rPr>
+        <w:t>Pseudocode</w:t>
+      </w:r>
+    </w:p>
+    <w:p>
+      <w:pPr>
+        <w:pStyle w:val="Normal"/>
+        <w:spacing w:after="0" w:afterAutospacing="off"/>
+        <w:rPr>
+          <w:rFonts w:ascii="Consolas" w:hAnsi="Consolas" w:eastAsia="Consolas" w:cs="Consolas"/>
+        </w:rPr>
+      </w:pPr>
+      <w:r>
+        <w:rPr>
+          <w:rFonts w:ascii="Consolas" w:hAnsi="Consolas" w:eastAsia="Consolas" w:cs="Consolas"/>
+        </w:rPr>
+        <w:t>Bird::advance()</w:t>
+      </w:r>
+    </w:p>
+    <w:p>
+      <w:pPr>
+        <w:pStyle w:val="Normal"/>
+        <w:spacing w:after="0" w:afterAutospacing="off"/>
+        <w:rPr>
+          <w:rFonts w:ascii="Consolas" w:hAnsi="Consolas" w:eastAsia="Consolas" w:cs="Consolas"/>
+        </w:rPr>
+      </w:pPr>
+      <w:r>
+        <w:rPr>
+          <w:rFonts w:ascii="Consolas" w:hAnsi="Consolas" w:eastAsia="Consolas" w:cs="Consolas"/>
+        </w:rPr>
+        <w:t xml:space="preserve">   FOR EACH decorator IN decorators</w:t>
+      </w:r>
+    </w:p>
+    <w:p>
+      <w:pPr>
+        <w:pStyle w:val="Normal"/>
+        <w:spacing w:after="0" w:afterAutospacing="off"/>
+        <w:rPr>
+          <w:rFonts w:ascii="Consolas" w:hAnsi="Consolas" w:eastAsia="Consolas" w:cs="Consolas"/>
+        </w:rPr>
+      </w:pPr>
+      <w:r>
+        <w:rPr>
+          <w:rFonts w:ascii="Consolas" w:hAnsi="Consolas" w:eastAsia="Consolas" w:cs="Consolas"/>
+        </w:rPr>
+        <w:t xml:space="preserve">      decorator.advance(this)</w:t>
+      </w:r>
+    </w:p>
+    <w:p>
+      <w:pPr>
+        <w:pStyle w:val="Normal"/>
+        <w:spacing w:after="0" w:afterAutospacing="off"/>
+        <w:rPr>
+          <w:rFonts w:ascii="Consolas" w:hAnsi="Consolas" w:eastAsia="Consolas" w:cs="Consolas"/>
+        </w:rPr>
+      </w:pPr>
+      <w:r>
+        <w:rPr>
+          <w:rFonts w:ascii="Consolas" w:hAnsi="Consolas" w:eastAsia="Consolas" w:cs="Consolas"/>
+        </w:rPr>
+        <w:t xml:space="preserve"> </w:t>
+      </w:r>
+    </w:p>
+    <w:p>
+      <w:pPr>
+        <w:pStyle w:val="Normal"/>
+        <w:spacing w:after="0" w:afterAutospacing="off"/>
+        <w:rPr>
+          <w:rFonts w:ascii="Consolas" w:hAnsi="Consolas" w:eastAsia="Consolas" w:cs="Consolas"/>
+        </w:rPr>
+      </w:pPr>
+      <w:r>
+        <w:rPr>
+          <w:rFonts w:ascii="Consolas" w:hAnsi="Consolas" w:eastAsia="Consolas" w:cs="Consolas"/>
+        </w:rPr>
+        <w:t>AdvanceDecorator::advance(Bird * b) = 0</w:t>
+      </w:r>
+    </w:p>
+    <w:p>
+      <w:pPr>
+        <w:pStyle w:val="Normal"/>
+        <w:spacing w:after="0" w:afterAutospacing="off"/>
+        <w:rPr>
+          <w:rFonts w:ascii="Consolas" w:hAnsi="Consolas" w:eastAsia="Consolas" w:cs="Consolas"/>
+        </w:rPr>
+      </w:pPr>
+      <w:r>
+        <w:rPr>
+          <w:rFonts w:ascii="Consolas" w:hAnsi="Consolas" w:eastAsia="Consolas" w:cs="Consolas"/>
+        </w:rPr>
+        <w:t xml:space="preserve"> </w:t>
+      </w:r>
+    </w:p>
+    <w:p>
+      <w:pPr>
+        <w:pStyle w:val="Normal"/>
+        <w:spacing w:after="0" w:afterAutospacing="off"/>
+        <w:rPr>
+          <w:rFonts w:ascii="Consolas" w:hAnsi="Consolas" w:eastAsia="Consolas" w:cs="Consolas"/>
+        </w:rPr>
+      </w:pPr>
+      <w:r>
+        <w:rPr>
+          <w:rFonts w:ascii="Consolas" w:hAnsi="Consolas" w:eastAsia="Consolas" w:cs="Consolas"/>
+        </w:rPr>
+        <w:t>Inertia::advance(Bird * b)</w:t>
+      </w:r>
+    </w:p>
+    <w:p>
+      <w:pPr>
+        <w:pStyle w:val="Normal"/>
+        <w:spacing w:after="0" w:afterAutospacing="off"/>
+        <w:rPr>
+          <w:rFonts w:ascii="Consolas" w:hAnsi="Consolas" w:eastAsia="Consolas" w:cs="Consolas"/>
+        </w:rPr>
+      </w:pPr>
+      <w:r>
+        <w:rPr>
+          <w:rFonts w:ascii="Consolas" w:hAnsi="Consolas" w:eastAsia="Consolas" w:cs="Consolas"/>
+        </w:rPr>
+        <w:t xml:space="preserve">   b.pt.add(b.v)</w:t>
+      </w:r>
+    </w:p>
+    <w:p>
+      <w:pPr>
+        <w:pStyle w:val="Normal"/>
+        <w:spacing w:after="0" w:afterAutospacing="off"/>
+        <w:rPr>
+          <w:rFonts w:ascii="Consolas" w:hAnsi="Consolas" w:eastAsia="Consolas" w:cs="Consolas"/>
+        </w:rPr>
+      </w:pPr>
+      <w:r>
+        <w:rPr>
+          <w:rFonts w:ascii="Consolas" w:hAnsi="Consolas" w:eastAsia="Consolas" w:cs="Consolas"/>
+        </w:rPr>
+        <w:t xml:space="preserve">   IF b.isOutOfBounds()</w:t>
+      </w:r>
+    </w:p>
+    <w:p>
+      <w:pPr>
+        <w:pStyle w:val="Normal"/>
+        <w:spacing w:after="0" w:afterAutospacing="off"/>
+        <w:rPr>
+          <w:rFonts w:ascii="Consolas" w:hAnsi="Consolas" w:eastAsia="Consolas" w:cs="Consolas"/>
+        </w:rPr>
+      </w:pPr>
+      <w:r>
+        <w:rPr>
+          <w:rFonts w:ascii="Consolas" w:hAnsi="Consolas" w:eastAsia="Consolas" w:cs="Consolas"/>
+        </w:rPr>
+        <w:t xml:space="preserve">      b.kill()</w:t>
+      </w:r>
+    </w:p>
+    <w:p>
+      <w:pPr>
+        <w:pStyle w:val="Normal"/>
+        <w:spacing w:after="0" w:afterAutospacing="off"/>
+        <w:rPr>
+          <w:rFonts w:ascii="Consolas" w:hAnsi="Consolas" w:eastAsia="Consolas" w:cs="Consolas"/>
+        </w:rPr>
+      </w:pPr>
+      <w:r>
+        <w:rPr>
+          <w:rFonts w:ascii="Consolas" w:hAnsi="Consolas" w:eastAsia="Consolas" w:cs="Consolas"/>
+        </w:rPr>
+        <w:t xml:space="preserve">      b.points *= -1</w:t>
+      </w:r>
+    </w:p>
+    <w:p>
+      <w:pPr>
+        <w:pStyle w:val="Normal"/>
+        <w:spacing w:after="0" w:afterAutospacing="off"/>
+        <w:rPr>
+          <w:rFonts w:ascii="Consolas" w:hAnsi="Consolas" w:eastAsia="Consolas" w:cs="Consolas"/>
+        </w:rPr>
+      </w:pPr>
+      <w:r>
+        <w:rPr>
+          <w:rFonts w:ascii="Consolas" w:hAnsi="Consolas" w:eastAsia="Consolas" w:cs="Consolas"/>
+        </w:rPr>
+        <w:t xml:space="preserve"> </w:t>
+      </w:r>
+    </w:p>
+    <w:p>
+      <w:pPr>
+        <w:pStyle w:val="Normal"/>
+        <w:spacing w:after="0" w:afterAutospacing="off"/>
+        <w:rPr>
+          <w:rFonts w:ascii="Consolas" w:hAnsi="Consolas" w:eastAsia="Consolas" w:cs="Consolas"/>
+        </w:rPr>
+      </w:pPr>
+      <w:r>
+        <w:rPr>
+          <w:rFonts w:ascii="Consolas" w:hAnsi="Consolas" w:eastAsia="Consolas" w:cs="Consolas"/>
+        </w:rPr>
+        <w:t>Drag::advance(Bird * b)</w:t>
+      </w:r>
+    </w:p>
+    <w:p>
+      <w:pPr>
+        <w:pStyle w:val="Normal"/>
+        <w:spacing w:after="0" w:afterAutospacing="off"/>
+        <w:rPr>
+          <w:rFonts w:ascii="Consolas" w:hAnsi="Consolas" w:eastAsia="Consolas" w:cs="Consolas"/>
+        </w:rPr>
+      </w:pPr>
+      <w:r>
+        <w:rPr>
+          <w:rFonts w:ascii="Consolas" w:hAnsi="Consolas" w:eastAsia="Consolas" w:cs="Consolas"/>
+        </w:rPr>
+        <w:t xml:space="preserve">   b.v *= dragFactor</w:t>
+      </w:r>
+    </w:p>
+    <w:p>
+      <w:pPr>
+        <w:pStyle w:val="Normal"/>
+        <w:spacing w:after="0" w:afterAutospacing="off"/>
+        <w:rPr>
+          <w:rFonts w:ascii="Consolas" w:hAnsi="Consolas" w:eastAsia="Consolas" w:cs="Consolas"/>
+        </w:rPr>
+      </w:pPr>
+      <w:r>
+        <w:rPr>
+          <w:rFonts w:ascii="Consolas" w:hAnsi="Consolas" w:eastAsia="Consolas" w:cs="Consolas"/>
+        </w:rPr>
+        <w:t xml:space="preserve"> </w:t>
+      </w:r>
+    </w:p>
+    <w:p>
+      <w:pPr>
+        <w:pStyle w:val="Normal"/>
+        <w:spacing w:after="0" w:afterAutospacing="off"/>
+        <w:rPr>
+          <w:rFonts w:ascii="Consolas" w:hAnsi="Consolas" w:eastAsia="Consolas" w:cs="Consolas"/>
+        </w:rPr>
+      </w:pPr>
+      <w:r>
+        <w:rPr>
+          <w:rFonts w:ascii="Consolas" w:hAnsi="Consolas" w:eastAsia="Consolas" w:cs="Consolas"/>
+        </w:rPr>
+        <w:t>Gravity::advance(Bird * b)</w:t>
+      </w:r>
+    </w:p>
+    <w:p>
+      <w:pPr>
+        <w:pStyle w:val="Normal"/>
+        <w:spacing w:after="0" w:afterAutospacing="off"/>
+        <w:rPr>
+          <w:rFonts w:ascii="Consolas" w:hAnsi="Consolas" w:eastAsia="Consolas" w:cs="Consolas"/>
+        </w:rPr>
+      </w:pPr>
+      <w:r>
+        <w:rPr>
+          <w:rFonts w:ascii="Consolas" w:hAnsi="Consolas" w:eastAsia="Consolas" w:cs="Consolas"/>
+        </w:rPr>
+        <w:t xml:space="preserve">   b.v.addDy(-0.07)</w:t>
+      </w:r>
+    </w:p>
+    <w:p>
+      <w:pPr>
+        <w:pStyle w:val="Normal"/>
+        <w:spacing w:after="0" w:afterAutospacing="off"/>
+        <w:rPr>
+          <w:rFonts w:ascii="Consolas" w:hAnsi="Consolas" w:eastAsia="Consolas" w:cs="Consolas"/>
+        </w:rPr>
+      </w:pPr>
+      <w:r>
+        <w:rPr>
+          <w:rFonts w:ascii="Consolas" w:hAnsi="Consolas" w:eastAsia="Consolas" w:cs="Consolas"/>
+        </w:rPr>
+        <w:t xml:space="preserve"> </w:t>
+      </w:r>
+    </w:p>
+    <w:p>
+      <w:pPr>
+        <w:pStyle w:val="Normal"/>
+        <w:spacing w:after="0" w:afterAutospacing="off"/>
+        <w:rPr>
+          <w:rFonts w:ascii="Consolas" w:hAnsi="Consolas" w:eastAsia="Consolas" w:cs="Consolas"/>
+        </w:rPr>
+      </w:pPr>
+      <w:r>
+        <w:rPr>
+          <w:rFonts w:ascii="Consolas" w:hAnsi="Consolas" w:eastAsia="Consolas" w:cs="Consolas"/>
+        </w:rPr>
+        <w:t>AntiGravity::advance(Bird * b)</w:t>
+      </w:r>
+    </w:p>
+    <w:p>
+      <w:pPr>
+        <w:pStyle w:val="Normal"/>
+        <w:spacing w:after="0" w:afterAutospacing="off"/>
+        <w:rPr>
+          <w:rFonts w:ascii="Consolas" w:hAnsi="Consolas" w:eastAsia="Consolas" w:cs="Consolas"/>
+        </w:rPr>
+      </w:pPr>
+      <w:r>
+        <w:rPr>
+          <w:rFonts w:ascii="Consolas" w:hAnsi="Consolas" w:eastAsia="Consolas" w:cs="Consolas"/>
+        </w:rPr>
+        <w:t xml:space="preserve">   b.v.addDy(0.05)</w:t>
+      </w:r>
+    </w:p>
+    <w:p>
+      <w:pPr>
+        <w:pStyle w:val="Normal"/>
+        <w:spacing w:after="0" w:afterAutospacing="off"/>
+        <w:rPr>
+          <w:rFonts w:ascii="Consolas" w:hAnsi="Consolas" w:eastAsia="Consolas" w:cs="Consolas"/>
+        </w:rPr>
+      </w:pPr>
+      <w:r>
+        <w:rPr>
+          <w:rFonts w:ascii="Consolas" w:hAnsi="Consolas" w:eastAsia="Consolas" w:cs="Consolas"/>
+        </w:rPr>
+        <w:t xml:space="preserve"> </w:t>
+      </w:r>
+    </w:p>
+    <w:p>
+      <w:pPr>
+        <w:pStyle w:val="Normal"/>
+        <w:spacing w:after="0" w:afterAutospacing="off"/>
+        <w:rPr>
+          <w:rFonts w:ascii="Consolas" w:hAnsi="Consolas" w:eastAsia="Consolas" w:cs="Consolas"/>
+        </w:rPr>
+      </w:pPr>
+      <w:r>
+        <w:rPr>
+          <w:rFonts w:ascii="Consolas" w:hAnsi="Consolas" w:eastAsia="Consolas" w:cs="Consolas"/>
+        </w:rPr>
+        <w:t>Jitter::advance(Bird * b)</w:t>
+      </w:r>
+    </w:p>
+    <w:p>
+      <w:pPr>
+        <w:pStyle w:val="Normal"/>
+        <w:spacing w:after="0" w:afterAutospacing="off"/>
+        <w:rPr>
+          <w:rFonts w:ascii="Consolas" w:hAnsi="Consolas" w:eastAsia="Consolas" w:cs="Consolas"/>
+        </w:rPr>
+      </w:pPr>
+      <w:r>
+        <w:rPr>
+          <w:rFonts w:ascii="Consolas" w:hAnsi="Consolas" w:eastAsia="Consolas" w:cs="Consolas"/>
+        </w:rPr>
+        <w:t xml:space="preserve">   IF randomInt(0, 15) == 0</w:t>
+      </w:r>
+    </w:p>
+    <w:p>
+      <w:pPr>
+        <w:pStyle w:val="Normal"/>
+        <w:spacing w:after="0" w:afterAutospacing="off"/>
+        <w:rPr>
+          <w:rFonts w:ascii="Consolas" w:hAnsi="Consolas" w:eastAsia="Consolas" w:cs="Consolas"/>
+        </w:rPr>
+      </w:pPr>
+      <w:r>
+        <w:rPr>
+          <w:rFonts w:ascii="Consolas" w:hAnsi="Consolas" w:eastAsia="Consolas" w:cs="Consolas"/>
+        </w:rPr>
+        <w:t xml:space="preserve">      b.v.addDx(randomFloat(-1.5, 1.5))</w:t>
+      </w:r>
+    </w:p>
+    <w:p>
+      <w:pPr>
+        <w:pStyle w:val="Normal"/>
+        <w:spacing w:after="0" w:afterAutospacing="off"/>
+        <w:rPr>
+          <w:rFonts w:ascii="Consolas" w:hAnsi="Consolas" w:eastAsia="Consolas" w:cs="Consolas"/>
+        </w:rPr>
+      </w:pPr>
+      <w:r>
+        <w:rPr>
+          <w:rFonts w:ascii="Consolas" w:hAnsi="Consolas" w:eastAsia="Consolas" w:cs="Consolas"/>
+        </w:rPr>
+        <w:t xml:space="preserve">      b.v.addDy(randomFloat(-1.5, 1.5))</w:t>
+      </w:r>
+    </w:p>
+    <w:p>
+      <w:pPr>
+        <w:pStyle w:val="Normal"/>
+        <w:spacing w:after="0" w:afterAutospacing="off"/>
+        <w:rPr>
+          <w:rFonts w:ascii="Consolas" w:hAnsi="Consolas" w:eastAsia="Consolas" w:cs="Consolas"/>
+        </w:rPr>
+      </w:pPr>
+      <w:r>
+        <w:rPr>
+          <w:rFonts w:ascii="Consolas" w:hAnsi="Consolas" w:eastAsia="Consolas" w:cs="Consolas"/>
+        </w:rPr>
+        <w:t xml:space="preserve"> </w:t>
+      </w:r>
+    </w:p>
+    <w:p>
+      <w:pPr>
+        <w:pStyle w:val="Normal"/>
+        <w:spacing w:after="0" w:afterAutospacing="off"/>
+        <w:rPr>
+          <w:rFonts w:ascii="Consolas" w:hAnsi="Consolas" w:eastAsia="Consolas" w:cs="Consolas"/>
+        </w:rPr>
+      </w:pPr>
+      <w:r>
+        <w:rPr>
+          <w:rFonts w:ascii="Consolas" w:hAnsi="Consolas" w:eastAsia="Consolas" w:cs="Consolas"/>
+        </w:rPr>
+        <w:t>Standard()</w:t>
+      </w:r>
+    </w:p>
+    <w:p>
+      <w:pPr>
+        <w:pStyle w:val="Normal"/>
+        <w:spacing w:after="0" w:afterAutospacing="off"/>
+        <w:rPr>
+          <w:rFonts w:ascii="Consolas" w:hAnsi="Consolas" w:eastAsia="Consolas" w:cs="Consolas"/>
+        </w:rPr>
+      </w:pPr>
+      <w:r>
+        <w:rPr>
+          <w:rFonts w:ascii="Consolas" w:hAnsi="Consolas" w:eastAsia="Consolas" w:cs="Consolas"/>
+        </w:rPr>
+        <w:t xml:space="preserve">   decorators.push_back(new Drag(0.995))</w:t>
+      </w:r>
+    </w:p>
+    <w:p>
+      <w:pPr>
+        <w:pStyle w:val="Normal"/>
+        <w:spacing w:after="0" w:afterAutospacing="off"/>
+        <w:rPr>
+          <w:rFonts w:ascii="Consolas" w:hAnsi="Consolas" w:eastAsia="Consolas" w:cs="Consolas"/>
+        </w:rPr>
+      </w:pPr>
+      <w:r>
+        <w:rPr>
+          <w:rFonts w:ascii="Consolas" w:hAnsi="Consolas" w:eastAsia="Consolas" w:cs="Consolas"/>
+        </w:rPr>
+        <w:t xml:space="preserve">   decorators.push_back(new Inertia())</w:t>
+      </w:r>
+    </w:p>
+    <w:p>
+      <w:pPr>
+        <w:pStyle w:val="Normal"/>
+        <w:spacing w:after="0" w:afterAutospacing="off"/>
+        <w:rPr>
+          <w:rFonts w:ascii="Consolas" w:hAnsi="Consolas" w:eastAsia="Consolas" w:cs="Consolas"/>
+        </w:rPr>
+      </w:pPr>
+      <w:r>
+        <w:rPr>
+          <w:rFonts w:ascii="Consolas" w:hAnsi="Consolas" w:eastAsia="Consolas" w:cs="Consolas"/>
+        </w:rPr>
+        <w:t xml:space="preserve"> </w:t>
+      </w:r>
+    </w:p>
+    <w:p>
+      <w:pPr>
+        <w:pStyle w:val="Normal"/>
+        <w:spacing w:after="0" w:afterAutospacing="off"/>
+        <w:rPr>
+          <w:rFonts w:ascii="Consolas" w:hAnsi="Consolas" w:eastAsia="Consolas" w:cs="Consolas"/>
+        </w:rPr>
+      </w:pPr>
+      <w:r>
+        <w:rPr>
+          <w:rFonts w:ascii="Consolas" w:hAnsi="Consolas" w:eastAsia="Consolas" w:cs="Consolas"/>
+        </w:rPr>
+        <w:t>Floater()</w:t>
+      </w:r>
+    </w:p>
+    <w:p>
+      <w:pPr>
+        <w:pStyle w:val="Normal"/>
+        <w:spacing w:after="0" w:afterAutospacing="off"/>
+        <w:rPr>
+          <w:rFonts w:ascii="Consolas" w:hAnsi="Consolas" w:eastAsia="Consolas" w:cs="Consolas"/>
+        </w:rPr>
+      </w:pPr>
+      <w:r>
+        <w:rPr>
+          <w:rFonts w:ascii="Consolas" w:hAnsi="Consolas" w:eastAsia="Consolas" w:cs="Consolas"/>
+        </w:rPr>
+        <w:t xml:space="preserve">   decorators.push_back(new Drag(0.990))</w:t>
+      </w:r>
+    </w:p>
+    <w:p>
+      <w:pPr>
+        <w:pStyle w:val="Normal"/>
+        <w:spacing w:after="0" w:afterAutospacing="off"/>
+        <w:rPr>
+          <w:rFonts w:ascii="Consolas" w:hAnsi="Consolas" w:eastAsia="Consolas" w:cs="Consolas"/>
+        </w:rPr>
+      </w:pPr>
+      <w:r>
+        <w:rPr>
+          <w:rFonts w:ascii="Consolas" w:hAnsi="Consolas" w:eastAsia="Consolas" w:cs="Consolas"/>
+        </w:rPr>
+        <w:t xml:space="preserve">   decorators.push_back(new AntiGravity())</w:t>
+      </w:r>
+    </w:p>
+    <w:p>
+      <w:pPr>
+        <w:pStyle w:val="Normal"/>
+        <w:spacing w:after="0" w:afterAutospacing="off"/>
+        <w:rPr>
+          <w:rFonts w:ascii="Consolas" w:hAnsi="Consolas" w:eastAsia="Consolas" w:cs="Consolas"/>
+        </w:rPr>
+      </w:pPr>
+      <w:r>
+        <w:rPr>
+          <w:rFonts w:ascii="Consolas" w:hAnsi="Consolas" w:eastAsia="Consolas" w:cs="Consolas"/>
+        </w:rPr>
+        <w:t xml:space="preserve">   decorators.push_back(new Inertia())</w:t>
+      </w:r>
+    </w:p>
+    <w:p>
+      <w:pPr>
+        <w:pStyle w:val="Normal"/>
+        <w:spacing w:after="0" w:afterAutospacing="off"/>
+        <w:rPr>
+          <w:rFonts w:ascii="Consolas" w:hAnsi="Consolas" w:eastAsia="Consolas" w:cs="Consolas"/>
+        </w:rPr>
+      </w:pPr>
+      <w:r>
+        <w:rPr>
+          <w:rFonts w:ascii="Consolas" w:hAnsi="Consolas" w:eastAsia="Consolas" w:cs="Consolas"/>
+        </w:rPr>
+        <w:t xml:space="preserve"> </w:t>
+      </w:r>
+    </w:p>
+    <w:p>
+      <w:pPr>
+        <w:pStyle w:val="Normal"/>
+        <w:spacing w:after="0" w:afterAutospacing="off"/>
+        <w:rPr>
+          <w:rFonts w:ascii="Consolas" w:hAnsi="Consolas" w:eastAsia="Consolas" w:cs="Consolas"/>
+        </w:rPr>
+      </w:pPr>
+      <w:r>
+        <w:rPr>
+          <w:rFonts w:ascii="Consolas" w:hAnsi="Consolas" w:eastAsia="Consolas" w:cs="Consolas"/>
+        </w:rPr>
+        <w:t>Sinker()</w:t>
+      </w:r>
+    </w:p>
+    <w:p>
+      <w:pPr>
+        <w:pStyle w:val="Normal"/>
+        <w:spacing w:after="0" w:afterAutospacing="off"/>
+        <w:rPr>
+          <w:rFonts w:ascii="Consolas" w:hAnsi="Consolas" w:eastAsia="Consolas" w:cs="Consolas"/>
+        </w:rPr>
+      </w:pPr>
+      <w:r>
+        <w:rPr>
+          <w:rFonts w:ascii="Consolas" w:hAnsi="Consolas" w:eastAsia="Consolas" w:cs="Consolas"/>
+        </w:rPr>
+        <w:t xml:space="preserve">   decorators.push_back(new Gravity())</w:t>
+      </w:r>
+    </w:p>
+    <w:p>
+      <w:pPr>
+        <w:pStyle w:val="Normal"/>
+        <w:spacing w:after="0" w:afterAutospacing="off"/>
+        <w:rPr>
+          <w:rFonts w:ascii="Consolas" w:hAnsi="Consolas" w:eastAsia="Consolas" w:cs="Consolas"/>
+        </w:rPr>
+      </w:pPr>
+      <w:r>
+        <w:rPr>
+          <w:rFonts w:ascii="Consolas" w:hAnsi="Consolas" w:eastAsia="Consolas" w:cs="Consolas"/>
+        </w:rPr>
+        <w:t xml:space="preserve">   decorators.push_back(new Inertia())</w:t>
+      </w:r>
+    </w:p>
+    <w:p>
+      <w:pPr>
+        <w:pStyle w:val="Normal"/>
+        <w:spacing w:after="0" w:afterAutospacing="off"/>
+        <w:rPr>
+          <w:rFonts w:ascii="Consolas" w:hAnsi="Consolas" w:eastAsia="Consolas" w:cs="Consolas"/>
+        </w:rPr>
+      </w:pPr>
+      <w:r>
+        <w:rPr>
+          <w:rFonts w:ascii="Consolas" w:hAnsi="Consolas" w:eastAsia="Consolas" w:cs="Consolas"/>
+        </w:rPr>
+        <w:t xml:space="preserve"> </w:t>
+      </w:r>
+    </w:p>
+    <w:p>
+      <w:pPr>
+        <w:pStyle w:val="Normal"/>
+        <w:spacing w:after="0" w:afterAutospacing="off"/>
+        <w:rPr>
+          <w:rFonts w:ascii="Consolas" w:hAnsi="Consolas" w:eastAsia="Consolas" w:cs="Consolas"/>
+        </w:rPr>
+      </w:pPr>
+      <w:r>
+        <w:rPr>
+          <w:rFonts w:ascii="Consolas" w:hAnsi="Consolas" w:eastAsia="Consolas" w:cs="Consolas"/>
+        </w:rPr>
+        <w:t>Crazy()</w:t>
+      </w:r>
+    </w:p>
+    <w:p>
+      <w:pPr>
+        <w:pStyle w:val="Normal"/>
+        <w:spacing w:after="0" w:afterAutospacing="off"/>
+        <w:rPr>
+          <w:rFonts w:ascii="Consolas" w:hAnsi="Consolas" w:eastAsia="Consolas" w:cs="Consolas"/>
+        </w:rPr>
+      </w:pPr>
+      <w:r>
+        <w:rPr>
+          <w:rFonts w:ascii="Consolas" w:hAnsi="Consolas" w:eastAsia="Consolas" w:cs="Consolas"/>
+        </w:rPr>
+        <w:t xml:space="preserve">   decorators.push_back(new Jitter())</w:t>
+      </w:r>
+    </w:p>
+    <w:p>
+      <w:pPr>
+        <w:pStyle w:val="Normal"/>
+        <w:spacing w:after="0" w:afterAutospacing="off"/>
+        <w:rPr>
+          <w:rFonts w:ascii="Consolas" w:hAnsi="Consolas" w:eastAsia="Consolas" w:cs="Consolas"/>
+        </w:rPr>
+      </w:pPr>
+      <w:r>
+        <w:rPr>
+          <w:rFonts w:ascii="Consolas" w:hAnsi="Consolas" w:eastAsia="Consolas" w:cs="Consolas"/>
+        </w:rPr>
+        <w:t xml:space="preserve">   decorators.push_back(new Inertia())</w:t>
       </w:r>
     </w:p>
     <w:p>
@@ -382,7 +4650,20 @@
     </w:p>
     <w:p>
       <w:r>
-        <w:t>&lt;describe this part of the design pattern&gt;</w:t>
+        <w:rPr/>
+        <w:t>advance(</w:t>
+      </w:r>
+      <w:r>
+        <w:rPr/>
+        <w:t xml:space="preserve">) — the algorithm that moves the bird by applying physics behaviors such as drag, gravity, and inertia to its position and </w:t>
+      </w:r>
+      <w:r>
+        <w:rPr/>
+        <w:t>velocity for</w:t>
+      </w:r>
+      <w:r>
+        <w:rPr/>
+        <w:t xml:space="preserve"> each game tick.</w:t>
       </w:r>
     </w:p>
     <w:p>
@@ -390,12 +4671,33 @@
         <w:pStyle w:val="Heading3"/>
       </w:pPr>
       <w:r>
+        <w:rPr/>
         <w:t>Abstract Component</w:t>
       </w:r>
     </w:p>
     <w:p>
-      <w:r>
-        <w:t>&lt;describe this part of the design pattern&gt;</w:t>
+      <w:pPr>
+        <w:pStyle w:val="Normal"/>
+      </w:pPr>
+      <w:r>
+        <w:rPr/>
+        <w:t>AdvanceDecorator</w:t>
+      </w:r>
+      <w:r>
+        <w:rPr/>
+        <w:t xml:space="preserve"> — an abstract class with a pure virtual </w:t>
+      </w:r>
+      <w:r>
+        <w:rPr/>
+        <w:t>advance(</w:t>
+      </w:r>
+      <w:r>
+        <w:rPr/>
+        <w:t>) = 0 that every concrete decorator (Inertia, Drag, Gravity) must override to implement its specific physics behavior.</w:t>
+      </w:r>
+      <w:r>
+        <w:rPr/>
+        <w:t xml:space="preserve"> </w:t>
       </w:r>
     </w:p>
     <w:p>
@@ -408,7 +4710,8 @@
     </w:p>
     <w:p>
       <w:r>
-        <w:t>&lt;describe this part of the design pattern&gt;</w:t>
+        <w:rPr/>
+        <w:t>Bird — holds a list of AdvanceDecorator* objects and when advance() is called, iterates through the list executing each decorator's physics task in sequence until the list ends.</w:t>
       </w:r>
     </w:p>
     <w:p>
@@ -421,7 +4724,36 @@
     </w:p>
     <w:p>
       <w:r>
-        <w:t>&lt;describe this part of the design pattern&gt;</w:t>
+        <w:rPr/>
+        <w:t>AdvanceDecorator</w:t>
+      </w:r>
+      <w:r>
+        <w:rPr/>
+        <w:t xml:space="preserve"> — a non-leaf node that </w:t>
+      </w:r>
+      <w:r>
+        <w:rPr/>
+        <w:t>contains</w:t>
+      </w:r>
+      <w:r>
+        <w:rPr/>
+        <w:t xml:space="preserve"> the pure virtual </w:t>
+      </w:r>
+      <w:r>
+        <w:rPr/>
+        <w:t>advance(</w:t>
+      </w:r>
+      <w:r>
+        <w:rPr/>
+        <w:t xml:space="preserve">) method and a link back to Bird. Once a decorator finishes its physics task, it invokes the next task in the sequence. This is the recursive aspect that allows behaviors to </w:t>
+      </w:r>
+      <w:r>
+        <w:rPr/>
+        <w:t>be chained</w:t>
+      </w:r>
+      <w:r>
+        <w:rPr/>
+        <w:t>.</w:t>
       </w:r>
     </w:p>
     <w:p>
@@ -434,7 +4766,32 @@
     </w:p>
     <w:p>
       <w:r>
-        <w:t>&lt;describe this part of the design pattern&gt;</w:t>
+        <w:rPr/>
+        <w:t xml:space="preserve">Inertia, Drag, and Gravity — each </w:t>
+      </w:r>
+      <w:r>
+        <w:rPr/>
+        <w:t>implement</w:t>
+      </w:r>
+      <w:r>
+        <w:rPr/>
+        <w:t xml:space="preserve"> one specific physics task that derives from </w:t>
+      </w:r>
+      <w:r>
+        <w:rPr/>
+        <w:t>AdvanceDecorator</w:t>
+      </w:r>
+      <w:r>
+        <w:rPr/>
+        <w:t xml:space="preserve">. They </w:t>
+      </w:r>
+      <w:r>
+        <w:rPr/>
+        <w:t>constitute</w:t>
+      </w:r>
+      <w:r>
+        <w:rPr/>
+        <w:t xml:space="preserve"> the menu of behaviors the client can stack in any combination onto a bird's advance sequence.</w:t>
       </w:r>
     </w:p>
     <w:p/>
@@ -442,7 +4799,7 @@
     <w:sectPr>
       <w:headerReference w:type="default" r:id="rId9"/>
       <w:footerReference w:type="default" r:id="rId10"/>
-      <w:pgSz w:w="12240" w:h="15840"/>
+      <w:pgSz w:w="12240" w:h="15840" w:orient="portrait"/>
       <w:pgMar w:top="864" w:right="1210" w:bottom="850" w:left="1210" w:header="720" w:footer="720" w:gutter="0"/>
       <w:cols w:space="720"/>
       <w:docGrid w:linePitch="360"/>
@@ -637,6 +4994,118 @@
 
 <file path=word/numbering.xml><?xml version="1.0" encoding="utf-8"?>
 <w:numbering xmlns:wpc="http://schemas.microsoft.com/office/word/2010/wordprocessingCanvas" xmlns:cx="http://schemas.microsoft.com/office/drawing/2014/chartex" xmlns:cx1="http://schemas.microsoft.com/office/drawing/2015/9/8/chartex" xmlns:cx2="http://schemas.microsoft.com/office/drawing/2015/10/21/chartex" xmlns:cx3="http://schemas.microsoft.com/office/drawing/2016/5/9/chartex" xmlns:cx4="http://schemas.microsoft.com/office/drawing/2016/5/10/chartex" xmlns:cx5="http://schemas.microsoft.com/office/drawing/2016/5/11/chartex" xmlns:cx6="http://schemas.microsoft.com/office/drawing/2016/5/12/chartex" xmlns:cx7="http://schemas.microsoft.com/office/drawing/2016/5/13/chartex" xmlns:cx8="http://schemas.microsoft.com/office/drawing/2016/5/14/chartex" xmlns:mc="http://schemas.openxmlformats.org/markup-compatibility/2006" xmlns:aink="http://schemas.microsoft.com/office/drawing/2016/ink" xmlns:am3d="http://schemas.microsoft.com/office/drawing/2017/model3d" xmlns:o="urn:schemas-microsoft-com:office:office" xmlns:r="http://schemas.openxmlformats.org/officeDocument/2006/relationships" xmlns:m="http://schemas.openxmlformats.org/officeDocument/2006/math" xmlns:v="urn:schemas-microsoft-com:vml" xmlns:wp14="http://schemas.microsoft.com/office/word/2010/wordprocessingDrawing" xmlns:wp="http://schemas.openxmlformats.org/drawingml/2006/wordprocessingDrawing" xmlns:w10="urn:schemas-microsoft-com:office:word" xmlns:w="http://schemas.openxmlformats.org/wordprocessingml/2006/main" xmlns:w14="http://schemas.microsoft.com/office/word/2010/wordml" xmlns:w15="http://schemas.microsoft.com/office/word/2012/wordml" xmlns:w16cex="http://schemas.microsoft.com/office/word/2018/wordml/cex" xmlns:w16cid="http://schemas.microsoft.com/office/word/2016/wordml/cid" xmlns:w16="http://schemas.microsoft.com/office/word/2018/wordml" xmlns:w16sdtdh="http://schemas.microsoft.com/office/word/2020/wordml/sdtdatahash" xmlns:w16se="http://schemas.microsoft.com/office/word/2015/wordml/symex" xmlns:wpg="http://schemas.microsoft.com/office/word/2010/wordprocessingGroup" xmlns:wpi="http://schemas.microsoft.com/office/word/2010/wordprocessingInk" xmlns:wne="http://schemas.microsoft.com/office/word/2006/wordml" xmlns:wps="http://schemas.microsoft.com/office/word/2010/wordprocessingShape" mc:Ignorable="w14 w15 w16se w16cid w16 w16cex w16sdtdh wp14">
+  <w:abstractNum xmlns:w="http://schemas.openxmlformats.org/wordprocessingml/2006/main" w:abstractNumId="16">
+    <w:nsid w:val="eb9293a"/>
+    <w:multiLevelType xmlns:w="http://schemas.openxmlformats.org/wordprocessingml/2006/main" w:val="hybridMultilevel"/>
+    <w:lvl xmlns:w="http://schemas.openxmlformats.org/wordprocessingml/2006/main" w:ilvl="0">
+      <w:start w:val="1"/>
+      <w:numFmt w:val="bullet"/>
+      <w:lvlText w:val="-"/>
+      <w:lvlJc w:val="left"/>
+      <w:pPr>
+        <w:ind w:left="720" w:hanging="360"/>
+      </w:pPr>
+      <w:rPr>
+        <w:rFonts w:hint="default" w:ascii="Aptos" w:hAnsi="Aptos"/>
+      </w:rPr>
+    </w:lvl>
+    <w:lvl xmlns:w="http://schemas.openxmlformats.org/wordprocessingml/2006/main" w:ilvl="1">
+      <w:start w:val="1"/>
+      <w:numFmt w:val="bullet"/>
+      <w:lvlText w:val="o"/>
+      <w:lvlJc w:val="left"/>
+      <w:pPr>
+        <w:ind w:left="1440" w:hanging="360"/>
+      </w:pPr>
+      <w:rPr>
+        <w:rFonts w:hint="default" w:ascii="Courier New" w:hAnsi="Courier New"/>
+      </w:rPr>
+    </w:lvl>
+    <w:lvl xmlns:w="http://schemas.openxmlformats.org/wordprocessingml/2006/main" w:ilvl="2">
+      <w:start w:val="1"/>
+      <w:numFmt w:val="bullet"/>
+      <w:lvlText w:val=""/>
+      <w:lvlJc w:val="left"/>
+      <w:pPr>
+        <w:ind w:left="2160" w:hanging="360"/>
+      </w:pPr>
+      <w:rPr>
+        <w:rFonts w:hint="default" w:ascii="Wingdings" w:hAnsi="Wingdings"/>
+      </w:rPr>
+    </w:lvl>
+    <w:lvl xmlns:w="http://schemas.openxmlformats.org/wordprocessingml/2006/main" w:ilvl="3">
+      <w:start w:val="1"/>
+      <w:numFmt w:val="bullet"/>
+      <w:lvlText w:val=""/>
+      <w:lvlJc w:val="left"/>
+      <w:pPr>
+        <w:ind w:left="2880" w:hanging="360"/>
+      </w:pPr>
+      <w:rPr>
+        <w:rFonts w:hint="default" w:ascii="Symbol" w:hAnsi="Symbol"/>
+      </w:rPr>
+    </w:lvl>
+    <w:lvl xmlns:w="http://schemas.openxmlformats.org/wordprocessingml/2006/main" w:ilvl="4">
+      <w:start w:val="1"/>
+      <w:numFmt w:val="bullet"/>
+      <w:lvlText w:val="o"/>
+      <w:lvlJc w:val="left"/>
+      <w:pPr>
+        <w:ind w:left="3600" w:hanging="360"/>
+      </w:pPr>
+      <w:rPr>
+        <w:rFonts w:hint="default" w:ascii="Courier New" w:hAnsi="Courier New"/>
+      </w:rPr>
+    </w:lvl>
+    <w:lvl xmlns:w="http://schemas.openxmlformats.org/wordprocessingml/2006/main" w:ilvl="5">
+      <w:start w:val="1"/>
+      <w:numFmt w:val="bullet"/>
+      <w:lvlText w:val=""/>
+      <w:lvlJc w:val="left"/>
+      <w:pPr>
+        <w:ind w:left="4320" w:hanging="360"/>
+      </w:pPr>
+      <w:rPr>
+        <w:rFonts w:hint="default" w:ascii="Wingdings" w:hAnsi="Wingdings"/>
+      </w:rPr>
+    </w:lvl>
+    <w:lvl xmlns:w="http://schemas.openxmlformats.org/wordprocessingml/2006/main" w:ilvl="6">
+      <w:start w:val="1"/>
+      <w:numFmt w:val="bullet"/>
+      <w:lvlText w:val=""/>
+      <w:lvlJc w:val="left"/>
+      <w:pPr>
+        <w:ind w:left="5040" w:hanging="360"/>
+      </w:pPr>
+      <w:rPr>
+        <w:rFonts w:hint="default" w:ascii="Symbol" w:hAnsi="Symbol"/>
+      </w:rPr>
+    </w:lvl>
+    <w:lvl xmlns:w="http://schemas.openxmlformats.org/wordprocessingml/2006/main" w:ilvl="7">
+      <w:start w:val="1"/>
+      <w:numFmt w:val="bullet"/>
+      <w:lvlText w:val="o"/>
+      <w:lvlJc w:val="left"/>
+      <w:pPr>
+        <w:ind w:left="5760" w:hanging="360"/>
+      </w:pPr>
+      <w:rPr>
+        <w:rFonts w:hint="default" w:ascii="Courier New" w:hAnsi="Courier New"/>
+      </w:rPr>
+    </w:lvl>
+    <w:lvl xmlns:w="http://schemas.openxmlformats.org/wordprocessingml/2006/main" w:ilvl="8">
+      <w:start w:val="1"/>
+      <w:numFmt w:val="bullet"/>
+      <w:lvlText w:val=""/>
+      <w:lvlJc w:val="left"/>
+      <w:pPr>
+        <w:ind w:left="6480" w:hanging="360"/>
+      </w:pPr>
+      <w:rPr>
+        <w:rFonts w:hint="default" w:ascii="Wingdings" w:hAnsi="Wingdings"/>
+      </w:rPr>
+    </w:lvl>
+  </w:abstractNum>
   <w:abstractNum w:abstractNumId="0" w15:restartNumberingAfterBreak="0">
     <w:nsid w:val="FFFFFF7C"/>
     <w:multiLevelType w:val="singleLevel"/>
@@ -721,7 +5190,7 @@
         <w:ind w:left="1800" w:hanging="360"/>
       </w:pPr>
       <w:rPr>
-        <w:rFonts w:ascii="Symbol" w:hAnsi="Symbol" w:hint="default"/>
+        <w:rFonts w:hint="default" w:ascii="Symbol" w:hAnsi="Symbol"/>
       </w:rPr>
     </w:lvl>
   </w:abstractNum>
@@ -741,7 +5210,7 @@
         <w:ind w:left="1440" w:hanging="360"/>
       </w:pPr>
       <w:rPr>
-        <w:rFonts w:ascii="Symbol" w:hAnsi="Symbol" w:hint="default"/>
+        <w:rFonts w:hint="default" w:ascii="Symbol" w:hAnsi="Symbol"/>
       </w:rPr>
     </w:lvl>
   </w:abstractNum>
@@ -761,7 +5230,7 @@
         <w:ind w:left="1080" w:hanging="360"/>
       </w:pPr>
       <w:rPr>
-        <w:rFonts w:ascii="Symbol" w:hAnsi="Symbol" w:hint="default"/>
+        <w:rFonts w:hint="default" w:ascii="Symbol" w:hAnsi="Symbol"/>
       </w:rPr>
     </w:lvl>
   </w:abstractNum>
@@ -781,7 +5250,7 @@
         <w:ind w:left="720" w:hanging="360"/>
       </w:pPr>
       <w:rPr>
-        <w:rFonts w:ascii="Symbol" w:hAnsi="Symbol" w:hint="default"/>
+        <w:rFonts w:hint="default" w:ascii="Symbol" w:hAnsi="Symbol"/>
       </w:rPr>
     </w:lvl>
   </w:abstractNum>
@@ -818,7 +5287,7 @@
         <w:ind w:left="360" w:hanging="360"/>
       </w:pPr>
       <w:rPr>
-        <w:rFonts w:ascii="Symbol" w:hAnsi="Symbol" w:hint="default"/>
+        <w:rFonts w:hint="default" w:ascii="Symbol" w:hAnsi="Symbol"/>
       </w:rPr>
     </w:lvl>
   </w:abstractNum>
@@ -842,7 +5311,7 @@
         <w:ind w:left="1080" w:hanging="360"/>
       </w:pPr>
       <w:rPr>
-        <w:rFonts w:ascii="Symbol" w:hAnsi="Symbol" w:hint="default"/>
+        <w:rFonts w:hint="default" w:ascii="Symbol" w:hAnsi="Symbol"/>
       </w:rPr>
     </w:lvl>
     <w:lvl w:ilvl="1" w:tplc="04090003" w:tentative="1">
@@ -854,7 +5323,7 @@
         <w:ind w:left="1800" w:hanging="360"/>
       </w:pPr>
       <w:rPr>
-        <w:rFonts w:ascii="Courier New" w:hAnsi="Courier New" w:cs="Courier New" w:hint="default"/>
+        <w:rFonts w:hint="default" w:ascii="Courier New" w:hAnsi="Courier New" w:cs="Courier New"/>
       </w:rPr>
     </w:lvl>
     <w:lvl w:ilvl="2" w:tplc="04090005" w:tentative="1">
@@ -866,7 +5335,7 @@
         <w:ind w:left="2520" w:hanging="360"/>
       </w:pPr>
       <w:rPr>
-        <w:rFonts w:ascii="Wingdings" w:hAnsi="Wingdings" w:hint="default"/>
+        <w:rFonts w:hint="default" w:ascii="Wingdings" w:hAnsi="Wingdings"/>
       </w:rPr>
     </w:lvl>
     <w:lvl w:ilvl="3" w:tplc="04090001" w:tentative="1">
@@ -878,7 +5347,7 @@
         <w:ind w:left="3240" w:hanging="360"/>
       </w:pPr>
       <w:rPr>
-        <w:rFonts w:ascii="Symbol" w:hAnsi="Symbol" w:hint="default"/>
+        <w:rFonts w:hint="default" w:ascii="Symbol" w:hAnsi="Symbol"/>
       </w:rPr>
     </w:lvl>
     <w:lvl w:ilvl="4" w:tplc="04090003" w:tentative="1">
@@ -890,7 +5359,7 @@
         <w:ind w:left="3960" w:hanging="360"/>
       </w:pPr>
       <w:rPr>
-        <w:rFonts w:ascii="Courier New" w:hAnsi="Courier New" w:cs="Courier New" w:hint="default"/>
+        <w:rFonts w:hint="default" w:ascii="Courier New" w:hAnsi="Courier New" w:cs="Courier New"/>
       </w:rPr>
     </w:lvl>
     <w:lvl w:ilvl="5" w:tplc="04090005" w:tentative="1">
@@ -902,7 +5371,7 @@
         <w:ind w:left="4680" w:hanging="360"/>
       </w:pPr>
       <w:rPr>
-        <w:rFonts w:ascii="Wingdings" w:hAnsi="Wingdings" w:hint="default"/>
+        <w:rFonts w:hint="default" w:ascii="Wingdings" w:hAnsi="Wingdings"/>
       </w:rPr>
     </w:lvl>
     <w:lvl w:ilvl="6" w:tplc="04090001" w:tentative="1">
@@ -914,7 +5383,7 @@
         <w:ind w:left="5400" w:hanging="360"/>
       </w:pPr>
       <w:rPr>
-        <w:rFonts w:ascii="Symbol" w:hAnsi="Symbol" w:hint="default"/>
+        <w:rFonts w:hint="default" w:ascii="Symbol" w:hAnsi="Symbol"/>
       </w:rPr>
     </w:lvl>
     <w:lvl w:ilvl="7" w:tplc="04090003" w:tentative="1">
@@ -926,7 +5395,7 @@
         <w:ind w:left="6120" w:hanging="360"/>
       </w:pPr>
       <w:rPr>
-        <w:rFonts w:ascii="Courier New" w:hAnsi="Courier New" w:cs="Courier New" w:hint="default"/>
+        <w:rFonts w:hint="default" w:ascii="Courier New" w:hAnsi="Courier New" w:cs="Courier New"/>
       </w:rPr>
     </w:lvl>
     <w:lvl w:ilvl="8" w:tplc="04090005" w:tentative="1">
@@ -938,7 +5407,7 @@
         <w:ind w:left="6840" w:hanging="360"/>
       </w:pPr>
       <w:rPr>
-        <w:rFonts w:ascii="Wingdings" w:hAnsi="Wingdings" w:hint="default"/>
+        <w:rFonts w:hint="default" w:ascii="Wingdings" w:hAnsi="Wingdings"/>
       </w:rPr>
     </w:lvl>
   </w:abstractNum>
@@ -1172,7 +5641,7 @@
         <w:ind w:left="783" w:hanging="360"/>
       </w:pPr>
       <w:rPr>
-        <w:rFonts w:ascii="Symbol" w:hAnsi="Symbol" w:hint="default"/>
+        <w:rFonts w:hint="default" w:ascii="Symbol" w:hAnsi="Symbol"/>
         <w:color w:val="466BA6"/>
         <w:sz w:val="24"/>
       </w:rPr>
@@ -1189,7 +5658,7 @@
         <w:ind w:left="1503" w:hanging="360"/>
       </w:pPr>
       <w:rPr>
-        <w:rFonts w:ascii="Symbol" w:hAnsi="Symbol" w:hint="default"/>
+        <w:rFonts w:hint="default" w:ascii="Symbol" w:hAnsi="Symbol"/>
         <w:color w:val="CACFD1"/>
       </w:rPr>
     </w:lvl>
@@ -1205,7 +5674,7 @@
         <w:ind w:left="2223" w:hanging="360"/>
       </w:pPr>
       <w:rPr>
-        <w:rFonts w:ascii="Wingdings" w:hAnsi="Wingdings" w:hint="default"/>
+        <w:rFonts w:hint="default" w:ascii="Wingdings" w:hAnsi="Wingdings"/>
       </w:rPr>
     </w:lvl>
     <w:lvl w:ilvl="3">
@@ -1220,7 +5689,7 @@
         <w:ind w:left="2943" w:hanging="360"/>
       </w:pPr>
       <w:rPr>
-        <w:rFonts w:ascii="Symbol" w:hAnsi="Symbol" w:hint="default"/>
+        <w:rFonts w:hint="default" w:ascii="Symbol" w:hAnsi="Symbol"/>
       </w:rPr>
     </w:lvl>
     <w:lvl w:ilvl="4">
@@ -1235,7 +5704,7 @@
         <w:ind w:left="3663" w:hanging="360"/>
       </w:pPr>
       <w:rPr>
-        <w:rFonts w:ascii="Courier New" w:hAnsi="Courier New" w:cs="Courier New" w:hint="default"/>
+        <w:rFonts w:hint="default" w:ascii="Courier New" w:hAnsi="Courier New" w:cs="Courier New"/>
       </w:rPr>
     </w:lvl>
     <w:lvl w:ilvl="5">
@@ -1250,7 +5719,7 @@
         <w:ind w:left="4383" w:hanging="360"/>
       </w:pPr>
       <w:rPr>
-        <w:rFonts w:ascii="Wingdings" w:hAnsi="Wingdings" w:hint="default"/>
+        <w:rFonts w:hint="default" w:ascii="Wingdings" w:hAnsi="Wingdings"/>
       </w:rPr>
     </w:lvl>
     <w:lvl w:ilvl="6">
@@ -1265,7 +5734,7 @@
         <w:ind w:left="5103" w:hanging="360"/>
       </w:pPr>
       <w:rPr>
-        <w:rFonts w:ascii="Symbol" w:hAnsi="Symbol" w:hint="default"/>
+        <w:rFonts w:hint="default" w:ascii="Symbol" w:hAnsi="Symbol"/>
       </w:rPr>
     </w:lvl>
     <w:lvl w:ilvl="7">
@@ -1280,7 +5749,7 @@
         <w:ind w:left="5823" w:hanging="360"/>
       </w:pPr>
       <w:rPr>
-        <w:rFonts w:ascii="Courier New" w:hAnsi="Courier New" w:cs="Courier New" w:hint="default"/>
+        <w:rFonts w:hint="default" w:ascii="Courier New" w:hAnsi="Courier New" w:cs="Courier New"/>
       </w:rPr>
     </w:lvl>
     <w:lvl w:ilvl="8">
@@ -1295,10 +5764,13 @@
         <w:ind w:left="6543" w:hanging="360"/>
       </w:pPr>
       <w:rPr>
-        <w:rFonts w:ascii="Wingdings" w:hAnsi="Wingdings" w:hint="default"/>
+        <w:rFonts w:hint="default" w:ascii="Wingdings" w:hAnsi="Wingdings"/>
       </w:rPr>
     </w:lvl>
   </w:abstractNum>
+  <w:num w:numId="24">
+    <w:abstractNumId w:val="16"/>
+  </w:num>
   <w:num w:numId="1">
     <w:abstractNumId w:val="15"/>
   </w:num>
@@ -1376,7 +5848,7 @@
   <w:docDefaults>
     <w:rPrDefault>
       <w:rPr>
-        <w:rFonts w:ascii="Galliard BT" w:eastAsia="Times New Roman" w:hAnsi="Galliard BT" w:cs="Times New Roman"/>
+        <w:rFonts w:ascii="Galliard BT" w:hAnsi="Galliard BT" w:eastAsia="Times New Roman" w:cs="Times New Roman"/>
         <w:lang w:val="en-US" w:eastAsia="en-US" w:bidi="ar-SA"/>
       </w:rPr>
     </w:rPrDefault>
@@ -1392,12 +5864,12 @@
     <w:lsdException w:name="heading 1" w:uiPriority="9" w:qFormat="1"/>
     <w:lsdException w:name="heading 2" w:uiPriority="0" w:qFormat="1"/>
     <w:lsdException w:name="heading 3" w:uiPriority="0" w:qFormat="1"/>
-    <w:lsdException w:name="heading 4" w:semiHidden="1" w:uiPriority="0" w:unhideWhenUsed="1" w:qFormat="1"/>
-    <w:lsdException w:name="heading 5" w:semiHidden="1" w:uiPriority="0" w:unhideWhenUsed="1" w:qFormat="1"/>
-    <w:lsdException w:name="heading 6" w:semiHidden="1" w:uiPriority="0" w:unhideWhenUsed="1" w:qFormat="1"/>
-    <w:lsdException w:name="heading 7" w:semiHidden="1" w:uiPriority="0" w:unhideWhenUsed="1" w:qFormat="1"/>
-    <w:lsdException w:name="heading 8" w:semiHidden="1" w:uiPriority="0" w:unhideWhenUsed="1" w:qFormat="1"/>
-    <w:lsdException w:name="heading 9" w:semiHidden="1" w:uiPriority="0" w:unhideWhenUsed="1" w:qFormat="1"/>
+    <w:lsdException w:name="heading 4" w:uiPriority="0" w:semiHidden="1" w:unhideWhenUsed="1" w:qFormat="1"/>
+    <w:lsdException w:name="heading 5" w:uiPriority="0" w:semiHidden="1" w:unhideWhenUsed="1" w:qFormat="1"/>
+    <w:lsdException w:name="heading 6" w:uiPriority="0" w:semiHidden="1" w:unhideWhenUsed="1" w:qFormat="1"/>
+    <w:lsdException w:name="heading 7" w:uiPriority="0" w:semiHidden="1" w:unhideWhenUsed="1" w:qFormat="1"/>
+    <w:lsdException w:name="heading 8" w:uiPriority="0" w:semiHidden="1" w:unhideWhenUsed="1" w:qFormat="1"/>
+    <w:lsdException w:name="heading 9" w:uiPriority="0" w:semiHidden="1" w:unhideWhenUsed="1" w:qFormat="1"/>
     <w:lsdException w:name="index 1" w:semiHidden="1" w:unhideWhenUsed="1"/>
     <w:lsdException w:name="index 2" w:semiHidden="1" w:unhideWhenUsed="1"/>
     <w:lsdException w:name="index 3" w:semiHidden="1" w:unhideWhenUsed="1"/>
@@ -1419,7 +5891,7 @@
     <w:lsdException w:name="Normal Indent" w:semiHidden="1" w:unhideWhenUsed="1"/>
     <w:lsdException w:name="footnote text" w:semiHidden="1" w:unhideWhenUsed="1"/>
     <w:lsdException w:name="annotation text" w:semiHidden="1" w:unhideWhenUsed="1"/>
-    <w:lsdException w:name="header" w:semiHidden="1" w:uiPriority="0" w:unhideWhenUsed="1"/>
+    <w:lsdException w:name="header" w:uiPriority="0" w:semiHidden="1" w:unhideWhenUsed="1"/>
     <w:lsdException w:name="footer" w:semiHidden="1" w:unhideWhenUsed="1"/>
     <w:lsdException w:name="index heading" w:semiHidden="1" w:unhideWhenUsed="1"/>
     <w:lsdException w:name="caption" w:semiHidden="1" w:unhideWhenUsed="1" w:qFormat="1"/>
@@ -1433,7 +5905,7 @@
     <w:lsdException w:name="endnote reference" w:semiHidden="1" w:unhideWhenUsed="1"/>
     <w:lsdException w:name="endnote text" w:semiHidden="1" w:unhideWhenUsed="1"/>
     <w:lsdException w:name="table of authorities" w:semiHidden="1" w:unhideWhenUsed="1"/>
-    <w:lsdException w:name="macro" w:semiHidden="1" w:uiPriority="0" w:unhideWhenUsed="1"/>
+    <w:lsdException w:name="macro" w:uiPriority="0" w:semiHidden="1" w:unhideWhenUsed="1"/>
     <w:lsdException w:name="toa heading" w:semiHidden="1" w:unhideWhenUsed="1"/>
     <w:lsdException w:name="List" w:semiHidden="1" w:unhideWhenUsed="1"/>
     <w:lsdException w:name="List Bullet" w:semiHidden="1" w:unhideWhenUsed="1"/>
@@ -1457,7 +5929,7 @@
     <w:lsdException w:name="List Continue 3" w:semiHidden="1" w:unhideWhenUsed="1"/>
     <w:lsdException w:name="List Continue 4" w:semiHidden="1" w:unhideWhenUsed="1"/>
     <w:lsdException w:name="List Continue 5" w:semiHidden="1" w:unhideWhenUsed="1"/>
-    <w:lsdException w:name="Message Header" w:semiHidden="1" w:uiPriority="0" w:unhideWhenUsed="1"/>
+    <w:lsdException w:name="Message Header" w:uiPriority="0" w:semiHidden="1" w:unhideWhenUsed="1"/>
     <w:lsdException w:name="Body Text First Indent 2" w:semiHidden="1" w:unhideWhenUsed="1"/>
     <w:lsdException w:name="Note Heading" w:semiHidden="1" w:unhideWhenUsed="1"/>
     <w:lsdException w:name="Body Text 2" w:semiHidden="1" w:unhideWhenUsed="1"/>
@@ -1470,8 +5942,8 @@
     <w:lsdException w:name="Document Map" w:semiHidden="1" w:unhideWhenUsed="1"/>
     <w:lsdException w:name="Plain Text" w:semiHidden="1" w:unhideWhenUsed="1"/>
     <w:lsdException w:name="E-mail Signature" w:semiHidden="1" w:unhideWhenUsed="1"/>
-    <w:lsdException w:name="HTML Top of Form" w:semiHidden="1" w:uiPriority="0" w:unhideWhenUsed="1"/>
-    <w:lsdException w:name="HTML Bottom of Form" w:semiHidden="1" w:uiPriority="0" w:unhideWhenUsed="1"/>
+    <w:lsdException w:name="HTML Top of Form" w:uiPriority="0" w:semiHidden="1" w:unhideWhenUsed="1"/>
+    <w:lsdException w:name="HTML Bottom of Form" w:uiPriority="0" w:semiHidden="1" w:unhideWhenUsed="1"/>
     <w:lsdException w:name="Normal (Web)" w:semiHidden="1" w:unhideWhenUsed="1"/>
     <w:lsdException w:name="HTML Acronym" w:semiHidden="1" w:unhideWhenUsed="1"/>
     <w:lsdException w:name="HTML Address" w:semiHidden="1" w:unhideWhenUsed="1"/>
@@ -1483,58 +5955,58 @@
     <w:lsdException w:name="HTML Sample" w:semiHidden="1" w:unhideWhenUsed="1"/>
     <w:lsdException w:name="HTML Typewriter" w:semiHidden="1" w:unhideWhenUsed="1"/>
     <w:lsdException w:name="HTML Variable" w:semiHidden="1" w:unhideWhenUsed="1"/>
-    <w:lsdException w:name="Normal Table" w:semiHidden="1" w:uiPriority="0" w:unhideWhenUsed="1"/>
+    <w:lsdException w:name="Normal Table" w:uiPriority="0" w:semiHidden="1" w:unhideWhenUsed="1"/>
     <w:lsdException w:name="annotation subject" w:semiHidden="1" w:unhideWhenUsed="1"/>
-    <w:lsdException w:name="No List" w:semiHidden="1" w:uiPriority="99" w:unhideWhenUsed="1"/>
-    <w:lsdException w:name="Outline List 1" w:semiHidden="1" w:uiPriority="0" w:unhideWhenUsed="1"/>
-    <w:lsdException w:name="Outline List 2" w:semiHidden="1" w:uiPriority="0" w:unhideWhenUsed="1"/>
-    <w:lsdException w:name="Outline List 3" w:semiHidden="1" w:uiPriority="0" w:unhideWhenUsed="1"/>
-    <w:lsdException w:name="Table Simple 1" w:semiHidden="1" w:uiPriority="0" w:unhideWhenUsed="1"/>
-    <w:lsdException w:name="Table Simple 2" w:semiHidden="1" w:uiPriority="0" w:unhideWhenUsed="1"/>
-    <w:lsdException w:name="Table Simple 3" w:semiHidden="1" w:uiPriority="0" w:unhideWhenUsed="1"/>
-    <w:lsdException w:name="Table Classic 1" w:semiHidden="1" w:uiPriority="0" w:unhideWhenUsed="1"/>
-    <w:lsdException w:name="Table Classic 2" w:semiHidden="1" w:uiPriority="0" w:unhideWhenUsed="1"/>
-    <w:lsdException w:name="Table Classic 3" w:semiHidden="1" w:uiPriority="0" w:unhideWhenUsed="1"/>
-    <w:lsdException w:name="Table Classic 4" w:semiHidden="1" w:uiPriority="0" w:unhideWhenUsed="1"/>
-    <w:lsdException w:name="Table Colorful 1" w:semiHidden="1" w:uiPriority="0" w:unhideWhenUsed="1"/>
-    <w:lsdException w:name="Table Colorful 2" w:semiHidden="1" w:uiPriority="0" w:unhideWhenUsed="1"/>
-    <w:lsdException w:name="Table Colorful 3" w:semiHidden="1" w:uiPriority="0" w:unhideWhenUsed="1"/>
-    <w:lsdException w:name="Table Columns 1" w:semiHidden="1" w:uiPriority="0" w:unhideWhenUsed="1"/>
-    <w:lsdException w:name="Table Columns 2" w:semiHidden="1" w:uiPriority="0" w:unhideWhenUsed="1"/>
-    <w:lsdException w:name="Table Columns 3" w:semiHidden="1" w:uiPriority="0" w:unhideWhenUsed="1"/>
-    <w:lsdException w:name="Table Columns 4" w:semiHidden="1" w:uiPriority="0" w:unhideWhenUsed="1"/>
-    <w:lsdException w:name="Table Columns 5" w:semiHidden="1" w:uiPriority="0" w:unhideWhenUsed="1"/>
-    <w:lsdException w:name="Table Grid 1" w:semiHidden="1" w:uiPriority="0" w:unhideWhenUsed="1"/>
-    <w:lsdException w:name="Table Grid 2" w:semiHidden="1" w:uiPriority="0" w:unhideWhenUsed="1"/>
-    <w:lsdException w:name="Table Grid 3" w:semiHidden="1" w:uiPriority="0" w:unhideWhenUsed="1"/>
-    <w:lsdException w:name="Table Grid 4" w:semiHidden="1" w:uiPriority="0" w:unhideWhenUsed="1"/>
-    <w:lsdException w:name="Table Grid 5" w:semiHidden="1" w:uiPriority="0" w:unhideWhenUsed="1"/>
-    <w:lsdException w:name="Table Grid 6" w:semiHidden="1" w:uiPriority="0" w:unhideWhenUsed="1"/>
-    <w:lsdException w:name="Table Grid 7" w:semiHidden="1" w:uiPriority="0" w:unhideWhenUsed="1"/>
-    <w:lsdException w:name="Table Grid 8" w:semiHidden="1" w:uiPriority="0" w:unhideWhenUsed="1"/>
-    <w:lsdException w:name="Table List 1" w:semiHidden="1" w:uiPriority="0" w:unhideWhenUsed="1"/>
-    <w:lsdException w:name="Table List 2" w:semiHidden="1" w:uiPriority="0" w:unhideWhenUsed="1"/>
-    <w:lsdException w:name="Table List 3" w:semiHidden="1" w:uiPriority="0" w:unhideWhenUsed="1"/>
-    <w:lsdException w:name="Table List 4" w:semiHidden="1" w:uiPriority="0" w:unhideWhenUsed="1"/>
-    <w:lsdException w:name="Table List 5" w:semiHidden="1" w:uiPriority="0" w:unhideWhenUsed="1"/>
-    <w:lsdException w:name="Table List 6" w:semiHidden="1" w:uiPriority="0" w:unhideWhenUsed="1"/>
-    <w:lsdException w:name="Table List 7" w:semiHidden="1" w:uiPriority="0" w:unhideWhenUsed="1"/>
-    <w:lsdException w:name="Table List 8" w:semiHidden="1" w:uiPriority="0" w:unhideWhenUsed="1"/>
-    <w:lsdException w:name="Table 3D effects 1" w:semiHidden="1" w:uiPriority="0" w:unhideWhenUsed="1"/>
-    <w:lsdException w:name="Table 3D effects 2" w:semiHidden="1" w:uiPriority="0" w:unhideWhenUsed="1"/>
-    <w:lsdException w:name="Table 3D effects 3" w:semiHidden="1" w:uiPriority="0" w:unhideWhenUsed="1"/>
-    <w:lsdException w:name="Table Contemporary" w:semiHidden="1" w:uiPriority="0" w:unhideWhenUsed="1"/>
-    <w:lsdException w:name="Table Elegant" w:semiHidden="1" w:uiPriority="0" w:unhideWhenUsed="1"/>
-    <w:lsdException w:name="Table Professional" w:semiHidden="1" w:uiPriority="0" w:unhideWhenUsed="1"/>
-    <w:lsdException w:name="Table Subtle 1" w:semiHidden="1" w:uiPriority="0" w:unhideWhenUsed="1"/>
-    <w:lsdException w:name="Table Subtle 2" w:semiHidden="1" w:uiPriority="0" w:unhideWhenUsed="1"/>
-    <w:lsdException w:name="Table Web 1" w:semiHidden="1" w:uiPriority="0" w:unhideWhenUsed="1"/>
-    <w:lsdException w:name="Table Web 2" w:semiHidden="1" w:uiPriority="0" w:unhideWhenUsed="1"/>
-    <w:lsdException w:name="Table Web 3" w:semiHidden="1" w:uiPriority="0" w:unhideWhenUsed="1"/>
-    <w:lsdException w:name="Balloon Text" w:semiHidden="1" w:uiPriority="0" w:unhideWhenUsed="1"/>
+    <w:lsdException w:name="No List" w:uiPriority="99" w:semiHidden="1" w:unhideWhenUsed="1"/>
+    <w:lsdException w:name="Outline List 1" w:uiPriority="0" w:semiHidden="1" w:unhideWhenUsed="1"/>
+    <w:lsdException w:name="Outline List 2" w:uiPriority="0" w:semiHidden="1" w:unhideWhenUsed="1"/>
+    <w:lsdException w:name="Outline List 3" w:uiPriority="0" w:semiHidden="1" w:unhideWhenUsed="1"/>
+    <w:lsdException w:name="Table Simple 1" w:uiPriority="0" w:semiHidden="1" w:unhideWhenUsed="1"/>
+    <w:lsdException w:name="Table Simple 2" w:uiPriority="0" w:semiHidden="1" w:unhideWhenUsed="1"/>
+    <w:lsdException w:name="Table Simple 3" w:uiPriority="0" w:semiHidden="1" w:unhideWhenUsed="1"/>
+    <w:lsdException w:name="Table Classic 1" w:uiPriority="0" w:semiHidden="1" w:unhideWhenUsed="1"/>
+    <w:lsdException w:name="Table Classic 2" w:uiPriority="0" w:semiHidden="1" w:unhideWhenUsed="1"/>
+    <w:lsdException w:name="Table Classic 3" w:uiPriority="0" w:semiHidden="1" w:unhideWhenUsed="1"/>
+    <w:lsdException w:name="Table Classic 4" w:uiPriority="0" w:semiHidden="1" w:unhideWhenUsed="1"/>
+    <w:lsdException w:name="Table Colorful 1" w:uiPriority="0" w:semiHidden="1" w:unhideWhenUsed="1"/>
+    <w:lsdException w:name="Table Colorful 2" w:uiPriority="0" w:semiHidden="1" w:unhideWhenUsed="1"/>
+    <w:lsdException w:name="Table Colorful 3" w:uiPriority="0" w:semiHidden="1" w:unhideWhenUsed="1"/>
+    <w:lsdException w:name="Table Columns 1" w:uiPriority="0" w:semiHidden="1" w:unhideWhenUsed="1"/>
+    <w:lsdException w:name="Table Columns 2" w:uiPriority="0" w:semiHidden="1" w:unhideWhenUsed="1"/>
+    <w:lsdException w:name="Table Columns 3" w:uiPriority="0" w:semiHidden="1" w:unhideWhenUsed="1"/>
+    <w:lsdException w:name="Table Columns 4" w:uiPriority="0" w:semiHidden="1" w:unhideWhenUsed="1"/>
+    <w:lsdException w:name="Table Columns 5" w:uiPriority="0" w:semiHidden="1" w:unhideWhenUsed="1"/>
+    <w:lsdException w:name="Table Grid 1" w:uiPriority="0" w:semiHidden="1" w:unhideWhenUsed="1"/>
+    <w:lsdException w:name="Table Grid 2" w:uiPriority="0" w:semiHidden="1" w:unhideWhenUsed="1"/>
+    <w:lsdException w:name="Table Grid 3" w:uiPriority="0" w:semiHidden="1" w:unhideWhenUsed="1"/>
+    <w:lsdException w:name="Table Grid 4" w:uiPriority="0" w:semiHidden="1" w:unhideWhenUsed="1"/>
+    <w:lsdException w:name="Table Grid 5" w:uiPriority="0" w:semiHidden="1" w:unhideWhenUsed="1"/>
+    <w:lsdException w:name="Table Grid 6" w:uiPriority="0" w:semiHidden="1" w:unhideWhenUsed="1"/>
+    <w:lsdException w:name="Table Grid 7" w:uiPriority="0" w:semiHidden="1" w:unhideWhenUsed="1"/>
+    <w:lsdException w:name="Table Grid 8" w:uiPriority="0" w:semiHidden="1" w:unhideWhenUsed="1"/>
+    <w:lsdException w:name="Table List 1" w:uiPriority="0" w:semiHidden="1" w:unhideWhenUsed="1"/>
+    <w:lsdException w:name="Table List 2" w:uiPriority="0" w:semiHidden="1" w:unhideWhenUsed="1"/>
+    <w:lsdException w:name="Table List 3" w:uiPriority="0" w:semiHidden="1" w:unhideWhenUsed="1"/>
+    <w:lsdException w:name="Table List 4" w:uiPriority="0" w:semiHidden="1" w:unhideWhenUsed="1"/>
+    <w:lsdException w:name="Table List 5" w:uiPriority="0" w:semiHidden="1" w:unhideWhenUsed="1"/>
+    <w:lsdException w:name="Table List 6" w:uiPriority="0" w:semiHidden="1" w:unhideWhenUsed="1"/>
+    <w:lsdException w:name="Table List 7" w:uiPriority="0" w:semiHidden="1" w:unhideWhenUsed="1"/>
+    <w:lsdException w:name="Table List 8" w:uiPriority="0" w:semiHidden="1" w:unhideWhenUsed="1"/>
+    <w:lsdException w:name="Table 3D effects 1" w:uiPriority="0" w:semiHidden="1" w:unhideWhenUsed="1"/>
+    <w:lsdException w:name="Table 3D effects 2" w:uiPriority="0" w:semiHidden="1" w:unhideWhenUsed="1"/>
+    <w:lsdException w:name="Table 3D effects 3" w:uiPriority="0" w:semiHidden="1" w:unhideWhenUsed="1"/>
+    <w:lsdException w:name="Table Contemporary" w:uiPriority="0" w:semiHidden="1" w:unhideWhenUsed="1"/>
+    <w:lsdException w:name="Table Elegant" w:uiPriority="0" w:semiHidden="1" w:unhideWhenUsed="1"/>
+    <w:lsdException w:name="Table Professional" w:uiPriority="0" w:semiHidden="1" w:unhideWhenUsed="1"/>
+    <w:lsdException w:name="Table Subtle 1" w:uiPriority="0" w:semiHidden="1" w:unhideWhenUsed="1"/>
+    <w:lsdException w:name="Table Subtle 2" w:uiPriority="0" w:semiHidden="1" w:unhideWhenUsed="1"/>
+    <w:lsdException w:name="Table Web 1" w:uiPriority="0" w:semiHidden="1" w:unhideWhenUsed="1"/>
+    <w:lsdException w:name="Table Web 2" w:uiPriority="0" w:semiHidden="1" w:unhideWhenUsed="1"/>
+    <w:lsdException w:name="Table Web 3" w:uiPriority="0" w:semiHidden="1" w:unhideWhenUsed="1"/>
+    <w:lsdException w:name="Balloon Text" w:uiPriority="0" w:semiHidden="1" w:unhideWhenUsed="1"/>
     <w:lsdException w:name="Table Grid" w:uiPriority="0"/>
-    <w:lsdException w:name="Table Theme" w:semiHidden="1" w:uiPriority="0" w:unhideWhenUsed="1"/>
-    <w:lsdException w:name="Placeholder Text" w:semiHidden="1" w:uiPriority="99"/>
+    <w:lsdException w:name="Table Theme" w:uiPriority="0" w:semiHidden="1" w:unhideWhenUsed="1"/>
+    <w:lsdException w:name="Placeholder Text" w:uiPriority="99" w:semiHidden="1"/>
     <w:lsdException w:name="Light Shading" w:uiPriority="60"/>
     <w:lsdException w:name="Light List" w:uiPriority="61"/>
     <w:lsdException w:name="Light Grid" w:uiPriority="62"/>
@@ -1555,7 +6027,7 @@
     <w:lsdException w:name="Medium Shading 1 Accent 1" w:uiPriority="63"/>
     <w:lsdException w:name="Medium Shading 2 Accent 1" w:uiPriority="64"/>
     <w:lsdException w:name="Medium List 1 Accent 1" w:uiPriority="65"/>
-    <w:lsdException w:name="Revision" w:semiHidden="1" w:uiPriority="99"/>
+    <w:lsdException w:name="Revision" w:uiPriority="99" w:semiHidden="1"/>
     <w:lsdException w:name="List Paragraph" w:uiPriority="34"/>
     <w:lsdException w:name="Quote" w:uiPriority="29"/>
     <w:lsdException w:name="Intense Quote" w:uiPriority="30"/>
@@ -1642,8 +6114,8 @@
     <w:lsdException w:name="Subtle Reference" w:uiPriority="31"/>
     <w:lsdException w:name="Intense Reference" w:uiPriority="32"/>
     <w:lsdException w:name="Book Title" w:uiPriority="33"/>
-    <w:lsdException w:name="Bibliography" w:semiHidden="1" w:uiPriority="37" w:unhideWhenUsed="1"/>
-    <w:lsdException w:name="TOC Heading" w:semiHidden="1" w:uiPriority="39" w:unhideWhenUsed="1" w:qFormat="1"/>
+    <w:lsdException w:name="Bibliography" w:uiPriority="37" w:semiHidden="1" w:unhideWhenUsed="1"/>
+    <w:lsdException w:name="TOC Heading" w:uiPriority="39" w:semiHidden="1" w:unhideWhenUsed="1" w:qFormat="1"/>
     <w:lsdException w:name="Plain Table 1" w:uiPriority="41"/>
     <w:lsdException w:name="Plain Table 2" w:uiPriority="42"/>
     <w:lsdException w:name="Plain Table 3" w:uiPriority="43"/>
@@ -1748,13 +6220,13 @@
     <w:lsdException w:name="List Table 5 Dark Accent 6" w:uiPriority="50"/>
     <w:lsdException w:name="List Table 6 Colorful Accent 6" w:uiPriority="51"/>
     <w:lsdException w:name="List Table 7 Colorful Accent 6" w:uiPriority="52"/>
-    <w:lsdException w:name="Mention" w:semiHidden="1" w:uiPriority="99" w:unhideWhenUsed="1"/>
-    <w:lsdException w:name="Smart Hyperlink" w:semiHidden="1" w:uiPriority="99" w:unhideWhenUsed="1"/>
-    <w:lsdException w:name="Hashtag" w:semiHidden="1" w:uiPriority="99" w:unhideWhenUsed="1"/>
-    <w:lsdException w:name="Unresolved Mention" w:semiHidden="1" w:uiPriority="99" w:unhideWhenUsed="1"/>
-    <w:lsdException w:name="Smart Link" w:semiHidden="1" w:uiPriority="99" w:unhideWhenUsed="1"/>
+    <w:lsdException w:name="Mention" w:uiPriority="99" w:semiHidden="1" w:unhideWhenUsed="1"/>
+    <w:lsdException w:name="Smart Hyperlink" w:uiPriority="99" w:semiHidden="1" w:unhideWhenUsed="1"/>
+    <w:lsdException w:name="Hashtag" w:uiPriority="99" w:semiHidden="1" w:unhideWhenUsed="1"/>
+    <w:lsdException w:name="Unresolved Mention" w:uiPriority="99" w:semiHidden="1" w:unhideWhenUsed="1"/>
+    <w:lsdException w:name="Smart Link" w:uiPriority="99" w:semiHidden="1" w:unhideWhenUsed="1"/>
   </w:latentStyles>
-  <w:style w:type="paragraph" w:default="1" w:styleId="Normal">
+  <w:style w:type="paragraph" w:styleId="Normal" w:default="1">
     <w:name w:val="Normal"/>
     <w:qFormat/>
     <w:rsid w:val="008502AF"/>
@@ -1763,7 +6235,7 @@
       <w:ind w:left="0"/>
     </w:pPr>
     <w:rPr>
-      <w:rFonts w:asciiTheme="minorHAnsi" w:eastAsia="Calibri" w:hAnsiTheme="minorHAnsi"/>
+      <w:rFonts w:eastAsia="Calibri" w:asciiTheme="minorHAnsi" w:hAnsiTheme="minorHAnsi"/>
       <w:sz w:val="22"/>
       <w:szCs w:val="22"/>
     </w:rPr>
@@ -1779,7 +6251,7 @@
     <w:pPr>
       <w:keepNext/>
       <w:pBdr>
-        <w:bottom w:val="single" w:sz="4" w:space="1" w:color="CACFD1"/>
+        <w:bottom w:val="single" w:color="CACFD1" w:sz="4" w:space="1"/>
       </w:pBdr>
       <w:spacing w:before="240" w:after="60"/>
       <w:outlineLvl w:val="0"/>
@@ -1801,7 +6273,7 @@
     <w:rsid w:val="00BD24A5"/>
     <w:pPr>
       <w:pBdr>
-        <w:bottom w:val="none" w:sz="0" w:space="0" w:color="auto"/>
+        <w:bottom w:val="none" w:color="auto" w:sz="0" w:space="0"/>
       </w:pBdr>
       <w:outlineLvl w:val="1"/>
     </w:pPr>
@@ -1827,20 +6299,20 @@
       <w:outlineLvl w:val="2"/>
     </w:pPr>
     <w:rPr>
-      <w:rFonts w:asciiTheme="majorHAnsi" w:eastAsiaTheme="minorHAnsi" w:hAnsiTheme="majorHAnsi" w:cs="Arial"/>
+      <w:rFonts w:cs="Arial" w:asciiTheme="majorHAnsi" w:hAnsiTheme="majorHAnsi" w:eastAsiaTheme="minorHAnsi"/>
       <w:b/>
       <w:bCs/>
       <w:color w:val="17365D" w:themeColor="text2" w:themeShade="BF"/>
       <w:szCs w:val="26"/>
     </w:rPr>
   </w:style>
-  <w:style w:type="character" w:default="1" w:styleId="DefaultParagraphFont">
+  <w:style w:type="character" w:styleId="DefaultParagraphFont" w:default="1">
     <w:name w:val="Default Paragraph Font"/>
     <w:uiPriority w:val="1"/>
     <w:semiHidden/>
     <w:unhideWhenUsed/>
   </w:style>
-  <w:style w:type="table" w:default="1" w:styleId="TableNormal">
+  <w:style w:type="table" w:styleId="TableNormal" w:default="1">
     <w:name w:val="Normal Table"/>
     <w:uiPriority w:val="99"/>
     <w:semiHidden/>
@@ -1855,13 +6327,13 @@
       </w:tblCellMar>
     </w:tblPr>
   </w:style>
-  <w:style w:type="numbering" w:default="1" w:styleId="NoList">
+  <w:style w:type="numbering" w:styleId="NoList" w:default="1">
     <w:name w:val="No List"/>
     <w:uiPriority w:val="99"/>
     <w:semiHidden/>
     <w:unhideWhenUsed/>
   </w:style>
-  <w:style w:type="character" w:customStyle="1" w:styleId="CodeC">
+  <w:style w:type="character" w:styleId="CodeC" w:customStyle="1">
     <w:name w:val="CodeC"/>
     <w:basedOn w:val="DefaultParagraphFont"/>
     <w:uiPriority w:val="1"/>
@@ -1870,21 +6342,21 @@
     <w:rPr>
       <w:rFonts w:ascii="Consolas" w:hAnsi="Consolas"/>
       <w:sz w:val="18"/>
-      <w:bdr w:val="none" w:sz="0" w:space="0" w:color="auto"/>
+      <w:bdr w:val="none" w:color="auto" w:sz="0" w:space="0"/>
       <w:shd w:val="clear" w:color="auto" w:fill="auto"/>
     </w:rPr>
   </w:style>
-  <w:style w:type="paragraph" w:customStyle="1" w:styleId="CodeP">
+  <w:style w:type="paragraph" w:styleId="CodeP" w:customStyle="1">
     <w:name w:val="CodeP"/>
     <w:basedOn w:val="Normal"/>
     <w:qFormat/>
     <w:rsid w:val="008502AF"/>
     <w:pPr>
       <w:pBdr>
-        <w:top w:val="single" w:sz="18" w:space="1" w:color="4F81BD" w:themeColor="accent1"/>
-        <w:left w:val="single" w:sz="18" w:space="4" w:color="4F81BD" w:themeColor="accent1"/>
-        <w:bottom w:val="single" w:sz="18" w:space="1" w:color="4F81BD" w:themeColor="accent1"/>
-        <w:right w:val="single" w:sz="18" w:space="4" w:color="4F81BD" w:themeColor="accent1"/>
+        <w:top w:val="single" w:color="4F81BD" w:themeColor="accent1" w:sz="18" w:space="1"/>
+        <w:left w:val="single" w:color="4F81BD" w:themeColor="accent1" w:sz="18" w:space="4"/>
+        <w:bottom w:val="single" w:color="4F81BD" w:themeColor="accent1" w:sz="18" w:space="1"/>
+        <w:right w:val="single" w:color="4F81BD" w:themeColor="accent1" w:sz="18" w:space="4"/>
       </w:pBdr>
       <w:shd w:val="clear" w:color="auto" w:fill="FFFFFF" w:themeFill="background1"/>
       <w:tabs>
@@ -1903,7 +6375,7 @@
       <w:contextualSpacing/>
     </w:pPr>
     <w:rPr>
-      <w:rFonts w:ascii="Consolas" w:eastAsia="Times New Roman" w:hAnsi="Consolas"/>
+      <w:rFonts w:ascii="Consolas" w:hAnsi="Consolas" w:eastAsia="Times New Roman"/>
       <w:sz w:val="18"/>
       <w:szCs w:val="20"/>
     </w:rPr>
@@ -1938,7 +6410,7 @@
       </w:tabs>
     </w:pPr>
   </w:style>
-  <w:style w:type="character" w:customStyle="1" w:styleId="Subject">
+  <w:style w:type="character" w:styleId="Subject" w:customStyle="1">
     <w:name w:val="Subject"/>
     <w:basedOn w:val="DefaultParagraphFont"/>
     <w:uiPriority w:val="1"/>
@@ -1951,7 +6423,7 @@
       <w:sz w:val="22"/>
     </w:rPr>
   </w:style>
-  <w:style w:type="character" w:customStyle="1" w:styleId="Assignment">
+  <w:style w:type="character" w:styleId="Assignment" w:customStyle="1">
     <w:name w:val="Assignment"/>
     <w:basedOn w:val="DefaultParagraphFont"/>
     <w:uiPriority w:val="1"/>
@@ -1972,12 +6444,12 @@
     <w:rsid w:val="00BD24A5"/>
     <w:tblPr>
       <w:tblBorders>
-        <w:top w:val="single" w:sz="6" w:space="0" w:color="CACFD1"/>
-        <w:left w:val="single" w:sz="6" w:space="0" w:color="CACFD1"/>
-        <w:bottom w:val="single" w:sz="6" w:space="0" w:color="CACFD1"/>
-        <w:right w:val="single" w:sz="6" w:space="0" w:color="CACFD1"/>
-        <w:insideH w:val="single" w:sz="6" w:space="0" w:color="CACFD1"/>
-        <w:insideV w:val="single" w:sz="6" w:space="0" w:color="CACFD1"/>
+        <w:top w:val="single" w:color="CACFD1" w:sz="6" w:space="0"/>
+        <w:left w:val="single" w:color="CACFD1" w:sz="6" w:space="0"/>
+        <w:bottom w:val="single" w:color="CACFD1" w:sz="6" w:space="0"/>
+        <w:right w:val="single" w:color="CACFD1" w:sz="6" w:space="0"/>
+        <w:insideH w:val="single" w:color="CACFD1" w:sz="6" w:space="0"/>
+        <w:insideV w:val="single" w:color="CACFD1" w:sz="6" w:space="0"/>
       </w:tblBorders>
     </w:tblPr>
     <w:tcPr>
@@ -2003,8 +6475,8 @@
       <w:tblPr/>
       <w:tcPr>
         <w:tcBorders>
-          <w:tl2br w:val="none" w:sz="0" w:space="0" w:color="auto"/>
-          <w:tr2bl w:val="none" w:sz="0" w:space="0" w:color="auto"/>
+          <w:tl2br w:val="none" w:color="auto" w:sz="0" w:space="0"/>
+          <w:tr2bl w:val="none" w:color="auto" w:sz="0" w:space="0"/>
         </w:tcBorders>
       </w:tcPr>
     </w:tblStylePr>
@@ -2022,8 +6494,8 @@
       <w:tblPr/>
       <w:tcPr>
         <w:tcBorders>
-          <w:tl2br w:val="none" w:sz="0" w:space="0" w:color="auto"/>
-          <w:tr2bl w:val="none" w:sz="0" w:space="0" w:color="auto"/>
+          <w:tl2br w:val="none" w:color="auto" w:sz="0" w:space="0"/>
+          <w:tr2bl w:val="none" w:color="auto" w:sz="0" w:space="0"/>
         </w:tcBorders>
       </w:tcPr>
     </w:tblStylePr>
@@ -2034,16 +6506,16 @@
     <w:rsid w:val="00BD24A5"/>
     <w:tblPr>
       <w:tblBorders>
-        <w:top w:val="single" w:sz="4" w:space="0" w:color="auto"/>
-        <w:left w:val="single" w:sz="4" w:space="0" w:color="auto"/>
-        <w:bottom w:val="single" w:sz="4" w:space="0" w:color="auto"/>
-        <w:right w:val="single" w:sz="4" w:space="0" w:color="auto"/>
-        <w:insideH w:val="single" w:sz="4" w:space="0" w:color="auto"/>
-        <w:insideV w:val="single" w:sz="4" w:space="0" w:color="auto"/>
+        <w:top w:val="single" w:color="auto" w:sz="4" w:space="0"/>
+        <w:left w:val="single" w:color="auto" w:sz="4" w:space="0"/>
+        <w:bottom w:val="single" w:color="auto" w:sz="4" w:space="0"/>
+        <w:right w:val="single" w:color="auto" w:sz="4" w:space="0"/>
+        <w:insideH w:val="single" w:color="auto" w:sz="4" w:space="0"/>
+        <w:insideV w:val="single" w:color="auto" w:sz="4" w:space="0"/>
       </w:tblBorders>
     </w:tblPr>
   </w:style>
-  <w:style w:type="character" w:customStyle="1" w:styleId="BoldandBlue">
+  <w:style w:type="character" w:styleId="BoldandBlue" w:customStyle="1">
     <w:name w:val="Bold and Blue"/>
     <w:basedOn w:val="DefaultParagraphFont"/>
     <w:uiPriority w:val="1"/>
@@ -2055,7 +6527,7 @@
       <w:u w:val="single"/>
     </w:rPr>
   </w:style>
-  <w:style w:type="numbering" w:customStyle="1" w:styleId="Standardbulletedlist">
+  <w:style w:type="numbering" w:styleId="Standardbulletedlist" w:customStyle="1">
     <w:name w:val="Standard bulleted list"/>
     <w:basedOn w:val="NoList"/>
     <w:rsid w:val="00BD24A5"/>
@@ -2065,7 +6537,7 @@
       </w:numPr>
     </w:pPr>
   </w:style>
-  <w:style w:type="numbering" w:customStyle="1" w:styleId="StandardNumbered">
+  <w:style w:type="numbering" w:styleId="StandardNumbered" w:customStyle="1">
     <w:name w:val="Standard Numbered"/>
     <w:basedOn w:val="NoList"/>
     <w:rsid w:val="00BD24A5"/>
@@ -2085,14 +6557,14 @@
       <w:u w:val="single"/>
     </w:rPr>
   </w:style>
-  <w:style w:type="character" w:customStyle="1" w:styleId="Heading1Char">
+  <w:style w:type="character" w:styleId="Heading1Char" w:customStyle="1">
     <w:name w:val="Heading 1 Char"/>
     <w:basedOn w:val="DefaultParagraphFont"/>
     <w:link w:val="Heading1"/>
     <w:uiPriority w:val="9"/>
     <w:rsid w:val="008502AF"/>
     <w:rPr>
-      <w:rFonts w:ascii="Calibri Light" w:eastAsia="Calibri" w:hAnsi="Calibri Light" w:cs="Arial"/>
+      <w:rFonts w:ascii="Calibri Light" w:hAnsi="Calibri Light" w:eastAsia="Calibri" w:cs="Arial"/>
       <w:bCs/>
       <w:color w:val="365F91" w:themeColor="accent1" w:themeShade="BF"/>
       <w:kern w:val="32"/>
@@ -2100,7 +6572,7 @@
       <w:szCs w:val="32"/>
     </w:rPr>
   </w:style>
-  <w:style w:type="paragraph" w:customStyle="1" w:styleId="NumberParagraph">
+  <w:style w:type="paragraph" w:styleId="NumberParagraph" w:customStyle="1">
     <w:name w:val="Number Paragraph"/>
     <w:basedOn w:val="Normal"/>
     <w:link w:val="NumberParagraphChar"/>
@@ -2115,7 +6587,7 @@
       <w:contextualSpacing/>
     </w:pPr>
   </w:style>
-  <w:style w:type="paragraph" w:customStyle="1" w:styleId="BulletParagraph">
+  <w:style w:type="paragraph" w:styleId="BulletParagraph" w:customStyle="1">
     <w:name w:val="Bullet Paragraph"/>
     <w:basedOn w:val="NumberParagraph"/>
     <w:link w:val="BulletParagraphChar"/>
@@ -2128,7 +6600,7 @@
       </w:numPr>
     </w:pPr>
   </w:style>
-  <w:style w:type="character" w:customStyle="1" w:styleId="NumberParagraphChar">
+  <w:style w:type="character" w:styleId="NumberParagraphChar" w:customStyle="1">
     <w:name w:val="Number Paragraph Char"/>
     <w:basedOn w:val="DefaultParagraphFont"/>
     <w:link w:val="NumberParagraph"/>
@@ -2140,7 +6612,7 @@
       <w:szCs w:val="22"/>
     </w:rPr>
   </w:style>
-  <w:style w:type="character" w:customStyle="1" w:styleId="BulletParagraphChar">
+  <w:style w:type="character" w:styleId="BulletParagraphChar" w:customStyle="1">
     <w:name w:val="Bullet Paragraph Char"/>
     <w:basedOn w:val="NumberParagraphChar"/>
     <w:link w:val="BulletParagraph"/>
@@ -2152,13 +6624,13 @@
       <w:szCs w:val="22"/>
     </w:rPr>
   </w:style>
-  <w:style w:type="character" w:customStyle="1" w:styleId="Heading3Char">
+  <w:style w:type="character" w:styleId="Heading3Char" w:customStyle="1">
     <w:name w:val="Heading 3 Char"/>
     <w:basedOn w:val="DefaultParagraphFont"/>
     <w:link w:val="Heading3"/>
     <w:rsid w:val="00ED0DA8"/>
     <w:rPr>
-      <w:rFonts w:asciiTheme="majorHAnsi" w:eastAsiaTheme="minorHAnsi" w:hAnsiTheme="majorHAnsi" w:cs="Arial"/>
+      <w:rFonts w:cs="Arial" w:asciiTheme="majorHAnsi" w:hAnsiTheme="majorHAnsi" w:eastAsiaTheme="minorHAnsi"/>
       <w:b/>
       <w:bCs/>
       <w:color w:val="17365D" w:themeColor="text2" w:themeShade="BF"/>
@@ -2166,7 +6638,7 @@
       <w:szCs w:val="26"/>
     </w:rPr>
   </w:style>
-  <w:style w:type="table" w:customStyle="1" w:styleId="TableDefault">
+  <w:style w:type="table" w:styleId="TableDefault" w:customStyle="1">
     <w:name w:val="Table Default"/>
     <w:basedOn w:val="TableNormal"/>
     <w:uiPriority w:val="64"/>
@@ -2182,8 +6654,8 @@
       <w:tblStyleRowBandSize w:val="1"/>
       <w:tblStyleColBandSize w:val="1"/>
       <w:tblBorders>
-        <w:top w:val="single" w:sz="18" w:space="0" w:color="auto"/>
-        <w:bottom w:val="single" w:sz="18" w:space="0" w:color="auto"/>
+        <w:top w:val="single" w:color="auto" w:sz="18" w:space="0"/>
+        <w:bottom w:val="single" w:color="auto" w:sz="18" w:space="0"/>
       </w:tblBorders>
     </w:tblPr>
     <w:tblStylePr w:type="firstRow">
@@ -2198,9 +6670,9 @@
       <w:tblPr/>
       <w:tcPr>
         <w:tcBorders>
-          <w:top w:val="single" w:sz="18" w:space="0" w:color="auto"/>
+          <w:top w:val="single" w:color="auto" w:sz="18" w:space="0"/>
           <w:left w:val="nil"/>
-          <w:bottom w:val="single" w:sz="18" w:space="0" w:color="auto"/>
+          <w:bottom w:val="single" w:color="auto" w:sz="18" w:space="0"/>
           <w:right w:val="nil"/>
           <w:insideH w:val="nil"/>
           <w:insideV w:val="nil"/>
@@ -2218,9 +6690,9 @@
       <w:tblPr/>
       <w:tcPr>
         <w:tcBorders>
-          <w:top w:val="double" w:sz="6" w:space="0" w:color="auto"/>
+          <w:top w:val="double" w:color="auto" w:sz="6" w:space="0"/>
           <w:left w:val="nil"/>
-          <w:bottom w:val="single" w:sz="18" w:space="0" w:color="auto"/>
+          <w:bottom w:val="single" w:color="auto" w:sz="18" w:space="0"/>
           <w:right w:val="nil"/>
           <w:insideH w:val="nil"/>
           <w:insideV w:val="nil"/>
@@ -2239,7 +6711,7 @@
         <w:tcBorders>
           <w:top w:val="nil"/>
           <w:left w:val="nil"/>
-          <w:bottom w:val="single" w:sz="18" w:space="0" w:color="auto"/>
+          <w:bottom w:val="single" w:color="auto" w:sz="18" w:space="0"/>
           <w:right w:val="nil"/>
           <w:insideH w:val="nil"/>
           <w:insideV w:val="nil"/>
@@ -2286,9 +6758,9 @@
       <w:tblPr/>
       <w:tcPr>
         <w:tcBorders>
-          <w:top w:val="single" w:sz="18" w:space="0" w:color="auto"/>
+          <w:top w:val="single" w:color="auto" w:sz="18" w:space="0"/>
           <w:left w:val="nil"/>
-          <w:bottom w:val="single" w:sz="18" w:space="0" w:color="auto"/>
+          <w:bottom w:val="single" w:color="auto" w:sz="18" w:space="0"/>
           <w:right w:val="nil"/>
           <w:insideH w:val="nil"/>
           <w:insideV w:val="nil"/>
@@ -2302,9 +6774,9 @@
       <w:tblPr/>
       <w:tcPr>
         <w:tcBorders>
-          <w:top w:val="single" w:sz="18" w:space="0" w:color="auto"/>
+          <w:top w:val="single" w:color="auto" w:sz="18" w:space="0"/>
           <w:left w:val="nil"/>
-          <w:bottom w:val="single" w:sz="18" w:space="0" w:color="auto"/>
+          <w:bottom w:val="single" w:color="auto" w:sz="18" w:space="0"/>
           <w:right w:val="nil"/>
           <w:insideH w:val="nil"/>
           <w:insideV w:val="nil"/>
@@ -2326,18 +6798,18 @@
       <w:szCs w:val="16"/>
     </w:rPr>
   </w:style>
-  <w:style w:type="character" w:customStyle="1" w:styleId="BalloonTextChar">
+  <w:style w:type="character" w:styleId="BalloonTextChar" w:customStyle="1">
     <w:name w:val="Balloon Text Char"/>
     <w:basedOn w:val="DefaultParagraphFont"/>
     <w:link w:val="BalloonText"/>
     <w:rsid w:val="00BD24A5"/>
     <w:rPr>
-      <w:rFonts w:ascii="Tahoma" w:eastAsia="Calibri" w:hAnsi="Tahoma" w:cs="Tahoma"/>
+      <w:rFonts w:ascii="Tahoma" w:hAnsi="Tahoma" w:eastAsia="Calibri" w:cs="Tahoma"/>
       <w:sz w:val="16"/>
       <w:szCs w:val="16"/>
     </w:rPr>
   </w:style>
-  <w:style w:type="paragraph" w:customStyle="1" w:styleId="HeaderTitle">
+  <w:style w:type="paragraph" w:styleId="HeaderTitle" w:customStyle="1">
     <w:name w:val="Header Title"/>
     <w:basedOn w:val="Header"/>
     <w:qFormat/>
@@ -2355,7 +6827,7 @@
       <w:sz w:val="36"/>
     </w:rPr>
   </w:style>
-  <w:style w:type="table" w:customStyle="1" w:styleId="Rubric">
+  <w:style w:type="table" w:styleId="Rubric" w:customStyle="1">
     <w:name w:val="Rubric"/>
     <w:basedOn w:val="TableNormal"/>
     <w:uiPriority w:val="99"/>
@@ -2366,19 +6838,19 @@
     </w:pPr>
     <w:tblPr>
       <w:tblBorders>
-        <w:top w:val="dotted" w:sz="4" w:space="0" w:color="BFBFBF" w:themeColor="background1" w:themeShade="BF"/>
-        <w:left w:val="dotted" w:sz="4" w:space="0" w:color="BFBFBF" w:themeColor="background1" w:themeShade="BF"/>
-        <w:bottom w:val="dotted" w:sz="4" w:space="0" w:color="BFBFBF" w:themeColor="background1" w:themeShade="BF"/>
-        <w:right w:val="dotted" w:sz="4" w:space="0" w:color="BFBFBF" w:themeColor="background1" w:themeShade="BF"/>
-        <w:insideH w:val="dotted" w:sz="4" w:space="0" w:color="BFBFBF" w:themeColor="background1" w:themeShade="BF"/>
-        <w:insideV w:val="dotted" w:sz="4" w:space="0" w:color="BFBFBF" w:themeColor="background1" w:themeShade="BF"/>
+        <w:top w:val="dotted" w:color="BFBFBF" w:themeColor="background1" w:themeShade="BF" w:sz="4" w:space="0"/>
+        <w:left w:val="dotted" w:color="BFBFBF" w:themeColor="background1" w:themeShade="BF" w:sz="4" w:space="0"/>
+        <w:bottom w:val="dotted" w:color="BFBFBF" w:themeColor="background1" w:themeShade="BF" w:sz="4" w:space="0"/>
+        <w:right w:val="dotted" w:color="BFBFBF" w:themeColor="background1" w:themeShade="BF" w:sz="4" w:space="0"/>
+        <w:insideH w:val="dotted" w:color="BFBFBF" w:themeColor="background1" w:themeShade="BF" w:sz="4" w:space="0"/>
+        <w:insideV w:val="dotted" w:color="BFBFBF" w:themeColor="background1" w:themeShade="BF" w:sz="4" w:space="0"/>
       </w:tblBorders>
     </w:tblPr>
     <w:tblStylePr w:type="firstRow">
       <w:pPr>
         <w:wordWrap/>
         <w:spacing w:beforeLines="0" w:beforeAutospacing="0" w:afterLines="0" w:afterAutospacing="0" w:line="240" w:lineRule="auto"/>
-        <w:ind w:leftChars="0" w:left="0" w:rightChars="0" w:right="0" w:firstLineChars="0" w:firstLine="0"/>
+        <w:ind w:left="0" w:leftChars="0" w:right="0" w:rightChars="0" w:firstLine="0" w:firstLineChars="0"/>
         <w:jc w:val="left"/>
         <w:outlineLvl w:val="9"/>
       </w:pPr>
@@ -2390,7 +6862,7 @@
       <w:tblPr/>
       <w:tcPr>
         <w:tcBorders>
-          <w:top w:val="single" w:sz="12" w:space="0" w:color="000000" w:themeColor="text1"/>
+          <w:top w:val="single" w:color="000000" w:themeColor="text1" w:sz="12" w:space="0"/>
         </w:tcBorders>
         <w:shd w:val="clear" w:color="auto" w:fill="365F91" w:themeFill="accent1" w:themeFillShade="BF"/>
       </w:tcPr>
@@ -2399,7 +6871,7 @@
       <w:pPr>
         <w:wordWrap/>
         <w:spacing w:beforeLines="0" w:beforeAutospacing="0" w:afterLines="0" w:afterAutospacing="0" w:line="240" w:lineRule="auto"/>
-        <w:ind w:leftChars="0" w:left="0" w:rightChars="0" w:right="0" w:firstLineChars="0" w:firstLine="0"/>
+        <w:ind w:left="0" w:leftChars="0" w:right="0" w:rightChars="0" w:firstLine="0" w:firstLineChars="0"/>
         <w:jc w:val="left"/>
         <w:outlineLvl w:val="9"/>
       </w:pPr>
@@ -2435,18 +6907,18 @@
       <w:szCs w:val="18"/>
     </w:rPr>
   </w:style>
-  <w:style w:type="character" w:customStyle="1" w:styleId="HeaderChar">
+  <w:style w:type="character" w:styleId="HeaderChar" w:customStyle="1">
     <w:name w:val="Header Char"/>
     <w:basedOn w:val="DefaultParagraphFont"/>
     <w:link w:val="Header"/>
     <w:rsid w:val="008502AF"/>
     <w:rPr>
-      <w:rFonts w:asciiTheme="minorHAnsi" w:eastAsia="Calibri" w:hAnsiTheme="minorHAnsi"/>
+      <w:rFonts w:eastAsia="Calibri" w:asciiTheme="minorHAnsi" w:hAnsiTheme="minorHAnsi"/>
       <w:sz w:val="16"/>
       <w:szCs w:val="22"/>
     </w:rPr>
   </w:style>
-  <w:style w:type="paragraph" w:customStyle="1" w:styleId="Logo">
+  <w:style w:type="paragraph" w:styleId="Logo" w:customStyle="1">
     <w:name w:val="Logo"/>
     <w:basedOn w:val="Header"/>
     <w:rsid w:val="00883AD3"/>
@@ -2471,12 +6943,12 @@
       <w:tblStyleRowBandSize w:val="1"/>
       <w:tblStyleColBandSize w:val="1"/>
       <w:tblBorders>
-        <w:top w:val="single" w:sz="4" w:space="0" w:color="999999" w:themeColor="text1" w:themeTint="66"/>
-        <w:left w:val="single" w:sz="4" w:space="0" w:color="999999" w:themeColor="text1" w:themeTint="66"/>
-        <w:bottom w:val="single" w:sz="4" w:space="0" w:color="999999" w:themeColor="text1" w:themeTint="66"/>
-        <w:right w:val="single" w:sz="4" w:space="0" w:color="999999" w:themeColor="text1" w:themeTint="66"/>
-        <w:insideH w:val="single" w:sz="4" w:space="0" w:color="999999" w:themeColor="text1" w:themeTint="66"/>
-        <w:insideV w:val="single" w:sz="4" w:space="0" w:color="999999" w:themeColor="text1" w:themeTint="66"/>
+        <w:top w:val="single" w:color="999999" w:themeColor="text1" w:themeTint="66" w:sz="4" w:space="0"/>
+        <w:left w:val="single" w:color="999999" w:themeColor="text1" w:themeTint="66" w:sz="4" w:space="0"/>
+        <w:bottom w:val="single" w:color="999999" w:themeColor="text1" w:themeTint="66" w:sz="4" w:space="0"/>
+        <w:right w:val="single" w:color="999999" w:themeColor="text1" w:themeTint="66" w:sz="4" w:space="0"/>
+        <w:insideH w:val="single" w:color="999999" w:themeColor="text1" w:themeTint="66" w:sz="4" w:space="0"/>
+        <w:insideV w:val="single" w:color="999999" w:themeColor="text1" w:themeTint="66" w:sz="4" w:space="0"/>
       </w:tblBorders>
     </w:tblPr>
     <w:tblStylePr w:type="firstRow">
@@ -2487,7 +6959,7 @@
       <w:tblPr/>
       <w:tcPr>
         <w:tcBorders>
-          <w:bottom w:val="single" w:sz="12" w:space="0" w:color="666666" w:themeColor="text1" w:themeTint="99"/>
+          <w:bottom w:val="single" w:color="666666" w:themeColor="text1" w:themeTint="99" w:sz="12" w:space="0"/>
         </w:tcBorders>
       </w:tcPr>
     </w:tblStylePr>
@@ -2499,7 +6971,7 @@
       <w:tblPr/>
       <w:tcPr>
         <w:tcBorders>
-          <w:top w:val="double" w:sz="2" w:space="0" w:color="666666" w:themeColor="text1" w:themeTint="99"/>
+          <w:top w:val="double" w:color="666666" w:themeColor="text1" w:themeTint="99" w:sz="2" w:space="0"/>
         </w:tcBorders>
       </w:tcPr>
     </w:tblStylePr>
@@ -2537,7 +7009,7 @@
       <w:tblPr/>
       <w:tcPr>
         <w:tcBorders>
-          <w:bottom w:val="single" w:sz="4" w:space="0" w:color="7F7F7F" w:themeColor="text1" w:themeTint="80"/>
+          <w:bottom w:val="single" w:color="7F7F7F" w:themeColor="text1" w:themeTint="80" w:sz="4" w:space="0"/>
         </w:tcBorders>
       </w:tcPr>
     </w:tblStylePr>
@@ -2563,7 +7035,7 @@
       <w:tblPr/>
       <w:tcPr>
         <w:tcBorders>
-          <w:right w:val="single" w:sz="4" w:space="0" w:color="7F7F7F" w:themeColor="text1" w:themeTint="80"/>
+          <w:right w:val="single" w:color="7F7F7F" w:themeColor="text1" w:themeTint="80" w:sz="4" w:space="0"/>
         </w:tcBorders>
       </w:tcPr>
     </w:tblStylePr>
@@ -2626,7 +7098,7 @@
     </w:tblPr>
     <w:tblStylePr w:type="firstRow">
       <w:rPr>
-        <w:rFonts w:asciiTheme="majorHAnsi" w:eastAsiaTheme="majorEastAsia" w:hAnsiTheme="majorHAnsi" w:cstheme="majorBidi"/>
+        <w:rFonts w:asciiTheme="majorHAnsi" w:hAnsiTheme="majorHAnsi" w:eastAsiaTheme="majorEastAsia" w:cstheme="majorBidi"/>
         <w:i/>
         <w:iCs/>
         <w:sz w:val="26"/>
@@ -2634,14 +7106,14 @@
       <w:tblPr/>
       <w:tcPr>
         <w:tcBorders>
-          <w:bottom w:val="single" w:sz="4" w:space="0" w:color="000000" w:themeColor="text1"/>
+          <w:bottom w:val="single" w:color="000000" w:themeColor="text1" w:sz="4" w:space="0"/>
         </w:tcBorders>
         <w:shd w:val="clear" w:color="auto" w:fill="FFFFFF" w:themeFill="background1"/>
       </w:tcPr>
     </w:tblStylePr>
     <w:tblStylePr w:type="lastRow">
       <w:rPr>
-        <w:rFonts w:asciiTheme="majorHAnsi" w:eastAsiaTheme="majorEastAsia" w:hAnsiTheme="majorHAnsi" w:cstheme="majorBidi"/>
+        <w:rFonts w:asciiTheme="majorHAnsi" w:hAnsiTheme="majorHAnsi" w:eastAsiaTheme="majorEastAsia" w:cstheme="majorBidi"/>
         <w:i/>
         <w:iCs/>
         <w:sz w:val="26"/>
@@ -2649,7 +7121,7 @@
       <w:tblPr/>
       <w:tcPr>
         <w:tcBorders>
-          <w:top w:val="single" w:sz="4" w:space="0" w:color="000000" w:themeColor="text1"/>
+          <w:top w:val="single" w:color="000000" w:themeColor="text1" w:sz="4" w:space="0"/>
         </w:tcBorders>
         <w:shd w:val="clear" w:color="auto" w:fill="FFFFFF" w:themeFill="background1"/>
       </w:tcPr>
@@ -2659,7 +7131,7 @@
         <w:jc w:val="right"/>
       </w:pPr>
       <w:rPr>
-        <w:rFonts w:asciiTheme="majorHAnsi" w:eastAsiaTheme="majorEastAsia" w:hAnsiTheme="majorHAnsi" w:cstheme="majorBidi"/>
+        <w:rFonts w:asciiTheme="majorHAnsi" w:hAnsiTheme="majorHAnsi" w:eastAsiaTheme="majorEastAsia" w:cstheme="majorBidi"/>
         <w:i/>
         <w:iCs/>
         <w:sz w:val="26"/>
@@ -2667,14 +7139,14 @@
       <w:tblPr/>
       <w:tcPr>
         <w:tcBorders>
-          <w:right w:val="single" w:sz="4" w:space="0" w:color="000000" w:themeColor="text1"/>
+          <w:right w:val="single" w:color="000000" w:themeColor="text1" w:sz="4" w:space="0"/>
         </w:tcBorders>
         <w:shd w:val="clear" w:color="auto" w:fill="FFFFFF" w:themeFill="background1"/>
       </w:tcPr>
     </w:tblStylePr>
     <w:tblStylePr w:type="lastCol">
       <w:rPr>
-        <w:rFonts w:asciiTheme="majorHAnsi" w:eastAsiaTheme="majorEastAsia" w:hAnsiTheme="majorHAnsi" w:cstheme="majorBidi"/>
+        <w:rFonts w:asciiTheme="majorHAnsi" w:hAnsiTheme="majorHAnsi" w:eastAsiaTheme="majorEastAsia" w:cstheme="majorBidi"/>
         <w:i/>
         <w:iCs/>
         <w:sz w:val="26"/>
@@ -2682,7 +7154,7 @@
       <w:tblPr/>
       <w:tcPr>
         <w:tcBorders>
-          <w:left w:val="single" w:sz="4" w:space="0" w:color="000000" w:themeColor="text1"/>
+          <w:left w:val="single" w:color="000000" w:themeColor="text1" w:sz="4" w:space="0"/>
         </w:tcBorders>
         <w:shd w:val="clear" w:color="auto" w:fill="FFFFFF" w:themeFill="background1"/>
       </w:tcPr>
@@ -2732,7 +7204,7 @@
       </w:tcPr>
     </w:tblStylePr>
   </w:style>
-  <w:style w:type="paragraph" w:customStyle="1" w:styleId="Erased">
+  <w:style w:type="paragraph" w:styleId="Erased" w:customStyle="1">
     <w:name w:val="Erased"/>
     <w:basedOn w:val="CodeP"/>
     <w:qFormat/>
